--- a/Manuel d'instruction.docx
+++ b/Manuel d'instruction.docx
@@ -1,15 +1,16 @@
 
 <file path=word/document.xml><?xml version="1.0" encoding="utf-8"?>
-<w:document xmlns:wpc="http://schemas.microsoft.com/office/word/2010/wordprocessingCanvas" xmlns:cx="http://schemas.microsoft.com/office/drawing/2014/chartex" xmlns:cx1="http://schemas.microsoft.com/office/drawing/2015/9/8/chartex" xmlns:cx2="http://schemas.microsoft.com/office/drawing/2015/10/21/chartex" xmlns:cx3="http://schemas.microsoft.com/office/drawing/2016/5/9/chartex" xmlns:cx4="http://schemas.microsoft.com/office/drawing/2016/5/10/chartex" xmlns:cx5="http://schemas.microsoft.com/office/drawing/2016/5/11/chartex" xmlns:cx6="http://schemas.microsoft.com/office/drawing/2016/5/12/chartex" xmlns:cx7="http://schemas.microsoft.com/office/drawing/2016/5/13/chartex" xmlns:cx8="http://schemas.microsoft.com/office/drawing/2016/5/14/chartex" xmlns:mc="http://schemas.openxmlformats.org/markup-compatibility/2006" xmlns:aink="http://schemas.microsoft.com/office/drawing/2016/ink" xmlns:am3d="http://schemas.microsoft.com/office/drawing/2017/model3d" xmlns:o="urn:schemas-microsoft-com:office:office" xmlns:oel="http://schemas.microsoft.com/office/2019/extlst" xmlns:r="http://schemas.openxmlformats.org/officeDocument/2006/relationships" xmlns:m="http://schemas.openxmlformats.org/officeDocument/2006/math" xmlns:v="urn:schemas-microsoft-com:vml" xmlns:wp14="http://schemas.microsoft.com/office/word/2010/wordprocessingDrawing" xmlns:wp="http://schemas.openxmlformats.org/drawingml/2006/wordprocessingDrawing" xmlns:w10="urn:schemas-microsoft-com:office:word" xmlns:w="http://schemas.openxmlformats.org/wordprocessingml/2006/main" xmlns:w14="http://schemas.microsoft.com/office/word/2010/wordml" xmlns:w15="http://schemas.microsoft.com/office/word/2012/wordml" xmlns:w16cex="http://schemas.microsoft.com/office/word/2018/wordml/cex" xmlns:w16cid="http://schemas.microsoft.com/office/word/2016/wordml/cid" xmlns:w16="http://schemas.microsoft.com/office/word/2018/wordml" xmlns:w16sdtdh="http://schemas.microsoft.com/office/word/2020/wordml/sdtdatahash" xmlns:w16se="http://schemas.microsoft.com/office/word/2015/wordml/symex" xmlns:wpg="http://schemas.microsoft.com/office/word/2010/wordprocessingGroup" xmlns:wpi="http://schemas.microsoft.com/office/word/2010/wordprocessingInk" xmlns:wne="http://schemas.microsoft.com/office/word/2006/wordml" xmlns:wps="http://schemas.microsoft.com/office/word/2010/wordprocessingShape" mc:Ignorable="w14 w15 w16se w16cid w16 w16cex w16sdtdh wp14">
+<w:document xmlns:o="urn:schemas-microsoft-com:office:office" xmlns:r="http://schemas.openxmlformats.org/officeDocument/2006/relationships" xmlns:v="urn:schemas-microsoft-com:vml" xmlns:w="http://schemas.openxmlformats.org/wordprocessingml/2006/main" xmlns:w10="urn:schemas-microsoft-com:office:word" xmlns:wp="http://schemas.openxmlformats.org/drawingml/2006/wordprocessingDrawing" xmlns:wps="http://schemas.microsoft.com/office/word/2010/wordprocessingShape" xmlns:wpg="http://schemas.microsoft.com/office/word/2010/wordprocessingGroup" xmlns:mc="http://schemas.openxmlformats.org/markup-compatibility/2006" xmlns:wp14="http://schemas.microsoft.com/office/word/2010/wordprocessingDrawing" xmlns:w14="http://schemas.microsoft.com/office/word/2010/wordml" xmlns:w15="http://schemas.microsoft.com/office/word/2012/wordml" mc:Ignorable="w14 wp14 w15">
   <w:body>
     <w:p>
       <w:pPr>
+        <w:pStyle w:val="Normal"/>
         <w:jc w:val="center"/>
         <w:rPr>
-          <w:rFonts w:ascii="Segoe UI" w:eastAsia="Noto Sans CJK SC" w:hAnsi="Segoe UI" w:cs="Segoe UI"/>
+          <w:rFonts w:ascii="Segoe UI" w:hAnsi="Segoe UI" w:eastAsia="Noto Sans CJK SC" w:cs="Segoe UI"/>
           <w:b/>
           <w:outline/>
-          <w:color w:val="0369A3" w:themeColor="accent2"/>
+          <w:color w:themeColor="accent2" w:val="0369A3"/>
           <w:sz w:val="48"/>
           <w:szCs w:val="48"/>
           <w14:shadow w14:blurRad="0" w14:dist="38100" w14:dir="2700000" w14:sx="100000" w14:sy="100000" w14:kx="0" w14:ky="0" w14:algn="tl">
@@ -31,10 +32,10 @@
       </w:pPr>
       <w:r>
         <w:rPr>
-          <w:rFonts w:ascii="Segoe UI" w:hAnsi="Segoe UI" w:cs="Segoe UI"/>
+          <w:rFonts w:cs="Segoe UI" w:ascii="Segoe UI" w:hAnsi="Segoe UI"/>
           <w:b/>
           <w:outline/>
-          <w:color w:val="0369A3" w:themeColor="accent2"/>
+          <w:color w:themeColor="accent2" w:val="0369A3"/>
           <w:sz w:val="48"/>
           <w:szCs w:val="48"/>
           <w:lang w:val="fr-CA" w:eastAsia="en-US" w:bidi="ar-SA"/>
@@ -59,12 +60,13 @@
     </w:p>
     <w:p>
       <w:pPr>
+        <w:pStyle w:val="Normal"/>
         <w:jc w:val="center"/>
         <w:rPr>
           <w:rFonts w:ascii="Segoe UI" w:hAnsi="Segoe UI" w:cs="Segoe UI"/>
           <w:b/>
           <w:outline/>
-          <w:color w:val="0369A3" w:themeColor="accent2"/>
+          <w:color w:themeColor="accent2" w:val="0369A3"/>
           <w:sz w:val="40"/>
           <w:szCs w:val="40"/>
           <w14:shadow w14:blurRad="0" w14:dist="38100" w14:dir="2700000" w14:sx="100000" w14:sy="100000" w14:kx="0" w14:ky="0" w14:algn="tl">
@@ -86,10 +88,10 @@
       </w:pPr>
       <w:r>
         <w:rPr>
-          <w:rFonts w:ascii="Segoe UI" w:hAnsi="Segoe UI" w:cs="Segoe UI"/>
+          <w:rFonts w:cs="Segoe UI" w:ascii="Segoe UI" w:hAnsi="Segoe UI"/>
           <w:b/>
           <w:outline/>
-          <w:color w:val="0369A3" w:themeColor="accent2"/>
+          <w:color w:themeColor="accent2" w:val="0369A3"/>
           <w:sz w:val="40"/>
           <w:szCs w:val="40"/>
           <w:lang w:val="fr-CA" w:eastAsia="en-US" w:bidi="ar-SA"/>
@@ -114,7 +116,7 @@
     </w:p>
     <w:p>
       <w:pPr>
-        <w:pStyle w:val="Corpsdetexte"/>
+        <w:pStyle w:val="BodyText"/>
         <w:jc w:val="center"/>
         <w:rPr>
           <w:rFonts w:ascii="Segoe UI" w:hAnsi="Segoe UI"/>
@@ -131,25 +133,36 @@
     </w:p>
     <w:p>
       <w:pPr>
-        <w:pStyle w:val="Corpsdetexte"/>
+        <w:pStyle w:val="BodyText"/>
         <w:jc w:val="center"/>
         <w:rPr>
           <w:rFonts w:ascii="Segoe UI" w:hAnsi="Segoe UI"/>
         </w:rPr>
       </w:pPr>
-    </w:p>
-    <w:p>
-      <w:pPr>
-        <w:pStyle w:val="Corpsdetexte"/>
+      <w:r>
+        <w:rPr>
+          <w:rFonts w:ascii="Segoe UI" w:hAnsi="Segoe UI"/>
+        </w:rPr>
+      </w:r>
+    </w:p>
+    <w:p>
+      <w:pPr>
+        <w:pStyle w:val="BodyText"/>
         <w:jc w:val="center"/>
         <w:rPr>
           <w:rFonts w:ascii="Segoe UI" w:hAnsi="Segoe UI"/>
         </w:rPr>
       </w:pPr>
-    </w:p>
-    <w:p>
-      <w:pPr>
-        <w:pStyle w:val="Corpsdetexte"/>
+      <w:r>
+        <w:rPr>
+          <w:rFonts w:ascii="Segoe UI" w:hAnsi="Segoe UI"/>
+        </w:rPr>
+      </w:r>
+    </w:p>
+    <w:p>
+      <w:pPr>
+        <w:pStyle w:val="BodyText"/>
+        <w:rPr/>
       </w:pPr>
       <w:r>
         <w:rPr>
@@ -167,7 +180,7 @@
       </w:r>
       <w:r>
         <w:rPr>
-          <w:rStyle w:val="Hyperlien"/>
+          <w:rStyle w:val="Hyperlink"/>
           <w:rFonts w:ascii="Segoe UI" w:hAnsi="Segoe UI"/>
         </w:rPr>
         <w:t>https://github.com/PixelLibre/trains-de-collection</w:t>
@@ -175,35 +188,46 @@
     </w:p>
     <w:p>
       <w:pPr>
-        <w:pStyle w:val="Corpsdetexte"/>
-        <w:rPr>
-          <w:rStyle w:val="Hyperlien"/>
-        </w:rPr>
-      </w:pPr>
-      <w:r>
-        <w:rPr>
-          <w:rStyle w:val="Hyperlien"/>
+        <w:pStyle w:val="BodyText"/>
+        <w:rPr>
+          <w:rStyle w:val="Hyperlink"/>
+        </w:rPr>
+      </w:pPr>
+      <w:r>
+        <w:rPr>
+          <w:rStyle w:val="Hyperlink"/>
           <w:rFonts w:ascii="Segoe UI" w:hAnsi="Segoe UI"/>
           <w:b/>
           <w:bCs/>
           <w:color w:val="auto"/>
           <w:u w:val="none"/>
         </w:rPr>
-        <w:t xml:space="preserve">    Site</w:t>
-      </w:r>
-      <w:r>
-        <w:rPr>
-          <w:rStyle w:val="Hyperlien"/>
-          <w:rFonts w:ascii="Segoe UI" w:hAnsi="Segoe UI"/>
+        <w:t xml:space="preserve">    </w:t>
+      </w:r>
+      <w:r>
+        <w:rPr>
+          <w:rStyle w:val="Hyperlink"/>
+          <w:rFonts w:ascii="Segoe UI" w:hAnsi="Segoe UI"/>
+          <w:b/>
+          <w:bCs/>
           <w:color w:val="auto"/>
           <w:u w:val="none"/>
         </w:rPr>
+        <w:t>Site</w:t>
+      </w:r>
+      <w:r>
+        <w:rPr>
+          <w:rStyle w:val="Hyperlink"/>
+          <w:rFonts w:ascii="Segoe UI" w:hAnsi="Segoe UI"/>
+          <w:color w:val="auto"/>
+          <w:u w:val="none"/>
+        </w:rPr>
         <w:t xml:space="preserve"> : </w:t>
       </w:r>
-      <w:hyperlink r:id="rId5" w:history="1">
+      <w:hyperlink r:id="rId2">
         <w:r>
           <w:rPr>
-            <w:rStyle w:val="Hyperlien"/>
+            <w:rStyle w:val="Hyperlink"/>
             <w:rFonts w:ascii="Segoe UI" w:hAnsi="Segoe UI"/>
           </w:rPr>
           <w:t>https://pixellibre.github.io/trains-de-collection/</w:t>
@@ -212,42 +236,40 @@
     </w:p>
     <w:p>
       <w:pPr>
-        <w:pStyle w:val="Corpsdetexte"/>
-        <w:rPr>
-          <w:rFonts w:ascii="Segoe UI" w:hAnsi="Segoe UI"/>
-        </w:rPr>
-      </w:pPr>
+        <w:pStyle w:val="BodyText"/>
+        <w:rPr>
+          <w:rFonts w:ascii="Segoe UI" w:hAnsi="Segoe UI"/>
+        </w:rPr>
+      </w:pPr>
+      <w:r>
+        <w:rPr>
+          <w:rFonts w:ascii="Segoe UI" w:hAnsi="Segoe UI"/>
+        </w:rPr>
+      </w:r>
     </w:p>
     <w:sdt>
       <w:sdtPr>
-        <w:rPr>
-          <w:rFonts w:ascii="Liberation Serif" w:eastAsia="Noto Serif CJK SC" w:hAnsi="Liberation Serif"/>
-          <w:b w:val="0"/>
-          <w:bCs w:val="0"/>
-          <w:sz w:val="24"/>
-          <w:szCs w:val="24"/>
-        </w:rPr>
-        <w:id w:val="-462579026"/>
         <w:docPartObj>
           <w:docPartGallery w:val="Table of Contents"/>
-          <w:docPartUnique/>
+          <w:docPartUnique w:val="true"/>
         </w:docPartObj>
       </w:sdtPr>
       <w:sdtContent>
         <w:p>
           <w:pPr>
-            <w:pStyle w:val="En-ttedetabledesmatires"/>
+            <w:pStyle w:val="TOCHeading"/>
+            <w:rPr/>
           </w:pPr>
           <w:r>
+            <w:rPr/>
             <w:t>Table des matières</w:t>
           </w:r>
         </w:p>
         <w:p>
           <w:pPr>
-            <w:pStyle w:val="TM2"/>
+            <w:pStyle w:val="TOC2"/>
             <w:rPr>
-              <w:rFonts w:ascii="Segoe UI" w:eastAsiaTheme="minorEastAsia" w:hAnsi="Segoe UI" w:cs="Segoe UI"/>
-              <w:noProof/>
+              <w:rFonts w:ascii="Segoe UI" w:hAnsi="Segoe UI" w:eastAsia="DejaVu Sans" w:cs="Segoe UI" w:eastAsiaTheme="minorEastAsia"/>
               <w:sz w:val="22"/>
               <w:szCs w:val="22"/>
               <w:lang w:val="fr-CA" w:eastAsia="fr-CA" w:bidi="ar-SA"/>
@@ -260,71 +282,54 @@
           <w:r>
             <w:rPr>
               <w:rStyle w:val="Sautdindex"/>
-              <w:rFonts w:ascii="Segoe UI" w:hAnsi="Segoe UI"/>
+              <w:rFonts w:cs="Segoe UI" w:ascii="Segoe UI" w:hAnsi="Segoe UI"/>
             </w:rPr>
             <w:instrText xml:space="preserve"> TOC \f \o "1-9" \h</w:instrText>
           </w:r>
           <w:r>
             <w:rPr>
               <w:rStyle w:val="Sautdindex"/>
-              <w:rFonts w:ascii="Segoe UI" w:hAnsi="Segoe UI"/>
+              <w:rFonts w:cs="Segoe UI" w:ascii="Segoe UI" w:hAnsi="Segoe UI"/>
             </w:rPr>
             <w:fldChar w:fldCharType="separate"/>
           </w:r>
-          <w:hyperlink w:anchor="_Toc186193862" w:history="1">
+          <w:hyperlink w:anchor="_Toc186193862">
             <w:r>
               <w:rPr>
-                <w:rStyle w:val="Hyperlien"/>
-                <w:rFonts w:ascii="Segoe UI" w:hAnsi="Segoe UI" w:cs="Segoe UI"/>
-                <w:noProof/>
+                <w:rStyle w:val="Sautdindex"/>
+                <w:rFonts w:cs="Segoe UI" w:ascii="Segoe UI" w:hAnsi="Segoe UI"/>
               </w:rPr>
               <w:t>Travail en local</w:t>
             </w:r>
             <w:r>
               <w:rPr>
-                <w:rFonts w:ascii="Segoe UI" w:hAnsi="Segoe UI" w:cs="Segoe UI"/>
-                <w:noProof/>
-              </w:rPr>
-              <w:tab/>
-            </w:r>
-            <w:r>
-              <w:rPr>
-                <w:rFonts w:ascii="Segoe UI" w:hAnsi="Segoe UI" w:cs="Segoe UI"/>
-                <w:noProof/>
+                <w:webHidden/>
               </w:rPr>
               <w:fldChar w:fldCharType="begin"/>
             </w:r>
             <w:r>
               <w:rPr>
-                <w:rFonts w:ascii="Segoe UI" w:hAnsi="Segoe UI" w:cs="Segoe UI"/>
-                <w:noProof/>
-              </w:rPr>
-              <w:instrText xml:space="preserve"> PAGEREF _Toc186193862 \h </w:instrText>
+                <w:webHidden/>
+              </w:rPr>
+              <w:instrText xml:space="preserve">PAGEREF _Toc186193862 \h</w:instrText>
             </w:r>
             <w:r>
               <w:rPr>
-                <w:rFonts w:ascii="Segoe UI" w:hAnsi="Segoe UI" w:cs="Segoe UI"/>
-                <w:noProof/>
-              </w:rPr>
-            </w:r>
-            <w:r>
-              <w:rPr>
-                <w:rFonts w:ascii="Segoe UI" w:hAnsi="Segoe UI" w:cs="Segoe UI"/>
-                <w:noProof/>
+                <w:webHidden/>
               </w:rPr>
               <w:fldChar w:fldCharType="separate"/>
             </w:r>
             <w:r>
               <w:rPr>
-                <w:rFonts w:ascii="Segoe UI" w:hAnsi="Segoe UI" w:cs="Segoe UI"/>
-                <w:noProof/>
-              </w:rPr>
+                <w:rStyle w:val="Sautdindex"/>
+                <w:rFonts w:cs="Segoe UI" w:ascii="Segoe UI" w:hAnsi="Segoe UI"/>
+              </w:rPr>
+              <w:tab/>
               <w:t>2</w:t>
             </w:r>
             <w:r>
               <w:rPr>
-                <w:rFonts w:ascii="Segoe UI" w:hAnsi="Segoe UI" w:cs="Segoe UI"/>
-                <w:noProof/>
+                <w:webHidden/>
               </w:rPr>
               <w:fldChar w:fldCharType="end"/>
             </w:r>
@@ -332,70 +337,46 @@
         </w:p>
         <w:p>
           <w:pPr>
-            <w:pStyle w:val="TM2"/>
+            <w:pStyle w:val="TOC2"/>
             <w:rPr>
-              <w:rFonts w:ascii="Segoe UI" w:eastAsiaTheme="minorEastAsia" w:hAnsi="Segoe UI" w:cs="Segoe UI"/>
-              <w:noProof/>
+              <w:rFonts w:ascii="Segoe UI" w:hAnsi="Segoe UI" w:eastAsia="DejaVu Sans" w:cs="Segoe UI" w:eastAsiaTheme="minorEastAsia"/>
               <w:sz w:val="22"/>
               <w:szCs w:val="22"/>
               <w:lang w:val="fr-CA" w:eastAsia="fr-CA" w:bidi="ar-SA"/>
               <w14:ligatures w14:val="standardContextual"/>
             </w:rPr>
           </w:pPr>
-          <w:hyperlink w:anchor="_Toc186193863" w:history="1">
+          <w:hyperlink w:anchor="_Toc186193863">
             <w:r>
               <w:rPr>
-                <w:rStyle w:val="Hyperlien"/>
-                <w:rFonts w:ascii="Segoe UI" w:hAnsi="Segoe UI" w:cs="Segoe UI"/>
-                <w:noProof/>
-              </w:rPr>
-              <w:t>Préparer la MEP</w:t>
-            </w:r>
-            <w:r>
-              <w:rPr>
-                <w:rFonts w:ascii="Segoe UI" w:hAnsi="Segoe UI" w:cs="Segoe UI"/>
-                <w:noProof/>
-              </w:rPr>
-              <w:tab/>
-            </w:r>
-            <w:r>
-              <w:rPr>
-                <w:rFonts w:ascii="Segoe UI" w:hAnsi="Segoe UI" w:cs="Segoe UI"/>
-                <w:noProof/>
+                <w:webHidden/>
               </w:rPr>
               <w:fldChar w:fldCharType="begin"/>
             </w:r>
             <w:r>
               <w:rPr>
-                <w:rFonts w:ascii="Segoe UI" w:hAnsi="Segoe UI" w:cs="Segoe UI"/>
-                <w:noProof/>
-              </w:rPr>
-              <w:instrText xml:space="preserve"> PAGEREF _Toc186193863 \h </w:instrText>
+                <w:webHidden/>
+              </w:rPr>
+              <w:instrText xml:space="preserve">PAGEREF _Toc186193863 \h</w:instrText>
             </w:r>
             <w:r>
               <w:rPr>
-                <w:rFonts w:ascii="Segoe UI" w:hAnsi="Segoe UI" w:cs="Segoe UI"/>
-                <w:noProof/>
-              </w:rPr>
-            </w:r>
-            <w:r>
-              <w:rPr>
-                <w:rFonts w:ascii="Segoe UI" w:hAnsi="Segoe UI" w:cs="Segoe UI"/>
-                <w:noProof/>
+                <w:webHidden/>
               </w:rPr>
               <w:fldChar w:fldCharType="separate"/>
             </w:r>
             <w:r>
               <w:rPr>
-                <w:rFonts w:ascii="Segoe UI" w:hAnsi="Segoe UI" w:cs="Segoe UI"/>
-                <w:noProof/>
-              </w:rPr>
+                <w:rStyle w:val="Sautdindex"/>
+                <w:rFonts w:cs="Segoe UI" w:ascii="Segoe UI" w:hAnsi="Segoe UI"/>
+              </w:rPr>
+              <w:t>Préparer la MEP</w:t>
+              <w:tab/>
               <w:t>3</w:t>
             </w:r>
             <w:r>
               <w:rPr>
-                <w:rFonts w:ascii="Segoe UI" w:hAnsi="Segoe UI" w:cs="Segoe UI"/>
-                <w:noProof/>
+                <w:webHidden/>
               </w:rPr>
               <w:fldChar w:fldCharType="end"/>
             </w:r>
@@ -403,70 +384,46 @@
         </w:p>
         <w:p>
           <w:pPr>
-            <w:pStyle w:val="TM2"/>
+            <w:pStyle w:val="TOC2"/>
             <w:rPr>
-              <w:rFonts w:ascii="Segoe UI" w:eastAsiaTheme="minorEastAsia" w:hAnsi="Segoe UI" w:cs="Segoe UI"/>
-              <w:noProof/>
+              <w:rFonts w:ascii="Segoe UI" w:hAnsi="Segoe UI" w:eastAsia="DejaVu Sans" w:cs="Segoe UI" w:eastAsiaTheme="minorEastAsia"/>
               <w:sz w:val="22"/>
               <w:szCs w:val="22"/>
               <w:lang w:val="fr-CA" w:eastAsia="fr-CA" w:bidi="ar-SA"/>
               <w14:ligatures w14:val="standardContextual"/>
             </w:rPr>
           </w:pPr>
-          <w:hyperlink w:anchor="_Toc186193864" w:history="1">
+          <w:hyperlink w:anchor="_Toc186193864">
             <w:r>
               <w:rPr>
-                <w:rStyle w:val="Hyperlien"/>
-                <w:rFonts w:ascii="Segoe UI" w:hAnsi="Segoe UI" w:cs="Segoe UI"/>
-                <w:noProof/>
-              </w:rPr>
-              <w:t>Déploiement</w:t>
-            </w:r>
-            <w:r>
-              <w:rPr>
-                <w:rFonts w:ascii="Segoe UI" w:hAnsi="Segoe UI" w:cs="Segoe UI"/>
-                <w:noProof/>
-              </w:rPr>
-              <w:tab/>
-            </w:r>
-            <w:r>
-              <w:rPr>
-                <w:rFonts w:ascii="Segoe UI" w:hAnsi="Segoe UI" w:cs="Segoe UI"/>
-                <w:noProof/>
+                <w:webHidden/>
               </w:rPr>
               <w:fldChar w:fldCharType="begin"/>
             </w:r>
             <w:r>
               <w:rPr>
-                <w:rFonts w:ascii="Segoe UI" w:hAnsi="Segoe UI" w:cs="Segoe UI"/>
-                <w:noProof/>
-              </w:rPr>
-              <w:instrText xml:space="preserve"> PAGEREF _Toc186193864 \h </w:instrText>
+                <w:webHidden/>
+              </w:rPr>
+              <w:instrText xml:space="preserve">PAGEREF _Toc186193864 \h</w:instrText>
             </w:r>
             <w:r>
               <w:rPr>
-                <w:rFonts w:ascii="Segoe UI" w:hAnsi="Segoe UI" w:cs="Segoe UI"/>
-                <w:noProof/>
-              </w:rPr>
-            </w:r>
-            <w:r>
-              <w:rPr>
-                <w:rFonts w:ascii="Segoe UI" w:hAnsi="Segoe UI" w:cs="Segoe UI"/>
-                <w:noProof/>
+                <w:webHidden/>
               </w:rPr>
               <w:fldChar w:fldCharType="separate"/>
             </w:r>
             <w:r>
               <w:rPr>
-                <w:rFonts w:ascii="Segoe UI" w:hAnsi="Segoe UI" w:cs="Segoe UI"/>
-                <w:noProof/>
-              </w:rPr>
+                <w:rStyle w:val="Sautdindex"/>
+                <w:rFonts w:cs="Segoe UI" w:ascii="Segoe UI" w:hAnsi="Segoe UI"/>
+              </w:rPr>
+              <w:t>Déploiement</w:t>
+              <w:tab/>
               <w:t>4</w:t>
             </w:r>
             <w:r>
               <w:rPr>
-                <w:rFonts w:ascii="Segoe UI" w:hAnsi="Segoe UI" w:cs="Segoe UI"/>
-                <w:noProof/>
+                <w:webHidden/>
               </w:rPr>
               <w:fldChar w:fldCharType="end"/>
             </w:r>
@@ -474,70 +431,46 @@
         </w:p>
         <w:p>
           <w:pPr>
-            <w:pStyle w:val="TM2"/>
+            <w:pStyle w:val="TOC2"/>
             <w:rPr>
-              <w:rFonts w:ascii="Segoe UI" w:eastAsiaTheme="minorEastAsia" w:hAnsi="Segoe UI" w:cs="Segoe UI"/>
-              <w:noProof/>
+              <w:rFonts w:ascii="Segoe UI" w:hAnsi="Segoe UI" w:eastAsia="DejaVu Sans" w:cs="Segoe UI" w:eastAsiaTheme="minorEastAsia"/>
               <w:sz w:val="22"/>
               <w:szCs w:val="22"/>
               <w:lang w:val="fr-CA" w:eastAsia="fr-CA" w:bidi="ar-SA"/>
               <w14:ligatures w14:val="standardContextual"/>
             </w:rPr>
           </w:pPr>
-          <w:hyperlink w:anchor="_Toc186193865" w:history="1">
+          <w:hyperlink w:anchor="_Toc186193865">
             <w:r>
               <w:rPr>
-                <w:rStyle w:val="Hyperlien"/>
-                <w:rFonts w:ascii="Segoe UI" w:hAnsi="Segoe UI" w:cs="Segoe UI"/>
-                <w:noProof/>
-              </w:rPr>
-              <w:t>Retirer un train sans MEP</w:t>
-            </w:r>
-            <w:r>
-              <w:rPr>
-                <w:rFonts w:ascii="Segoe UI" w:hAnsi="Segoe UI" w:cs="Segoe UI"/>
-                <w:noProof/>
-              </w:rPr>
-              <w:tab/>
-            </w:r>
-            <w:r>
-              <w:rPr>
-                <w:rFonts w:ascii="Segoe UI" w:hAnsi="Segoe UI" w:cs="Segoe UI"/>
-                <w:noProof/>
+                <w:webHidden/>
               </w:rPr>
               <w:fldChar w:fldCharType="begin"/>
             </w:r>
             <w:r>
               <w:rPr>
-                <w:rFonts w:ascii="Segoe UI" w:hAnsi="Segoe UI" w:cs="Segoe UI"/>
-                <w:noProof/>
-              </w:rPr>
-              <w:instrText xml:space="preserve"> PAGEREF _Toc186193865 \h </w:instrText>
+                <w:webHidden/>
+              </w:rPr>
+              <w:instrText xml:space="preserve">PAGEREF _Toc186193865 \h</w:instrText>
             </w:r>
             <w:r>
               <w:rPr>
-                <w:rFonts w:ascii="Segoe UI" w:hAnsi="Segoe UI" w:cs="Segoe UI"/>
-                <w:noProof/>
-              </w:rPr>
-            </w:r>
-            <w:r>
-              <w:rPr>
-                <w:rFonts w:ascii="Segoe UI" w:hAnsi="Segoe UI" w:cs="Segoe UI"/>
-                <w:noProof/>
+                <w:webHidden/>
               </w:rPr>
               <w:fldChar w:fldCharType="separate"/>
             </w:r>
             <w:r>
               <w:rPr>
-                <w:rFonts w:ascii="Segoe UI" w:hAnsi="Segoe UI" w:cs="Segoe UI"/>
-                <w:noProof/>
-              </w:rPr>
+                <w:rStyle w:val="Sautdindex"/>
+                <w:rFonts w:cs="Segoe UI" w:ascii="Segoe UI" w:hAnsi="Segoe UI"/>
+              </w:rPr>
+              <w:t>Retirer un train sans MEP</w:t>
+              <w:tab/>
               <w:t>5</w:t>
             </w:r>
             <w:r>
               <w:rPr>
-                <w:rFonts w:ascii="Segoe UI" w:hAnsi="Segoe UI" w:cs="Segoe UI"/>
-                <w:noProof/>
+                <w:webHidden/>
               </w:rPr>
               <w:fldChar w:fldCharType="end"/>
             </w:r>
@@ -545,70 +478,46 @@
         </w:p>
         <w:p>
           <w:pPr>
-            <w:pStyle w:val="TM2"/>
+            <w:pStyle w:val="TOC2"/>
             <w:rPr>
-              <w:rFonts w:ascii="Segoe UI" w:eastAsiaTheme="minorEastAsia" w:hAnsi="Segoe UI" w:cs="Segoe UI"/>
-              <w:noProof/>
+              <w:rFonts w:ascii="Segoe UI" w:hAnsi="Segoe UI" w:eastAsia="DejaVu Sans" w:cs="Segoe UI" w:eastAsiaTheme="minorEastAsia"/>
               <w:sz w:val="22"/>
               <w:szCs w:val="22"/>
               <w:lang w:val="fr-CA" w:eastAsia="fr-CA" w:bidi="ar-SA"/>
               <w14:ligatures w14:val="standardContextual"/>
             </w:rPr>
           </w:pPr>
-          <w:hyperlink w:anchor="_Toc186193866" w:history="1">
+          <w:hyperlink w:anchor="_Toc186193866">
             <w:r>
               <w:rPr>
-                <w:rStyle w:val="Hyperlien"/>
-                <w:rFonts w:ascii="Segoe UI" w:hAnsi="Segoe UI" w:cs="Segoe UI"/>
-                <w:noProof/>
-              </w:rPr>
-              <w:t>Réduire les images</w:t>
-            </w:r>
-            <w:r>
-              <w:rPr>
-                <w:rFonts w:ascii="Segoe UI" w:hAnsi="Segoe UI" w:cs="Segoe UI"/>
-                <w:noProof/>
-              </w:rPr>
-              <w:tab/>
-            </w:r>
-            <w:r>
-              <w:rPr>
-                <w:rFonts w:ascii="Segoe UI" w:hAnsi="Segoe UI" w:cs="Segoe UI"/>
-                <w:noProof/>
+                <w:webHidden/>
               </w:rPr>
               <w:fldChar w:fldCharType="begin"/>
             </w:r>
             <w:r>
               <w:rPr>
-                <w:rFonts w:ascii="Segoe UI" w:hAnsi="Segoe UI" w:cs="Segoe UI"/>
-                <w:noProof/>
-              </w:rPr>
-              <w:instrText xml:space="preserve"> PAGEREF _Toc186193866 \h </w:instrText>
+                <w:webHidden/>
+              </w:rPr>
+              <w:instrText xml:space="preserve">PAGEREF _Toc186193866 \h</w:instrText>
             </w:r>
             <w:r>
               <w:rPr>
-                <w:rFonts w:ascii="Segoe UI" w:hAnsi="Segoe UI" w:cs="Segoe UI"/>
-                <w:noProof/>
-              </w:rPr>
-            </w:r>
-            <w:r>
-              <w:rPr>
-                <w:rFonts w:ascii="Segoe UI" w:hAnsi="Segoe UI" w:cs="Segoe UI"/>
-                <w:noProof/>
+                <w:webHidden/>
               </w:rPr>
               <w:fldChar w:fldCharType="separate"/>
             </w:r>
             <w:r>
               <w:rPr>
-                <w:rFonts w:ascii="Segoe UI" w:hAnsi="Segoe UI" w:cs="Segoe UI"/>
-                <w:noProof/>
-              </w:rPr>
+                <w:rStyle w:val="Sautdindex"/>
+                <w:rFonts w:cs="Segoe UI" w:ascii="Segoe UI" w:hAnsi="Segoe UI"/>
+              </w:rPr>
+              <w:t>Réduire les images</w:t>
+              <w:tab/>
               <w:t>7</w:t>
             </w:r>
             <w:r>
               <w:rPr>
-                <w:rFonts w:ascii="Segoe UI" w:hAnsi="Segoe UI" w:cs="Segoe UI"/>
-                <w:noProof/>
+                <w:webHidden/>
               </w:rPr>
               <w:fldChar w:fldCharType="end"/>
             </w:r>
@@ -616,70 +525,46 @@
         </w:p>
         <w:p>
           <w:pPr>
-            <w:pStyle w:val="TM2"/>
+            <w:pStyle w:val="TOC2"/>
             <w:rPr>
-              <w:rFonts w:ascii="Segoe UI" w:eastAsiaTheme="minorEastAsia" w:hAnsi="Segoe UI" w:cs="Segoe UI"/>
-              <w:noProof/>
+              <w:rFonts w:ascii="Segoe UI" w:hAnsi="Segoe UI" w:eastAsia="DejaVu Sans" w:cs="Segoe UI" w:eastAsiaTheme="minorEastAsia"/>
               <w:sz w:val="22"/>
               <w:szCs w:val="22"/>
               <w:lang w:val="fr-CA" w:eastAsia="fr-CA" w:bidi="ar-SA"/>
               <w14:ligatures w14:val="standardContextual"/>
             </w:rPr>
           </w:pPr>
-          <w:hyperlink w:anchor="_Toc186193867" w:history="1">
+          <w:hyperlink w:anchor="_Toc186193867">
             <w:r>
               <w:rPr>
-                <w:rStyle w:val="Hyperlien"/>
-                <w:rFonts w:ascii="Segoe UI" w:hAnsi="Segoe UI" w:cs="Segoe UI"/>
-                <w:noProof/>
-              </w:rPr>
-              <w:t>Référence web</w:t>
-            </w:r>
-            <w:r>
-              <w:rPr>
-                <w:rFonts w:ascii="Segoe UI" w:hAnsi="Segoe UI" w:cs="Segoe UI"/>
-                <w:noProof/>
-              </w:rPr>
-              <w:tab/>
-            </w:r>
-            <w:r>
-              <w:rPr>
-                <w:rFonts w:ascii="Segoe UI" w:hAnsi="Segoe UI" w:cs="Segoe UI"/>
-                <w:noProof/>
+                <w:webHidden/>
               </w:rPr>
               <w:fldChar w:fldCharType="begin"/>
             </w:r>
             <w:r>
               <w:rPr>
-                <w:rFonts w:ascii="Segoe UI" w:hAnsi="Segoe UI" w:cs="Segoe UI"/>
-                <w:noProof/>
-              </w:rPr>
-              <w:instrText xml:space="preserve"> PAGEREF _Toc186193867 \h </w:instrText>
+                <w:webHidden/>
+              </w:rPr>
+              <w:instrText xml:space="preserve">PAGEREF _Toc186193867 \h</w:instrText>
             </w:r>
             <w:r>
               <w:rPr>
-                <w:rFonts w:ascii="Segoe UI" w:hAnsi="Segoe UI" w:cs="Segoe UI"/>
-                <w:noProof/>
-              </w:rPr>
-            </w:r>
-            <w:r>
-              <w:rPr>
-                <w:rFonts w:ascii="Segoe UI" w:hAnsi="Segoe UI" w:cs="Segoe UI"/>
-                <w:noProof/>
+                <w:webHidden/>
               </w:rPr>
               <w:fldChar w:fldCharType="separate"/>
             </w:r>
             <w:r>
               <w:rPr>
-                <w:rFonts w:ascii="Segoe UI" w:hAnsi="Segoe UI" w:cs="Segoe UI"/>
-                <w:noProof/>
-              </w:rPr>
+                <w:rStyle w:val="Sautdindex"/>
+                <w:rFonts w:cs="Segoe UI" w:ascii="Segoe UI" w:hAnsi="Segoe UI"/>
+              </w:rPr>
+              <w:t>Référence web</w:t>
+              <w:tab/>
               <w:t>8</w:t>
             </w:r>
             <w:r>
               <w:rPr>
-                <w:rFonts w:ascii="Segoe UI" w:hAnsi="Segoe UI" w:cs="Segoe UI"/>
-                <w:noProof/>
+                <w:webHidden/>
               </w:rPr>
               <w:fldChar w:fldCharType="end"/>
             </w:r>
@@ -687,17 +572,18 @@
         </w:p>
         <w:p>
           <w:pPr>
-            <w:pStyle w:val="TM2"/>
+            <w:pStyle w:val="TOC2"/>
             <w:tabs>
               <w:tab w:val="clear" w:pos="9355"/>
-              <w:tab w:val="right" w:leader="dot" w:pos="9637"/>
+              <w:tab w:val="right" w:pos="9637" w:leader="dot"/>
             </w:tabs>
+            <w:rPr/>
           </w:pPr>
           <w:r>
-            <w:rPr>
-              <w:rStyle w:val="Sautdindex"/>
-              <w:rFonts w:ascii="Segoe UI" w:hAnsi="Segoe UI"/>
-            </w:rPr>
+            <w:rPr/>
+          </w:r>
+          <w:r>
+            <w:rPr/>
             <w:fldChar w:fldCharType="end"/>
           </w:r>
         </w:p>
@@ -705,7 +591,7 @@
     </w:sdt>
     <w:p>
       <w:pPr>
-        <w:pStyle w:val="Titreindex"/>
+        <w:pStyle w:val="IndexHeading"/>
         <w:rPr>
           <w:rFonts w:ascii="Segoe UI" w:hAnsi="Segoe UI"/>
           <w:sz w:val="28"/>
@@ -723,7 +609,7 @@
     </w:p>
     <w:p>
       <w:pPr>
-        <w:pStyle w:val="Corpsdetexte"/>
+        <w:pStyle w:val="BodyText"/>
         <w:rPr>
           <w:rFonts w:ascii="Segoe UI" w:hAnsi="Segoe UI"/>
         </w:rPr>
@@ -740,8 +626,12 @@
     </w:p>
     <w:p>
       <w:pPr>
-        <w:pStyle w:val="Titre2"/>
-        <w:spacing w:before="0"/>
+        <w:pStyle w:val="Heading2"/>
+        <w:numPr>
+          <w:ilvl w:val="1"/>
+          <w:numId w:val="1"/>
+        </w:numPr>
+        <w:spacing w:before="0" w:after="120"/>
         <w:rPr>
           <w:rFonts w:ascii="Segoe UI" w:hAnsi="Segoe UI"/>
         </w:rPr>
@@ -752,14 +642,13 @@
           <w:rFonts w:ascii="Segoe UI" w:hAnsi="Segoe UI"/>
           <w:color w:val="1F23D1"/>
         </w:rPr>
-        <w:lastRenderedPageBreak/>
         <w:t>Travail en local</w:t>
       </w:r>
       <w:bookmarkEnd w:id="0"/>
     </w:p>
     <w:p>
       <w:pPr>
-        <w:pStyle w:val="Corpsdetexte"/>
+        <w:pStyle w:val="BodyText"/>
         <w:rPr>
           <w:rFonts w:ascii="Segoe UI" w:hAnsi="Segoe UI"/>
         </w:rPr>
@@ -773,11 +662,12 @@
     </w:p>
     <w:p>
       <w:pPr>
-        <w:pStyle w:val="Corpsdetexte"/>
+        <w:pStyle w:val="BodyText"/>
         <w:numPr>
           <w:ilvl w:val="0"/>
           <w:numId w:val="4"/>
         </w:numPr>
+        <w:rPr/>
       </w:pPr>
       <w:r>
         <w:rPr>
@@ -785,10 +675,10 @@
         </w:rPr>
         <w:t>Aller dans le dépôt (</w:t>
       </w:r>
-      <w:hyperlink r:id="rId6">
+      <w:hyperlink r:id="rId3">
         <w:r>
           <w:rPr>
-            <w:rStyle w:val="Hyperlien"/>
+            <w:rStyle w:val="Hyperlink"/>
             <w:rFonts w:ascii="Segoe UI" w:hAnsi="Segoe UI"/>
           </w:rPr>
           <w:t>https://github.com/PixelLibre/trains-de-collection</w:t>
@@ -803,7 +693,7 @@
     </w:p>
     <w:p>
       <w:pPr>
-        <w:pStyle w:val="Corpsdetexte"/>
+        <w:pStyle w:val="BodyText"/>
         <w:numPr>
           <w:ilvl w:val="0"/>
           <w:numId w:val="4"/>
@@ -813,11 +703,8 @@
         </w:rPr>
       </w:pPr>
       <w:r>
-        <w:rPr>
-          <w:noProof/>
-        </w:rPr>
         <w:drawing>
-          <wp:anchor distT="0" distB="0" distL="0" distR="0" simplePos="0" relativeHeight="5" behindDoc="0" locked="0" layoutInCell="0" allowOverlap="1" wp14:anchorId="3AB7D658" wp14:editId="39A6B6A6">
+          <wp:anchor behindDoc="0" distT="0" distB="0" distL="0" distR="0" simplePos="0" locked="0" layoutInCell="0" allowOverlap="1" relativeHeight="7">
             <wp:simplePos x="0" y="0"/>
             <wp:positionH relativeFrom="column">
               <wp:align>center</wp:align>
@@ -828,7 +715,7 @@
             <wp:extent cx="6120130" cy="2660650"/>
             <wp:effectExtent l="0" t="0" r="0" b="0"/>
             <wp:wrapSquare wrapText="largest"/>
-            <wp:docPr id="1" name="Image4"/>
+            <wp:docPr id="1" name="Image4" descr="" title=""/>
             <wp:cNvGraphicFramePr>
               <a:graphicFrameLocks xmlns:a="http://schemas.openxmlformats.org/drawingml/2006/main" noChangeAspect="1"/>
             </wp:cNvGraphicFramePr>
@@ -836,13 +723,13 @@
               <a:graphicData uri="http://schemas.openxmlformats.org/drawingml/2006/picture">
                 <pic:pic xmlns:pic="http://schemas.openxmlformats.org/drawingml/2006/picture">
                   <pic:nvPicPr>
-                    <pic:cNvPr id="1" name="Image4"/>
+                    <pic:cNvPr id="1" name="Image4" descr="" title=""/>
                     <pic:cNvPicPr>
                       <a:picLocks noChangeAspect="1" noChangeArrowheads="1"/>
                     </pic:cNvPicPr>
                   </pic:nvPicPr>
                   <pic:blipFill>
-                    <a:blip r:embed="rId7"/>
+                    <a:blip r:embed="rId4"/>
                     <a:srcRect l="-104" t="-239" r="-104" b="-239"/>
                     <a:stretch>
                       <a:fillRect/>
@@ -877,43 +764,51 @@
     </w:p>
     <w:p>
       <w:pPr>
-        <w:pStyle w:val="Corpsdetexte"/>
-        <w:ind w:left="720"/>
-        <w:rPr>
-          <w:rFonts w:ascii="Segoe UI" w:hAnsi="Segoe UI"/>
-        </w:rPr>
-      </w:pPr>
+        <w:pStyle w:val="BodyText"/>
+        <w:ind w:start="720"/>
+        <w:rPr>
+          <w:rFonts w:ascii="Segoe UI" w:hAnsi="Segoe UI"/>
+        </w:rPr>
+      </w:pPr>
+      <w:r>
+        <w:rPr>
+          <w:rFonts w:ascii="Segoe UI" w:hAnsi="Segoe UI"/>
+        </w:rPr>
+      </w:r>
     </w:p>
     <w:tbl>
       <w:tblPr>
         <w:tblW w:w="5000" w:type="pct"/>
+        <w:jc w:val="start"/>
         <w:tblInd w:w="-23" w:type="dxa"/>
         <w:tblLayout w:type="fixed"/>
         <w:tblCellMar>
           <w:top w:w="55" w:type="dxa"/>
-          <w:left w:w="55" w:type="dxa"/>
+          <w:start w:w="55" w:type="dxa"/>
           <w:bottom w:w="55" w:type="dxa"/>
-          <w:right w:w="55" w:type="dxa"/>
+          <w:end w:w="55" w:type="dxa"/>
         </w:tblCellMar>
-        <w:tblLook w:val="04A0" w:firstRow="1" w:lastRow="0" w:firstColumn="1" w:lastColumn="0" w:noHBand="0" w:noVBand="1"/>
+        <w:tblLook w:val="04a0" w:noHBand="0" w:noVBand="1" w:firstColumn="1" w:lastRow="0" w:lastColumn="0" w:firstRow="1"/>
       </w:tblPr>
       <w:tblGrid>
-        <w:gridCol w:w="448"/>
-        <w:gridCol w:w="9140"/>
+        <w:gridCol w:w="450"/>
+        <w:gridCol w:w="9187"/>
       </w:tblGrid>
       <w:tr>
+        <w:trPr/>
         <w:tc>
           <w:tcPr>
             <w:tcW w:w="450" w:type="dxa"/>
             <w:tcBorders>
               <w:top w:val="thinThickLargeGap" w:sz="2" w:space="0" w:color="BB0B0B"/>
-              <w:left w:val="thinThickLargeGap" w:sz="2" w:space="0" w:color="BB0B0B"/>
+              <w:start w:val="thinThickLargeGap" w:sz="2" w:space="0" w:color="BB0B0B"/>
               <w:bottom w:val="thinThickLargeGap" w:sz="2" w:space="0" w:color="BB0B0B"/>
             </w:tcBorders>
           </w:tcPr>
           <w:p>
             <w:pPr>
-              <w:pStyle w:val="Corpsdetexte"/>
+              <w:pStyle w:val="BodyText"/>
+              <w:spacing w:before="0" w:after="140"/>
               <w:rPr>
                 <w:rFonts w:ascii="Segoe UI" w:hAnsi="Segoe UI"/>
               </w:rPr>
@@ -932,12 +827,13 @@
             <w:tcBorders>
               <w:top w:val="thinThickLargeGap" w:sz="2" w:space="0" w:color="BB0B0B"/>
               <w:bottom w:val="thinThickLargeGap" w:sz="2" w:space="0" w:color="BB0B0B"/>
-              <w:right w:val="thinThickLargeGap" w:sz="2" w:space="0" w:color="BB0B0B"/>
+              <w:end w:val="thinThickLargeGap" w:sz="2" w:space="0" w:color="BB0B0B"/>
             </w:tcBorders>
           </w:tcPr>
           <w:p>
             <w:pPr>
-              <w:pStyle w:val="Corpsdetexte"/>
+              <w:pStyle w:val="BodyText"/>
+              <w:spacing w:before="0" w:after="140"/>
               <w:rPr>
                 <w:rFonts w:ascii="Segoe UI" w:hAnsi="Segoe UI"/>
               </w:rPr>
@@ -952,10 +848,18 @@
         </w:tc>
       </w:tr>
     </w:tbl>
-    <w:p/>
-    <w:p>
-      <w:pPr>
-        <w:pStyle w:val="Corpsdetexte"/>
+    <w:p>
+      <w:pPr>
+        <w:pStyle w:val="Normal"/>
+        <w:rPr/>
+      </w:pPr>
+      <w:r>
+        <w:rPr/>
+      </w:r>
+    </w:p>
+    <w:p>
+      <w:pPr>
+        <w:pStyle w:val="BodyText"/>
         <w:rPr>
           <w:rFonts w:ascii="Segoe UI" w:hAnsi="Segoe UI"/>
         </w:rPr>
@@ -972,8 +876,12 @@
     </w:p>
     <w:p>
       <w:pPr>
-        <w:pStyle w:val="Titre2"/>
-        <w:spacing w:before="0"/>
+        <w:pStyle w:val="Heading2"/>
+        <w:numPr>
+          <w:ilvl w:val="1"/>
+          <w:numId w:val="1"/>
+        </w:numPr>
+        <w:spacing w:before="0" w:after="120"/>
         <w:rPr>
           <w:rFonts w:ascii="Segoe UI" w:hAnsi="Segoe UI"/>
         </w:rPr>
@@ -984,14 +892,13 @@
           <w:rFonts w:ascii="Segoe UI" w:hAnsi="Segoe UI"/>
           <w:color w:val="1F23D1"/>
         </w:rPr>
-        <w:lastRenderedPageBreak/>
         <w:t>Préparer la MEP</w:t>
       </w:r>
       <w:bookmarkEnd w:id="1"/>
     </w:p>
     <w:p>
       <w:pPr>
-        <w:pStyle w:val="Corpsdetexte"/>
+        <w:pStyle w:val="BodyText"/>
         <w:rPr>
           <w:rFonts w:ascii="Segoe UI" w:hAnsi="Segoe UI"/>
         </w:rPr>
@@ -1005,7 +912,7 @@
     </w:p>
     <w:p>
       <w:pPr>
-        <w:pStyle w:val="Corpsdetexte"/>
+        <w:pStyle w:val="BodyText"/>
         <w:numPr>
           <w:ilvl w:val="0"/>
           <w:numId w:val="9"/>
@@ -1023,7 +930,7 @@
     </w:p>
     <w:p>
       <w:pPr>
-        <w:pStyle w:val="Corpsdetexte"/>
+        <w:pStyle w:val="BodyText"/>
         <w:numPr>
           <w:ilvl w:val="0"/>
           <w:numId w:val="4"/>
@@ -1036,29 +943,15 @@
         <w:rPr>
           <w:rFonts w:ascii="Segoe UI" w:hAnsi="Segoe UI"/>
         </w:rPr>
-        <w:t>Pour générer ou compléter le CSV avec les nouvelles images, on peut</w:t>
-      </w:r>
-      <w:r>
-        <w:rPr>
-          <w:rFonts w:ascii="Segoe UI" w:hAnsi="Segoe UI"/>
-        </w:rPr>
-        <w:t xml:space="preserve"> </w:t>
-      </w:r>
-      <w:r>
-        <w:rPr>
-          <w:rFonts w:ascii="Segoe UI" w:hAnsi="Segoe UI"/>
-        </w:rPr>
-        <w:t xml:space="preserve">double-cliquer sur le raccourci </w:t>
-      </w:r>
-      <w:r>
-        <w:rPr>
-          <w:rFonts w:ascii="Segoe UI" w:hAnsi="Segoe UI"/>
-        </w:rPr>
+        <w:t xml:space="preserve">Pour générer ou compléter le CSV avec les nouvelles images, on peut double-cliquer sur le raccourci </w:t>
+      </w:r>
+      <w:r>
+        <w:rPr/>
         <w:drawing>
-          <wp:inline distT="0" distB="0" distL="0" distR="0" wp14:anchorId="07EF04F7" wp14:editId="31399022">
-            <wp:extent cx="662400" cy="140400"/>
-            <wp:effectExtent l="0" t="0" r="4445" b="0"/>
-            <wp:docPr id="1351355902" name="Image 1"/>
+          <wp:inline distT="0" distB="0" distL="0" distR="0">
+            <wp:extent cx="662305" cy="140335"/>
+            <wp:effectExtent l="0" t="0" r="0" b="0"/>
+            <wp:docPr id="2" name="Image 1" descr="" title=""/>
             <wp:cNvGraphicFramePr>
               <a:graphicFrameLocks xmlns:a="http://schemas.openxmlformats.org/drawingml/2006/main" noChangeAspect="1"/>
             </wp:cNvGraphicFramePr>
@@ -1066,19 +959,21 @@
               <a:graphicData uri="http://schemas.openxmlformats.org/drawingml/2006/picture">
                 <pic:pic xmlns:pic="http://schemas.openxmlformats.org/drawingml/2006/picture">
                   <pic:nvPicPr>
-                    <pic:cNvPr id="1351355902" name=""/>
-                    <pic:cNvPicPr/>
+                    <pic:cNvPr id="2" name="Image 1" descr="" title=""/>
+                    <pic:cNvPicPr>
+                      <a:picLocks noChangeAspect="1" noChangeArrowheads="1"/>
+                    </pic:cNvPicPr>
                   </pic:nvPicPr>
                   <pic:blipFill>
-                    <a:blip r:embed="rId8"/>
+                    <a:blip r:embed="rId5"/>
                     <a:stretch>
                       <a:fillRect/>
                     </a:stretch>
                   </pic:blipFill>
-                  <pic:spPr>
+                  <pic:spPr bwMode="auto">
                     <a:xfrm>
                       <a:off x="0" y="0"/>
-                      <a:ext cx="662400" cy="140400"/>
+                      <a:ext cx="662305" cy="140335"/>
                     </a:xfrm>
                     <a:prstGeom prst="rect">
                       <a:avLst/>
@@ -1094,36 +989,12 @@
         <w:rPr>
           <w:rFonts w:ascii="Segoe UI" w:hAnsi="Segoe UI"/>
         </w:rPr>
-        <w:t xml:space="preserve"> </w:t>
-      </w:r>
-      <w:r>
-        <w:rPr>
-          <w:rFonts w:ascii="Segoe UI" w:hAnsi="Segoe UI"/>
-        </w:rPr>
-        <w:t>ou</w:t>
-      </w:r>
-      <w:r>
-        <w:rPr>
-          <w:rFonts w:ascii="Segoe UI" w:hAnsi="Segoe UI"/>
-        </w:rPr>
-        <w:t xml:space="preserve"> faire une clic-droit sur « preparer_MEP.ps1 » → Exécuter avec PowerShell</w:t>
-      </w:r>
-      <w:r>
-        <w:rPr>
-          <w:rFonts w:ascii="Segoe UI" w:hAnsi="Segoe UI"/>
-        </w:rPr>
-        <w:t>.</w:t>
-      </w:r>
-      <w:r>
-        <w:rPr>
-          <w:rFonts w:ascii="Segoe UI" w:hAnsi="Segoe UI"/>
-        </w:rPr>
-        <w:t>Le fichier « index.html » tire ses informations de ce fichier lors de sa création.</w:t>
-      </w:r>
-    </w:p>
-    <w:p>
-      <w:pPr>
-        <w:pStyle w:val="Corpsdetexte"/>
+        <w:t xml:space="preserve"> ou faire une clic-droit sur « preparer_MEP.ps1 » → Exécuter avec PowerShell.Le fichier « index.html » tire ses informations de ce fichier lors de sa création.</w:t>
+      </w:r>
+    </w:p>
+    <w:p>
+      <w:pPr>
+        <w:pStyle w:val="BodyText"/>
         <w:numPr>
           <w:ilvl w:val="0"/>
           <w:numId w:val="4"/>
@@ -1141,7 +1012,7 @@
     </w:p>
     <w:p>
       <w:pPr>
-        <w:pStyle w:val="Corpsdetexte"/>
+        <w:pStyle w:val="BodyText"/>
         <w:numPr>
           <w:ilvl w:val="1"/>
           <w:numId w:val="4"/>
@@ -1157,41 +1028,133 @@
         <w:t>On peut aussi ouvrir le fichier « tableau_trains.xlsx » pour y travailler. Il faut alors « Fichier » → « Enregistrer sous... » → choisir « Texte CSV (.csv) »</w:t>
       </w:r>
     </w:p>
+    <w:p>
+      <w:pPr>
+        <w:pStyle w:val="BodyText"/>
+        <w:numPr>
+          <w:ilvl w:val="1"/>
+          <w:numId w:val="4"/>
+        </w:numPr>
+        <w:rPr>
+          <w:rFonts w:ascii="Segoe UI" w:hAnsi="Segoe UI"/>
+        </w:rPr>
+      </w:pPr>
+      <w:r>
+        <w:rPr>
+          <w:rFonts w:ascii="Segoe UI" w:hAnsi="Segoe UI"/>
+        </w:rPr>
+        <w:t>Cocher « Éditer les paramètres du filtre »</w:t>
+      </w:r>
+    </w:p>
+    <w:p>
+      <w:pPr>
+        <w:pStyle w:val="BodyText"/>
+        <w:rPr>
+          <w:rFonts w:ascii="Segoe UI" w:hAnsi="Segoe UI"/>
+        </w:rPr>
+      </w:pPr>
+      <w:r>
+        <w:rPr/>
+        <w:drawing>
+          <wp:anchor behindDoc="0" distT="0" distB="0" distL="0" distR="0" simplePos="0" locked="0" layoutInCell="0" allowOverlap="1" relativeHeight="16">
+            <wp:simplePos x="0" y="0"/>
+            <wp:positionH relativeFrom="column">
+              <wp:align>center</wp:align>
+            </wp:positionH>
+            <wp:positionV relativeFrom="paragraph">
+              <wp:posOffset>635</wp:posOffset>
+            </wp:positionV>
+            <wp:extent cx="4562475" cy="434975"/>
+            <wp:effectExtent l="0" t="0" r="0" b="0"/>
+            <wp:wrapSquare wrapText="left"/>
+            <wp:docPr id="3" name="Image13" descr="" title=""/>
+            <wp:cNvGraphicFramePr>
+              <a:graphicFrameLocks xmlns:a="http://schemas.openxmlformats.org/drawingml/2006/main" noChangeAspect="1"/>
+            </wp:cNvGraphicFramePr>
+            <a:graphic xmlns:a="http://schemas.openxmlformats.org/drawingml/2006/main">
+              <a:graphicData uri="http://schemas.openxmlformats.org/drawingml/2006/picture">
+                <pic:pic xmlns:pic="http://schemas.openxmlformats.org/drawingml/2006/picture">
+                  <pic:nvPicPr>
+                    <pic:cNvPr id="3" name="Image13" descr="" title=""/>
+                    <pic:cNvPicPr>
+                      <a:picLocks noChangeAspect="1" noChangeArrowheads="1"/>
+                    </pic:cNvPicPr>
+                  </pic:nvPicPr>
+                  <pic:blipFill>
+                    <a:blip r:embed="rId6"/>
+                    <a:stretch>
+                      <a:fillRect/>
+                    </a:stretch>
+                  </pic:blipFill>
+                  <pic:spPr bwMode="auto">
+                    <a:xfrm>
+                      <a:off x="0" y="0"/>
+                      <a:ext cx="4562475" cy="434975"/>
+                    </a:xfrm>
+                    <a:prstGeom prst="rect">
+                      <a:avLst/>
+                    </a:prstGeom>
+                    <a:ln w="28575">
+                      <a:solidFill>
+                        <a:srgbClr val="3FAF46"/>
+                      </a:solidFill>
+                    </a:ln>
+                  </pic:spPr>
+                </pic:pic>
+              </a:graphicData>
+            </a:graphic>
+          </wp:anchor>
+        </w:drawing>
+      </w:r>
+    </w:p>
+    <w:p>
+      <w:pPr>
+        <w:pStyle w:val="BodyText"/>
+        <w:rPr>
+          <w:rFonts w:ascii="Segoe UI" w:hAnsi="Segoe UI"/>
+        </w:rPr>
+      </w:pPr>
+      <w:r>
+        <w:rPr/>
+      </w:r>
+    </w:p>
     <w:tbl>
       <w:tblPr>
         <w:tblW w:w="5840" w:type="dxa"/>
+        <w:jc w:val="start"/>
         <w:tblInd w:w="1037" w:type="dxa"/>
         <w:tblLayout w:type="fixed"/>
         <w:tblCellMar>
           <w:top w:w="28" w:type="dxa"/>
-          <w:left w:w="28" w:type="dxa"/>
+          <w:start w:w="28" w:type="dxa"/>
           <w:bottom w:w="28" w:type="dxa"/>
-          <w:right w:w="28" w:type="dxa"/>
+          <w:end w:w="28" w:type="dxa"/>
         </w:tblCellMar>
-        <w:tblLook w:val="04A0" w:firstRow="1" w:lastRow="0" w:firstColumn="1" w:lastColumn="0" w:noHBand="0" w:noVBand="1"/>
+        <w:tblLook w:val="04a0" w:noHBand="0" w:noVBand="1" w:firstColumn="1" w:lastRow="0" w:lastColumn="0" w:firstRow="1"/>
       </w:tblPr>
       <w:tblGrid>
-        <w:gridCol w:w="3966"/>
+        <w:gridCol w:w="3965"/>
         <w:gridCol w:w="1874"/>
       </w:tblGrid>
       <w:tr>
         <w:trPr>
-          <w:trHeight w:val="338"/>
+          <w:trHeight w:val="338" w:hRule="atLeast"/>
         </w:trPr>
         <w:tc>
           <w:tcPr>
             <w:tcW w:w="3965" w:type="dxa"/>
             <w:tcBorders>
               <w:top w:val="thickThinLargeGap" w:sz="2" w:space="0" w:color="000000"/>
-              <w:left w:val="thickThinLargeGap" w:sz="2" w:space="0" w:color="000000"/>
+              <w:start w:val="thickThinLargeGap" w:sz="2" w:space="0" w:color="000000"/>
               <w:bottom w:val="single" w:sz="2" w:space="0" w:color="000000"/>
             </w:tcBorders>
-            <w:shd w:val="clear" w:color="auto" w:fill="F6F9D4"/>
+            <w:shd w:color="auto" w:fill="F6F9D4" w:val="clear"/>
           </w:tcPr>
           <w:p>
             <w:pPr>
-              <w:pStyle w:val="Corpsdetexte"/>
-              <w:jc w:val="right"/>
+              <w:pStyle w:val="BodyText"/>
+              <w:spacing w:before="0" w:after="140"/>
+              <w:jc w:val="end"/>
               <w:rPr>
                 <w:rFonts w:ascii="Segoe UI" w:hAnsi="Segoe UI"/>
               </w:rPr>
@@ -1212,12 +1175,13 @@
             <w:tcBorders>
               <w:top w:val="thickThinLargeGap" w:sz="2" w:space="0" w:color="000000"/>
               <w:bottom w:val="single" w:sz="2" w:space="0" w:color="000000"/>
-              <w:right w:val="thickThinLargeGap" w:sz="2" w:space="0" w:color="000000"/>
+              <w:end w:val="thickThinLargeGap" w:sz="2" w:space="0" w:color="000000"/>
             </w:tcBorders>
           </w:tcPr>
           <w:p>
             <w:pPr>
-              <w:pStyle w:val="Corpsdetexte"/>
+              <w:pStyle w:val="BodyText"/>
+              <w:spacing w:before="0" w:after="140"/>
               <w:rPr>
                 <w:rFonts w:ascii="Segoe UI" w:hAnsi="Segoe UI"/>
               </w:rPr>
@@ -1232,19 +1196,21 @@
         </w:tc>
       </w:tr>
       <w:tr>
+        <w:trPr/>
         <w:tc>
           <w:tcPr>
             <w:tcW w:w="3965" w:type="dxa"/>
             <w:tcBorders>
-              <w:left w:val="thickThinLargeGap" w:sz="2" w:space="0" w:color="000000"/>
+              <w:start w:val="thickThinLargeGap" w:sz="2" w:space="0" w:color="000000"/>
               <w:bottom w:val="single" w:sz="2" w:space="0" w:color="000000"/>
             </w:tcBorders>
-            <w:shd w:val="clear" w:color="auto" w:fill="F6F9D4"/>
+            <w:shd w:color="auto" w:fill="F6F9D4" w:val="clear"/>
           </w:tcPr>
           <w:p>
             <w:pPr>
-              <w:pStyle w:val="Corpsdetexte"/>
-              <w:jc w:val="right"/>
+              <w:pStyle w:val="BodyText"/>
+              <w:spacing w:before="0" w:after="140"/>
+              <w:jc w:val="end"/>
               <w:rPr>
                 <w:rFonts w:ascii="Segoe UI" w:hAnsi="Segoe UI"/>
               </w:rPr>
@@ -1264,7 +1230,7 @@
             <w:tcW w:w="1874" w:type="dxa"/>
             <w:tcBorders>
               <w:bottom w:val="single" w:sz="2" w:space="0" w:color="000000"/>
-              <w:right w:val="thickThinLargeGap" w:sz="2" w:space="0" w:color="000000"/>
+              <w:end w:val="thickThinLargeGap" w:sz="2" w:space="0" w:color="000000"/>
             </w:tcBorders>
           </w:tcPr>
           <w:p>
@@ -1284,19 +1250,20 @@
         </w:tc>
       </w:tr>
       <w:tr>
+        <w:trPr/>
         <w:tc>
           <w:tcPr>
             <w:tcW w:w="3965" w:type="dxa"/>
             <w:tcBorders>
-              <w:left w:val="thickThinLargeGap" w:sz="2" w:space="0" w:color="000000"/>
+              <w:start w:val="thickThinLargeGap" w:sz="2" w:space="0" w:color="000000"/>
               <w:bottom w:val="thickThinLargeGap" w:sz="2" w:space="0" w:color="000000"/>
             </w:tcBorders>
-            <w:shd w:val="clear" w:color="auto" w:fill="F6F9D4"/>
+            <w:shd w:color="auto" w:fill="F6F9D4" w:val="clear"/>
           </w:tcPr>
           <w:p>
             <w:pPr>
               <w:pStyle w:val="Contenudetableau"/>
-              <w:jc w:val="right"/>
+              <w:jc w:val="end"/>
               <w:rPr>
                 <w:rFonts w:ascii="Segoe UI" w:hAnsi="Segoe UI"/>
               </w:rPr>
@@ -1316,7 +1283,7 @@
             <w:tcW w:w="1874" w:type="dxa"/>
             <w:tcBorders>
               <w:bottom w:val="thickThinLargeGap" w:sz="2" w:space="0" w:color="000000"/>
-              <w:right w:val="thickThinLargeGap" w:sz="2" w:space="0" w:color="000000"/>
+              <w:end w:val="thickThinLargeGap" w:sz="2" w:space="0" w:color="000000"/>
             </w:tcBorders>
           </w:tcPr>
           <w:p>
@@ -1338,28 +1305,32 @@
     </w:tbl>
     <w:p>
       <w:pPr>
-        <w:pStyle w:val="Corpsdetexte"/>
-        <w:ind w:left="1080"/>
-        <w:rPr>
-          <w:rFonts w:ascii="Segoe UI" w:hAnsi="Segoe UI"/>
-        </w:rPr>
-      </w:pPr>
-    </w:p>
-    <w:p>
-      <w:pPr>
-        <w:pStyle w:val="Corpsdetexte"/>
-        <w:ind w:left="1080"/>
-        <w:rPr>
-          <w:rFonts w:ascii="Segoe UI" w:hAnsi="Segoe UI"/>
-        </w:rPr>
-      </w:pPr>
-      <w:r>
-        <w:rPr>
-          <w:rFonts w:ascii="Segoe UI" w:hAnsi="Segoe UI"/>
-          <w:noProof/>
+        <w:pStyle w:val="BodyText"/>
+        <w:ind w:start="1080"/>
+        <w:rPr>
+          <w:rFonts w:ascii="Segoe UI" w:hAnsi="Segoe UI"/>
+        </w:rPr>
+      </w:pPr>
+      <w:r>
+        <w:rPr>
+          <w:rFonts w:ascii="Segoe UI" w:hAnsi="Segoe UI"/>
+        </w:rPr>
+      </w:r>
+    </w:p>
+    <w:p>
+      <w:pPr>
+        <w:pStyle w:val="BodyText"/>
+        <w:ind w:start="1080"/>
+        <w:rPr>
+          <w:rFonts w:ascii="Segoe UI" w:hAnsi="Segoe UI"/>
+        </w:rPr>
+      </w:pPr>
+      <w:r>
+        <w:rPr>
+          <w:rFonts w:ascii="Segoe UI" w:hAnsi="Segoe UI"/>
         </w:rPr>
         <w:drawing>
-          <wp:anchor distT="0" distB="0" distL="0" distR="0" simplePos="0" relativeHeight="6" behindDoc="0" locked="0" layoutInCell="0" allowOverlap="1" wp14:anchorId="4BB9DF7C" wp14:editId="34BF8871">
+          <wp:anchor behindDoc="0" distT="0" distB="0" distL="0" distR="0" simplePos="0" locked="0" layoutInCell="0" allowOverlap="1" relativeHeight="8">
             <wp:simplePos x="0" y="0"/>
             <wp:positionH relativeFrom="column">
               <wp:align>center</wp:align>
@@ -1370,7 +1341,7 @@
             <wp:extent cx="2891155" cy="1552575"/>
             <wp:effectExtent l="0" t="0" r="0" b="0"/>
             <wp:wrapSquare wrapText="largest"/>
-            <wp:docPr id="2" name="Image5"/>
+            <wp:docPr id="4" name="Image5" descr="" title=""/>
             <wp:cNvGraphicFramePr>
               <a:graphicFrameLocks xmlns:a="http://schemas.openxmlformats.org/drawingml/2006/main" noChangeAspect="1"/>
             </wp:cNvGraphicFramePr>
@@ -1378,13 +1349,13 @@
               <a:graphicData uri="http://schemas.openxmlformats.org/drawingml/2006/picture">
                 <pic:pic xmlns:pic="http://schemas.openxmlformats.org/drawingml/2006/picture">
                   <pic:nvPicPr>
-                    <pic:cNvPr id="2" name="Image5"/>
+                    <pic:cNvPr id="4" name="Image5" descr="" title=""/>
                     <pic:cNvPicPr>
                       <a:picLocks noChangeAspect="1" noChangeArrowheads="1"/>
                     </pic:cNvPicPr>
                   </pic:nvPicPr>
                   <pic:blipFill>
-                    <a:blip r:embed="rId9"/>
+                    <a:blip r:embed="rId7"/>
                     <a:stretch>
                       <a:fillRect/>
                     </a:stretch>
@@ -1397,6 +1368,11 @@
                     <a:prstGeom prst="rect">
                       <a:avLst/>
                     </a:prstGeom>
+                    <a:ln w="28575">
+                      <a:solidFill>
+                        <a:srgbClr val="3FAF46"/>
+                      </a:solidFill>
+                    </a:ln>
                   </pic:spPr>
                 </pic:pic>
               </a:graphicData>
@@ -1407,50 +1383,75 @@
     </w:p>
     <w:p>
       <w:pPr>
-        <w:pStyle w:val="Corpsdetexte"/>
-        <w:ind w:left="720"/>
-        <w:rPr>
-          <w:rFonts w:ascii="Segoe UI" w:hAnsi="Segoe UI"/>
-        </w:rPr>
-      </w:pPr>
-    </w:p>
-    <w:p>
-      <w:pPr>
-        <w:pStyle w:val="Corpsdetexte"/>
-        <w:ind w:left="720"/>
-        <w:rPr>
-          <w:rFonts w:ascii="Segoe UI" w:hAnsi="Segoe UI"/>
-        </w:rPr>
-      </w:pPr>
-    </w:p>
-    <w:p>
-      <w:pPr>
-        <w:pStyle w:val="Corpsdetexte"/>
-        <w:ind w:left="720"/>
-        <w:rPr>
-          <w:rFonts w:ascii="Segoe UI" w:hAnsi="Segoe UI"/>
-        </w:rPr>
-      </w:pPr>
-    </w:p>
-    <w:p>
-      <w:pPr>
-        <w:pStyle w:val="Corpsdetexte"/>
-        <w:rPr>
-          <w:rFonts w:ascii="Segoe UI" w:hAnsi="Segoe UI"/>
-        </w:rPr>
-      </w:pPr>
-    </w:p>
-    <w:p>
-      <w:pPr>
-        <w:pStyle w:val="Corpsdetexte"/>
-        <w:rPr>
-          <w:rFonts w:ascii="Segoe UI" w:hAnsi="Segoe UI"/>
-        </w:rPr>
-      </w:pPr>
-    </w:p>
-    <w:p>
-      <w:pPr>
-        <w:pStyle w:val="Corpsdetexte"/>
+        <w:pStyle w:val="BodyText"/>
+        <w:ind w:start="720"/>
+        <w:rPr>
+          <w:rFonts w:ascii="Segoe UI" w:hAnsi="Segoe UI"/>
+        </w:rPr>
+      </w:pPr>
+      <w:r>
+        <w:rPr>
+          <w:rFonts w:ascii="Segoe UI" w:hAnsi="Segoe UI"/>
+        </w:rPr>
+      </w:r>
+    </w:p>
+    <w:p>
+      <w:pPr>
+        <w:pStyle w:val="BodyText"/>
+        <w:ind w:start="720"/>
+        <w:rPr>
+          <w:rFonts w:ascii="Segoe UI" w:hAnsi="Segoe UI"/>
+        </w:rPr>
+      </w:pPr>
+      <w:r>
+        <w:rPr>
+          <w:rFonts w:ascii="Segoe UI" w:hAnsi="Segoe UI"/>
+        </w:rPr>
+      </w:r>
+    </w:p>
+    <w:p>
+      <w:pPr>
+        <w:pStyle w:val="BodyText"/>
+        <w:ind w:start="720"/>
+        <w:rPr>
+          <w:rFonts w:ascii="Segoe UI" w:hAnsi="Segoe UI"/>
+        </w:rPr>
+      </w:pPr>
+      <w:r>
+        <w:rPr>
+          <w:rFonts w:ascii="Segoe UI" w:hAnsi="Segoe UI"/>
+        </w:rPr>
+      </w:r>
+    </w:p>
+    <w:p>
+      <w:pPr>
+        <w:pStyle w:val="BodyText"/>
+        <w:rPr>
+          <w:rFonts w:ascii="Segoe UI" w:hAnsi="Segoe UI"/>
+        </w:rPr>
+      </w:pPr>
+      <w:r>
+        <w:rPr>
+          <w:rFonts w:ascii="Segoe UI" w:hAnsi="Segoe UI"/>
+        </w:rPr>
+      </w:r>
+    </w:p>
+    <w:p>
+      <w:pPr>
+        <w:pStyle w:val="BodyText"/>
+        <w:rPr>
+          <w:rFonts w:ascii="Segoe UI" w:hAnsi="Segoe UI"/>
+        </w:rPr>
+      </w:pPr>
+      <w:r>
+        <w:rPr>
+          <w:rFonts w:ascii="Segoe UI" w:hAnsi="Segoe UI"/>
+        </w:rPr>
+      </w:r>
+    </w:p>
+    <w:p>
+      <w:pPr>
+        <w:pStyle w:val="BodyText"/>
         <w:numPr>
           <w:ilvl w:val="0"/>
           <w:numId w:val="4"/>
@@ -1468,24 +1469,35 @@
     </w:p>
     <w:p>
       <w:pPr>
-        <w:pStyle w:val="Titre2"/>
+        <w:pStyle w:val="Heading2"/>
         <w:numPr>
           <w:ilvl w:val="0"/>
           <w:numId w:val="0"/>
         </w:numPr>
+        <w:ind w:hanging="0" w:start="0"/>
         <w:rPr>
           <w:rFonts w:ascii="Segoe UI" w:hAnsi="Segoe UI"/>
           <w:color w:val="1F23D1"/>
         </w:rPr>
       </w:pPr>
       <w:r>
+        <w:rPr>
+          <w:rFonts w:ascii="Segoe UI" w:hAnsi="Segoe UI"/>
+          <w:color w:val="1F23D1"/>
+        </w:rPr>
+      </w:r>
+      <w:r>
         <w:br w:type="page"/>
       </w:r>
     </w:p>
     <w:p>
       <w:pPr>
-        <w:pStyle w:val="Titre2"/>
-        <w:spacing w:before="0"/>
+        <w:pStyle w:val="Heading2"/>
+        <w:numPr>
+          <w:ilvl w:val="1"/>
+          <w:numId w:val="1"/>
+        </w:numPr>
+        <w:spacing w:before="0" w:after="120"/>
         <w:rPr>
           <w:rFonts w:ascii="Segoe UI" w:hAnsi="Segoe UI"/>
         </w:rPr>
@@ -1496,14 +1508,14 @@
           <w:rFonts w:ascii="Segoe UI" w:hAnsi="Segoe UI"/>
           <w:color w:val="1F23D1"/>
         </w:rPr>
-        <w:lastRenderedPageBreak/>
         <w:t>Déploiement</w:t>
       </w:r>
       <w:bookmarkEnd w:id="2"/>
     </w:p>
     <w:p>
       <w:pPr>
-        <w:pStyle w:val="Corpsdetexte"/>
+        <w:pStyle w:val="BodyText"/>
+        <w:rPr/>
       </w:pPr>
       <w:r>
         <w:rPr>
@@ -1511,10 +1523,10 @@
         </w:rPr>
         <w:t xml:space="preserve">Pour le déploiement, il suffit de mettre le projet sur </w:t>
       </w:r>
-      <w:hyperlink r:id="rId10">
+      <w:hyperlink r:id="rId8">
         <w:r>
           <w:rPr>
-            <w:rStyle w:val="Hyperlien"/>
+            <w:rStyle w:val="Hyperlink"/>
             <w:rFonts w:ascii="Segoe UI" w:hAnsi="Segoe UI"/>
           </w:rPr>
           <w:t>https://github.com</w:t>
@@ -1529,7 +1541,8 @@
     </w:p>
     <w:p>
       <w:pPr>
-        <w:pStyle w:val="Corpsdetexte"/>
+        <w:pStyle w:val="BodyText"/>
+        <w:rPr/>
       </w:pPr>
       <w:r>
         <w:rPr>
@@ -1539,7 +1552,7 @@
       </w:r>
       <w:r>
         <w:rPr>
-          <w:rStyle w:val="Hyperlien"/>
+          <w:rStyle w:val="Hyperlink"/>
           <w:rFonts w:ascii="Segoe UI" w:hAnsi="Segoe UI"/>
         </w:rPr>
         <w:t>https://github.com/PixelLibre/trains-de-collection</w:t>
@@ -1547,7 +1560,7 @@
     </w:p>
     <w:p>
       <w:pPr>
-        <w:pStyle w:val="Corpsdetexte"/>
+        <w:pStyle w:val="BodyText"/>
         <w:numPr>
           <w:ilvl w:val="0"/>
           <w:numId w:val="2"/>
@@ -1565,7 +1578,7 @@
     </w:p>
     <w:p>
       <w:pPr>
-        <w:pStyle w:val="Corpsdetexte"/>
+        <w:pStyle w:val="BodyText"/>
         <w:numPr>
           <w:ilvl w:val="0"/>
           <w:numId w:val="2"/>
@@ -1575,11 +1588,8 @@
         </w:rPr>
       </w:pPr>
       <w:r>
-        <w:rPr>
-          <w:noProof/>
-        </w:rPr>
         <w:drawing>
-          <wp:anchor distT="0" distB="0" distL="0" distR="0" simplePos="0" relativeHeight="2" behindDoc="0" locked="0" layoutInCell="0" allowOverlap="1" wp14:anchorId="32E21C36" wp14:editId="27611032">
+          <wp:anchor behindDoc="0" distT="0" distB="0" distL="0" distR="0" simplePos="0" locked="0" layoutInCell="0" allowOverlap="1" relativeHeight="4">
             <wp:simplePos x="0" y="0"/>
             <wp:positionH relativeFrom="column">
               <wp:align>center</wp:align>
@@ -1590,7 +1600,7 @@
             <wp:extent cx="5891530" cy="1003300"/>
             <wp:effectExtent l="0" t="0" r="0" b="0"/>
             <wp:wrapSquare wrapText="largest"/>
-            <wp:docPr id="3" name="Image1"/>
+            <wp:docPr id="5" name="Image1" descr="" title=""/>
             <wp:cNvGraphicFramePr>
               <a:graphicFrameLocks xmlns:a="http://schemas.openxmlformats.org/drawingml/2006/main" noChangeAspect="1"/>
             </wp:cNvGraphicFramePr>
@@ -1598,13 +1608,13 @@
               <a:graphicData uri="http://schemas.openxmlformats.org/drawingml/2006/picture">
                 <pic:pic xmlns:pic="http://schemas.openxmlformats.org/drawingml/2006/picture">
                   <pic:nvPicPr>
-                    <pic:cNvPr id="3" name="Image1"/>
+                    <pic:cNvPr id="5" name="Image1" descr="" title=""/>
                     <pic:cNvPicPr>
                       <a:picLocks noChangeAspect="1" noChangeArrowheads="1"/>
                     </pic:cNvPicPr>
                   </pic:nvPicPr>
                   <pic:blipFill>
-                    <a:blip r:embed="rId11"/>
+                    <a:blip r:embed="rId9"/>
                     <a:srcRect l="-68" t="-401" r="-68" b="-401"/>
                     <a:stretch>
                       <a:fillRect/>
@@ -1639,7 +1649,7 @@
     </w:p>
     <w:p>
       <w:pPr>
-        <w:pStyle w:val="Corpsdetexte"/>
+        <w:pStyle w:val="BodyText"/>
         <w:numPr>
           <w:ilvl w:val="0"/>
           <w:numId w:val="2"/>
@@ -1649,11 +1659,8 @@
         </w:rPr>
       </w:pPr>
       <w:r>
-        <w:rPr>
-          <w:noProof/>
-        </w:rPr>
         <w:drawing>
-          <wp:anchor distT="0" distB="0" distL="0" distR="0" simplePos="0" relativeHeight="3" behindDoc="0" locked="0" layoutInCell="0" allowOverlap="1" wp14:anchorId="51B71A11" wp14:editId="786FD816">
+          <wp:anchor behindDoc="0" distT="0" distB="0" distL="0" distR="0" simplePos="0" locked="0" layoutInCell="0" allowOverlap="1" relativeHeight="5">
             <wp:simplePos x="0" y="0"/>
             <wp:positionH relativeFrom="column">
               <wp:align>center</wp:align>
@@ -1664,7 +1671,7 @@
             <wp:extent cx="5891530" cy="1548765"/>
             <wp:effectExtent l="0" t="0" r="0" b="0"/>
             <wp:wrapSquare wrapText="largest"/>
-            <wp:docPr id="4" name="Image2"/>
+            <wp:docPr id="6" name="Image2" descr="" title=""/>
             <wp:cNvGraphicFramePr>
               <a:graphicFrameLocks xmlns:a="http://schemas.openxmlformats.org/drawingml/2006/main" noChangeAspect="1"/>
             </wp:cNvGraphicFramePr>
@@ -1672,13 +1679,13 @@
               <a:graphicData uri="http://schemas.openxmlformats.org/drawingml/2006/picture">
                 <pic:pic xmlns:pic="http://schemas.openxmlformats.org/drawingml/2006/picture">
                   <pic:nvPicPr>
-                    <pic:cNvPr id="4" name="Image2"/>
+                    <pic:cNvPr id="6" name="Image2" descr="" title=""/>
                     <pic:cNvPicPr>
                       <a:picLocks noChangeAspect="1" noChangeArrowheads="1"/>
                     </pic:cNvPicPr>
                   </pic:nvPicPr>
                   <pic:blipFill>
-                    <a:blip r:embed="rId12"/>
+                    <a:blip r:embed="rId10"/>
                     <a:srcRect l="-78" t="-296" r="-78" b="-296"/>
                     <a:stretch>
                       <a:fillRect/>
@@ -1713,18 +1720,17 @@
     </w:p>
     <w:p>
       <w:pPr>
-        <w:pStyle w:val="Corpsdetexte"/>
-        <w:rPr>
-          <w:rFonts w:ascii="Segoe UI" w:hAnsi="Segoe UI"/>
-        </w:rPr>
-      </w:pPr>
-      <w:r>
-        <w:rPr>
-          <w:rFonts w:ascii="Segoe UI" w:hAnsi="Segoe UI"/>
-          <w:noProof/>
+        <w:pStyle w:val="BodyText"/>
+        <w:rPr>
+          <w:rFonts w:ascii="Segoe UI" w:hAnsi="Segoe UI"/>
+        </w:rPr>
+      </w:pPr>
+      <w:r>
+        <w:rPr>
+          <w:rFonts w:ascii="Segoe UI" w:hAnsi="Segoe UI"/>
         </w:rPr>
         <w:drawing>
-          <wp:anchor distT="0" distB="0" distL="0" distR="0" simplePos="0" relativeHeight="4" behindDoc="0" locked="0" layoutInCell="0" allowOverlap="1" wp14:anchorId="75C1C2FE" wp14:editId="256285FB">
+          <wp:anchor behindDoc="0" distT="0" distB="0" distL="0" distR="0" simplePos="0" locked="0" layoutInCell="0" allowOverlap="1" relativeHeight="6">
             <wp:simplePos x="0" y="0"/>
             <wp:positionH relativeFrom="column">
               <wp:posOffset>0</wp:posOffset>
@@ -1735,7 +1741,7 @@
             <wp:extent cx="6120130" cy="1201420"/>
             <wp:effectExtent l="0" t="0" r="0" b="0"/>
             <wp:wrapSquare wrapText="largest"/>
-            <wp:docPr id="5" name="Image3"/>
+            <wp:docPr id="7" name="Image3" descr="" title=""/>
             <wp:cNvGraphicFramePr>
               <a:graphicFrameLocks xmlns:a="http://schemas.openxmlformats.org/drawingml/2006/main" noChangeAspect="1"/>
             </wp:cNvGraphicFramePr>
@@ -1743,13 +1749,13 @@
               <a:graphicData uri="http://schemas.openxmlformats.org/drawingml/2006/picture">
                 <pic:pic xmlns:pic="http://schemas.openxmlformats.org/drawingml/2006/picture">
                   <pic:nvPicPr>
-                    <pic:cNvPr id="5" name="Image3"/>
+                    <pic:cNvPr id="7" name="Image3" descr="" title=""/>
                     <pic:cNvPicPr>
                       <a:picLocks noChangeAspect="1" noChangeArrowheads="1"/>
                     </pic:cNvPicPr>
                   </pic:nvPicPr>
                   <pic:blipFill>
-                    <a:blip r:embed="rId13"/>
+                    <a:blip r:embed="rId11"/>
                     <a:srcRect l="-136" t="-692" r="-136" b="-692"/>
                     <a:stretch>
                       <a:fillRect/>
@@ -1778,35 +1784,21 @@
     </w:p>
     <w:p>
       <w:pPr>
-        <w:pStyle w:val="Corpsdetexte"/>
-        <w:rPr>
-          <w:rFonts w:ascii="Segoe UI" w:hAnsi="Segoe UI"/>
-        </w:rPr>
-      </w:pPr>
-      <w:r>
-        <w:rPr>
-          <w:rFonts w:ascii="Segoe UI" w:hAnsi="Segoe UI"/>
-        </w:rPr>
-        <w:t xml:space="preserve">Une fois </w:t>
-      </w:r>
-      <w:proofErr w:type="gramStart"/>
-      <w:r>
-        <w:rPr>
-          <w:rFonts w:ascii="Segoe UI" w:hAnsi="Segoe UI"/>
-        </w:rPr>
-        <w:t>les images ajouté</w:t>
-      </w:r>
-      <w:proofErr w:type="gramEnd"/>
-      <w:r>
-        <w:rPr>
-          <w:rFonts w:ascii="Segoe UI" w:hAnsi="Segoe UI"/>
-        </w:rPr>
-        <w:t>, on peut retourner dans le dossier principal et mettre « index.html » à jour de la même façon :</w:t>
-      </w:r>
-    </w:p>
-    <w:p>
-      <w:pPr>
-        <w:pStyle w:val="Corpsdetexte"/>
+        <w:pStyle w:val="BodyText"/>
+        <w:rPr>
+          <w:rFonts w:ascii="Segoe UI" w:hAnsi="Segoe UI"/>
+        </w:rPr>
+      </w:pPr>
+      <w:r>
+        <w:rPr>
+          <w:rFonts w:ascii="Segoe UI" w:hAnsi="Segoe UI"/>
+        </w:rPr>
+        <w:t>Une fois les images ajouté, on peut retourner dans le dossier principal et mettre « index.html » à jour de la même façon :</w:t>
+      </w:r>
+    </w:p>
+    <w:p>
+      <w:pPr>
+        <w:pStyle w:val="BodyText"/>
         <w:numPr>
           <w:ilvl w:val="0"/>
           <w:numId w:val="3"/>
@@ -1824,7 +1816,7 @@
     </w:p>
     <w:p>
       <w:pPr>
-        <w:pStyle w:val="Corpsdetexte"/>
+        <w:pStyle w:val="BodyText"/>
         <w:numPr>
           <w:ilvl w:val="0"/>
           <w:numId w:val="3"/>
@@ -1842,7 +1834,7 @@
     </w:p>
     <w:p>
       <w:pPr>
-        <w:pStyle w:val="Corpsdetexte"/>
+        <w:pStyle w:val="BodyText"/>
         <w:numPr>
           <w:ilvl w:val="0"/>
           <w:numId w:val="3"/>
@@ -1860,19 +1852,28 @@
     </w:p>
     <w:p>
       <w:pPr>
-        <w:pStyle w:val="Corpsdetexte"/>
-        <w:rPr>
-          <w:rFonts w:ascii="Segoe UI" w:hAnsi="Segoe UI"/>
-        </w:rPr>
-      </w:pPr>
+        <w:pStyle w:val="BodyText"/>
+        <w:rPr>
+          <w:rFonts w:ascii="Segoe UI" w:hAnsi="Segoe UI"/>
+        </w:rPr>
+      </w:pPr>
+      <w:r>
+        <w:rPr>
+          <w:rFonts w:ascii="Segoe UI" w:hAnsi="Segoe UI"/>
+        </w:rPr>
+      </w:r>
       <w:r>
         <w:br w:type="page"/>
       </w:r>
     </w:p>
     <w:p>
       <w:pPr>
-        <w:pStyle w:val="Titre2"/>
-        <w:spacing w:before="0"/>
+        <w:pStyle w:val="Heading2"/>
+        <w:numPr>
+          <w:ilvl w:val="1"/>
+          <w:numId w:val="1"/>
+        </w:numPr>
+        <w:spacing w:before="0" w:after="120"/>
         <w:rPr>
           <w:rFonts w:ascii="Segoe UI" w:hAnsi="Segoe UI"/>
         </w:rPr>
@@ -1885,15 +1886,14 @@
           <w:rFonts w:ascii="Segoe UI" w:hAnsi="Segoe UI"/>
           <w:color w:val="1F23D1"/>
         </w:rPr>
-        <w:lastRenderedPageBreak/>
         <w:t>Retirer un train sans MEP</w:t>
       </w:r>
       <w:bookmarkEnd w:id="4"/>
     </w:p>
     <w:p>
       <w:pPr>
-        <w:pStyle w:val="Corpsdetexte"/>
-        <w:spacing w:after="120"/>
+        <w:pStyle w:val="BodyText"/>
+        <w:spacing w:before="0" w:after="120"/>
         <w:rPr>
           <w:rFonts w:ascii="Segoe UI" w:hAnsi="Segoe UI"/>
         </w:rPr>
@@ -1906,7 +1906,7 @@
       </w:r>
       <w:r>
         <w:rPr>
-          <w:rStyle w:val="Hyperlien"/>
+          <w:rStyle w:val="Hyperlink"/>
           <w:rFonts w:ascii="Segoe UI" w:hAnsi="Segoe UI"/>
         </w:rPr>
         <w:t>https://github.com/PixelLibre/trains-de-collection)</w:t>
@@ -1920,12 +1920,12 @@
     </w:p>
     <w:p>
       <w:pPr>
-        <w:pStyle w:val="Corpsdetexte"/>
+        <w:pStyle w:val="BodyText"/>
         <w:numPr>
           <w:ilvl w:val="0"/>
           <w:numId w:val="5"/>
         </w:numPr>
-        <w:spacing w:after="120"/>
+        <w:spacing w:before="0" w:after="120"/>
         <w:rPr>
           <w:rFonts w:ascii="Segoe UI" w:hAnsi="Segoe UI"/>
         </w:rPr>
@@ -1939,22 +1939,19 @@
     </w:p>
     <w:p>
       <w:pPr>
-        <w:pStyle w:val="Corpsdetexte"/>
+        <w:pStyle w:val="BodyText"/>
         <w:numPr>
           <w:ilvl w:val="0"/>
           <w:numId w:val="5"/>
         </w:numPr>
-        <w:spacing w:after="120"/>
-        <w:rPr>
-          <w:rFonts w:ascii="Segoe UI" w:hAnsi="Segoe UI"/>
-        </w:rPr>
-      </w:pPr>
-      <w:r>
-        <w:rPr>
-          <w:noProof/>
-        </w:rPr>
+        <w:spacing w:before="0" w:after="120"/>
+        <w:rPr>
+          <w:rFonts w:ascii="Segoe UI" w:hAnsi="Segoe UI"/>
+        </w:rPr>
+      </w:pPr>
+      <w:r>
         <w:drawing>
-          <wp:anchor distT="0" distB="0" distL="0" distR="0" simplePos="0" relativeHeight="7" behindDoc="0" locked="0" layoutInCell="0" allowOverlap="1" wp14:anchorId="4FBAC3D3" wp14:editId="4AF76718">
+          <wp:anchor behindDoc="0" distT="0" distB="0" distL="0" distR="0" simplePos="0" locked="0" layoutInCell="0" allowOverlap="1" relativeHeight="9">
             <wp:simplePos x="0" y="0"/>
             <wp:positionH relativeFrom="column">
               <wp:align>center</wp:align>
@@ -1965,7 +1962,7 @@
             <wp:extent cx="5891530" cy="2108200"/>
             <wp:effectExtent l="0" t="0" r="0" b="0"/>
             <wp:wrapSquare wrapText="largest"/>
-            <wp:docPr id="6" name="Image6"/>
+            <wp:docPr id="8" name="Image6" descr="" title=""/>
             <wp:cNvGraphicFramePr>
               <a:graphicFrameLocks xmlns:a="http://schemas.openxmlformats.org/drawingml/2006/main" noChangeAspect="1"/>
             </wp:cNvGraphicFramePr>
@@ -1973,13 +1970,13 @@
               <a:graphicData uri="http://schemas.openxmlformats.org/drawingml/2006/picture">
                 <pic:pic xmlns:pic="http://schemas.openxmlformats.org/drawingml/2006/picture">
                   <pic:nvPicPr>
-                    <pic:cNvPr id="6" name="Image6"/>
+                    <pic:cNvPr id="8" name="Image6" descr="" title=""/>
                     <pic:cNvPicPr>
                       <a:picLocks noChangeAspect="1" noChangeArrowheads="1"/>
                     </pic:cNvPicPr>
                   </pic:nvPicPr>
                   <pic:blipFill>
-                    <a:blip r:embed="rId14"/>
+                    <a:blip r:embed="rId12"/>
                     <a:stretch>
                       <a:fillRect/>
                     </a:stretch>
@@ -2003,13 +2000,8 @@
             </a:graphic>
           </wp:anchor>
         </w:drawing>
-      </w:r>
-      <w:r>
-        <w:rPr>
-          <w:noProof/>
-        </w:rPr>
         <w:drawing>
-          <wp:anchor distT="0" distB="0" distL="0" distR="0" simplePos="0" relativeHeight="9" behindDoc="0" locked="0" layoutInCell="0" allowOverlap="1" wp14:anchorId="103ADDB6" wp14:editId="3D58485D">
+          <wp:anchor behindDoc="0" distT="0" distB="0" distL="0" distR="0" simplePos="0" locked="0" layoutInCell="0" allowOverlap="1" relativeHeight="11">
             <wp:simplePos x="0" y="0"/>
             <wp:positionH relativeFrom="column">
               <wp:posOffset>3678555</wp:posOffset>
@@ -2020,7 +2012,7 @@
             <wp:extent cx="752475" cy="371475"/>
             <wp:effectExtent l="0" t="0" r="0" b="0"/>
             <wp:wrapSquare wrapText="largest"/>
-            <wp:docPr id="7" name="Image8"/>
+            <wp:docPr id="9" name="Image8" descr="" title=""/>
             <wp:cNvGraphicFramePr>
               <a:graphicFrameLocks xmlns:a="http://schemas.openxmlformats.org/drawingml/2006/main" noChangeAspect="1"/>
             </wp:cNvGraphicFramePr>
@@ -2028,13 +2020,13 @@
               <a:graphicData uri="http://schemas.openxmlformats.org/drawingml/2006/picture">
                 <pic:pic xmlns:pic="http://schemas.openxmlformats.org/drawingml/2006/picture">
                   <pic:nvPicPr>
-                    <pic:cNvPr id="7" name="Image8"/>
+                    <pic:cNvPr id="9" name="Image8" descr="" title=""/>
                     <pic:cNvPicPr>
                       <a:picLocks noChangeAspect="1" noChangeArrowheads="1"/>
                     </pic:cNvPicPr>
                   </pic:nvPicPr>
                   <pic:blipFill>
-                    <a:blip r:embed="rId15"/>
+                    <a:blip r:embed="rId13"/>
                     <a:stretch>
                       <a:fillRect/>
                     </a:stretch>
@@ -2068,32 +2060,34 @@
     </w:p>
     <w:p>
       <w:pPr>
-        <w:pStyle w:val="Corpsdetexte"/>
-        <w:spacing w:after="120"/>
-        <w:ind w:left="720"/>
-        <w:rPr>
-          <w:rFonts w:ascii="Segoe UI" w:hAnsi="Segoe UI"/>
-        </w:rPr>
-      </w:pPr>
-    </w:p>
-    <w:p>
-      <w:pPr>
-        <w:pStyle w:val="Corpsdetexte"/>
+        <w:pStyle w:val="BodyText"/>
+        <w:spacing w:before="0" w:after="120"/>
+        <w:ind w:start="720"/>
+        <w:rPr>
+          <w:rFonts w:ascii="Segoe UI" w:hAnsi="Segoe UI"/>
+        </w:rPr>
+      </w:pPr>
+      <w:r>
+        <w:rPr>
+          <w:rFonts w:ascii="Segoe UI" w:hAnsi="Segoe UI"/>
+        </w:rPr>
+      </w:r>
+    </w:p>
+    <w:p>
+      <w:pPr>
+        <w:pStyle w:val="BodyText"/>
         <w:numPr>
           <w:ilvl w:val="0"/>
           <w:numId w:val="5"/>
         </w:numPr>
-        <w:spacing w:after="120"/>
-        <w:rPr>
-          <w:rFonts w:ascii="Segoe UI" w:hAnsi="Segoe UI"/>
-        </w:rPr>
-      </w:pPr>
-      <w:r>
-        <w:rPr>
-          <w:noProof/>
-        </w:rPr>
+        <w:spacing w:before="0" w:after="120"/>
+        <w:rPr>
+          <w:rFonts w:ascii="Segoe UI" w:hAnsi="Segoe UI"/>
+        </w:rPr>
+      </w:pPr>
+      <w:r>
         <w:drawing>
-          <wp:anchor distT="0" distB="0" distL="0" distR="0" simplePos="0" relativeHeight="8" behindDoc="0" locked="0" layoutInCell="0" allowOverlap="1" wp14:anchorId="7EDCE8EE" wp14:editId="7BE0E7CC">
+          <wp:anchor behindDoc="0" distT="0" distB="0" distL="0" distR="0" simplePos="0" locked="0" layoutInCell="0" allowOverlap="1" relativeHeight="10">
             <wp:simplePos x="0" y="0"/>
             <wp:positionH relativeFrom="column">
               <wp:align>center</wp:align>
@@ -2104,7 +2098,7 @@
             <wp:extent cx="5891530" cy="1003935"/>
             <wp:effectExtent l="0" t="0" r="0" b="0"/>
             <wp:wrapSquare wrapText="largest"/>
-            <wp:docPr id="8" name="Image7"/>
+            <wp:docPr id="10" name="Image7" descr="" title=""/>
             <wp:cNvGraphicFramePr>
               <a:graphicFrameLocks xmlns:a="http://schemas.openxmlformats.org/drawingml/2006/main" noChangeAspect="1"/>
             </wp:cNvGraphicFramePr>
@@ -2112,13 +2106,13 @@
               <a:graphicData uri="http://schemas.openxmlformats.org/drawingml/2006/picture">
                 <pic:pic xmlns:pic="http://schemas.openxmlformats.org/drawingml/2006/picture">
                   <pic:nvPicPr>
-                    <pic:cNvPr id="8" name="Image7"/>
+                    <pic:cNvPr id="10" name="Image7" descr="" title=""/>
                     <pic:cNvPicPr>
                       <a:picLocks noChangeAspect="1" noChangeArrowheads="1"/>
                     </pic:cNvPicPr>
                   </pic:nvPicPr>
                   <pic:blipFill>
-                    <a:blip r:embed="rId16"/>
+                    <a:blip r:embed="rId14"/>
                     <a:stretch>
                       <a:fillRect/>
                     </a:stretch>
@@ -2152,7 +2146,7 @@
     </w:p>
     <w:p>
       <w:pPr>
-        <w:pStyle w:val="Corpsdetexte"/>
+        <w:pStyle w:val="BodyText"/>
         <w:numPr>
           <w:ilvl w:val="0"/>
           <w:numId w:val="5"/>
@@ -2162,11 +2156,8 @@
         </w:rPr>
       </w:pPr>
       <w:r>
-        <w:rPr>
-          <w:noProof/>
-        </w:rPr>
         <w:drawing>
-          <wp:anchor distT="0" distB="0" distL="0" distR="0" simplePos="0" relativeHeight="10" behindDoc="0" locked="0" layoutInCell="0" allowOverlap="1" wp14:anchorId="7E296854" wp14:editId="15945C06">
+          <wp:anchor behindDoc="0" distT="0" distB="0" distL="0" distR="0" simplePos="0" locked="0" layoutInCell="0" allowOverlap="1" relativeHeight="12">
             <wp:simplePos x="0" y="0"/>
             <wp:positionH relativeFrom="column">
               <wp:align>center</wp:align>
@@ -2177,7 +2168,7 @@
             <wp:extent cx="5891530" cy="2564130"/>
             <wp:effectExtent l="0" t="0" r="0" b="0"/>
             <wp:wrapSquare wrapText="largest"/>
-            <wp:docPr id="9" name="Image9"/>
+            <wp:docPr id="11" name="Image9" descr="" title=""/>
             <wp:cNvGraphicFramePr>
               <a:graphicFrameLocks xmlns:a="http://schemas.openxmlformats.org/drawingml/2006/main" noChangeAspect="1"/>
             </wp:cNvGraphicFramePr>
@@ -2185,13 +2176,13 @@
               <a:graphicData uri="http://schemas.openxmlformats.org/drawingml/2006/picture">
                 <pic:pic xmlns:pic="http://schemas.openxmlformats.org/drawingml/2006/picture">
                   <pic:nvPicPr>
-                    <pic:cNvPr id="9" name="Image9"/>
+                    <pic:cNvPr id="11" name="Image9" descr="" title=""/>
                     <pic:cNvPicPr>
                       <a:picLocks noChangeAspect="1" noChangeArrowheads="1"/>
                     </pic:cNvPicPr>
                   </pic:nvPicPr>
                   <pic:blipFill>
-                    <a:blip r:embed="rId17"/>
+                    <a:blip r:embed="rId15"/>
                     <a:stretch>
                       <a:fillRect/>
                     </a:stretch>
@@ -2225,7 +2216,7 @@
     </w:p>
     <w:p>
       <w:pPr>
-        <w:pStyle w:val="Corpsdetexte"/>
+        <w:pStyle w:val="BodyText"/>
         <w:numPr>
           <w:ilvl w:val="0"/>
           <w:numId w:val="5"/>
@@ -2235,11 +2226,8 @@
         </w:rPr>
       </w:pPr>
       <w:r>
-        <w:rPr>
-          <w:noProof/>
-        </w:rPr>
         <w:drawing>
-          <wp:anchor distT="0" distB="0" distL="0" distR="0" simplePos="0" relativeHeight="11" behindDoc="0" locked="0" layoutInCell="0" allowOverlap="1" wp14:anchorId="779B0F3E" wp14:editId="12A4BF27">
+          <wp:anchor behindDoc="0" distT="0" distB="0" distL="0" distR="0" simplePos="0" locked="0" layoutInCell="0" allowOverlap="1" relativeHeight="13">
             <wp:simplePos x="0" y="0"/>
             <wp:positionH relativeFrom="column">
               <wp:align>center</wp:align>
@@ -2250,7 +2238,7 @@
             <wp:extent cx="5891530" cy="370205"/>
             <wp:effectExtent l="0" t="0" r="0" b="0"/>
             <wp:wrapSquare wrapText="largest"/>
-            <wp:docPr id="10" name="Image10"/>
+            <wp:docPr id="12" name="Image10" descr="" title=""/>
             <wp:cNvGraphicFramePr>
               <a:graphicFrameLocks xmlns:a="http://schemas.openxmlformats.org/drawingml/2006/main" noChangeAspect="1"/>
             </wp:cNvGraphicFramePr>
@@ -2258,13 +2246,13 @@
               <a:graphicData uri="http://schemas.openxmlformats.org/drawingml/2006/picture">
                 <pic:pic xmlns:pic="http://schemas.openxmlformats.org/drawingml/2006/picture">
                   <pic:nvPicPr>
-                    <pic:cNvPr id="10" name="Image10"/>
+                    <pic:cNvPr id="12" name="Image10" descr="" title=""/>
                     <pic:cNvPicPr>
                       <a:picLocks noChangeAspect="1" noChangeArrowheads="1"/>
                     </pic:cNvPicPr>
                   </pic:nvPicPr>
                   <pic:blipFill>
-                    <a:blip r:embed="rId18"/>
+                    <a:blip r:embed="rId16"/>
                     <a:stretch>
                       <a:fillRect/>
                     </a:stretch>
@@ -2298,7 +2286,7 @@
     </w:p>
     <w:p>
       <w:pPr>
-        <w:pStyle w:val="Corpsdetexte"/>
+        <w:pStyle w:val="BodyText"/>
         <w:numPr>
           <w:ilvl w:val="0"/>
           <w:numId w:val="5"/>
@@ -2308,12 +2296,8 @@
         </w:rPr>
       </w:pPr>
       <w:r>
-        <w:rPr>
-          <w:noProof/>
-        </w:rPr>
-        <w:lastRenderedPageBreak/>
         <w:drawing>
-          <wp:anchor distT="0" distB="0" distL="0" distR="0" simplePos="0" relativeHeight="12" behindDoc="0" locked="0" layoutInCell="0" allowOverlap="1" wp14:anchorId="5545F7EF" wp14:editId="78457193">
+          <wp:anchor behindDoc="0" distT="0" distB="0" distL="0" distR="0" simplePos="0" locked="0" layoutInCell="0" allowOverlap="1" relativeHeight="14">
             <wp:simplePos x="0" y="0"/>
             <wp:positionH relativeFrom="column">
               <wp:align>center</wp:align>
@@ -2324,7 +2308,7 @@
             <wp:extent cx="5891530" cy="1932305"/>
             <wp:effectExtent l="0" t="0" r="0" b="0"/>
             <wp:wrapSquare wrapText="largest"/>
-            <wp:docPr id="11" name="Image11"/>
+            <wp:docPr id="13" name="Image11" descr="" title=""/>
             <wp:cNvGraphicFramePr>
               <a:graphicFrameLocks xmlns:a="http://schemas.openxmlformats.org/drawingml/2006/main" noChangeAspect="1"/>
             </wp:cNvGraphicFramePr>
@@ -2332,13 +2316,13 @@
               <a:graphicData uri="http://schemas.openxmlformats.org/drawingml/2006/picture">
                 <pic:pic xmlns:pic="http://schemas.openxmlformats.org/drawingml/2006/picture">
                   <pic:nvPicPr>
-                    <pic:cNvPr id="11" name="Image11"/>
+                    <pic:cNvPr id="13" name="Image11" descr="" title=""/>
                     <pic:cNvPicPr>
                       <a:picLocks noChangeAspect="1" noChangeArrowheads="1"/>
                     </pic:cNvPicPr>
                   </pic:nvPicPr>
                   <pic:blipFill>
-                    <a:blip r:embed="rId19"/>
+                    <a:blip r:embed="rId17"/>
                     <a:stretch>
                       <a:fillRect/>
                     </a:stretch>
@@ -2372,18 +2356,17 @@
     </w:p>
     <w:p>
       <w:pPr>
-        <w:pStyle w:val="Corpsdetexte"/>
-        <w:rPr>
-          <w:rFonts w:ascii="Segoe UI" w:hAnsi="Segoe UI"/>
-        </w:rPr>
-      </w:pPr>
-      <w:r>
-        <w:rPr>
-          <w:rFonts w:ascii="Segoe UI" w:hAnsi="Segoe UI"/>
-          <w:noProof/>
+        <w:pStyle w:val="BodyText"/>
+        <w:rPr>
+          <w:rFonts w:ascii="Segoe UI" w:hAnsi="Segoe UI"/>
+        </w:rPr>
+      </w:pPr>
+      <w:r>
+        <w:rPr>
+          <w:rFonts w:ascii="Segoe UI" w:hAnsi="Segoe UI"/>
         </w:rPr>
         <w:drawing>
-          <wp:anchor distT="0" distB="0" distL="0" distR="0" simplePos="0" relativeHeight="13" behindDoc="0" locked="0" layoutInCell="0" allowOverlap="1" wp14:anchorId="1B2307DF" wp14:editId="29F1A60B">
+          <wp:anchor behindDoc="0" distT="0" distB="0" distL="0" distR="0" simplePos="0" locked="0" layoutInCell="0" allowOverlap="1" relativeHeight="15">
             <wp:simplePos x="0" y="0"/>
             <wp:positionH relativeFrom="column">
               <wp:align>center</wp:align>
@@ -2394,7 +2377,7 @@
             <wp:extent cx="5891530" cy="160020"/>
             <wp:effectExtent l="0" t="0" r="0" b="0"/>
             <wp:wrapSquare wrapText="largest"/>
-            <wp:docPr id="12" name="Image12"/>
+            <wp:docPr id="14" name="Image12" descr="" title=""/>
             <wp:cNvGraphicFramePr>
               <a:graphicFrameLocks xmlns:a="http://schemas.openxmlformats.org/drawingml/2006/main" noChangeAspect="1"/>
             </wp:cNvGraphicFramePr>
@@ -2402,13 +2385,13 @@
               <a:graphicData uri="http://schemas.openxmlformats.org/drawingml/2006/picture">
                 <pic:pic xmlns:pic="http://schemas.openxmlformats.org/drawingml/2006/picture">
                   <pic:nvPicPr>
-                    <pic:cNvPr id="12" name="Image12"/>
+                    <pic:cNvPr id="14" name="Image12" descr="" title=""/>
                     <pic:cNvPicPr>
                       <a:picLocks noChangeAspect="1" noChangeArrowheads="1"/>
                     </pic:cNvPicPr>
                   </pic:nvPicPr>
                   <pic:blipFill>
-                    <a:blip r:embed="rId20"/>
+                    <a:blip r:embed="rId18"/>
                     <a:stretch>
                       <a:fillRect/>
                     </a:stretch>
@@ -2439,8 +2422,12 @@
     </w:p>
     <w:p>
       <w:pPr>
-        <w:pStyle w:val="Titre2"/>
-        <w:spacing w:before="0"/>
+        <w:pStyle w:val="Heading2"/>
+        <w:numPr>
+          <w:ilvl w:val="1"/>
+          <w:numId w:val="1"/>
+        </w:numPr>
+        <w:spacing w:before="0" w:after="120"/>
         <w:rPr>
           <w:rFonts w:ascii="Segoe UI" w:hAnsi="Segoe UI"/>
         </w:rPr>
@@ -2451,15 +2438,14 @@
           <w:rFonts w:ascii="Segoe UI" w:hAnsi="Segoe UI"/>
           <w:color w:val="1F23D1"/>
         </w:rPr>
-        <w:lastRenderedPageBreak/>
         <w:t>Réduire les images</w:t>
       </w:r>
       <w:bookmarkEnd w:id="5"/>
     </w:p>
     <w:p>
       <w:pPr>
-        <w:pStyle w:val="Corpsdetexte"/>
-        <w:spacing w:after="120"/>
+        <w:pStyle w:val="BodyText"/>
+        <w:spacing w:before="0" w:after="120"/>
         <w:rPr>
           <w:color w:val="000000"/>
         </w:rPr>
@@ -2474,43 +2460,31 @@
     </w:p>
     <w:p>
       <w:pPr>
-        <w:pStyle w:val="Corpsdetexte"/>
+        <w:pStyle w:val="BodyText"/>
         <w:numPr>
           <w:ilvl w:val="0"/>
           <w:numId w:val="6"/>
         </w:numPr>
-        <w:spacing w:after="120"/>
+        <w:spacing w:before="0" w:after="120"/>
+        <w:rPr/>
       </w:pPr>
       <w:r>
         <w:rPr>
           <w:rFonts w:ascii="Segoe UI" w:hAnsi="Segoe UI"/>
           <w:color w:val="000000"/>
         </w:rPr>
-        <w:t>Copier-coller les images dans le dossier :</w:t>
-      </w:r>
-      <w:r>
-        <w:rPr>
-          <w:rFonts w:ascii="Segoe UI" w:hAnsi="Segoe UI"/>
-          <w:color w:val="000000"/>
-        </w:rPr>
-        <w:t xml:space="preserve"> </w:t>
-      </w:r>
-      <w:r>
-        <w:rPr>
-          <w:rFonts w:ascii="Segoe UI" w:hAnsi="Segoe UI"/>
-          <w:color w:val="000000"/>
-        </w:rPr>
-        <w:t>Image à réduire</w:t>
-      </w:r>
-    </w:p>
-    <w:p>
-      <w:pPr>
-        <w:pStyle w:val="Corpsdetexte"/>
+        <w:t>Copier-coller les images dans le dossier : Image à réduire</w:t>
+      </w:r>
+    </w:p>
+    <w:p>
+      <w:pPr>
+        <w:pStyle w:val="BodyText"/>
         <w:numPr>
           <w:ilvl w:val="0"/>
           <w:numId w:val="6"/>
         </w:numPr>
-        <w:spacing w:after="120"/>
+        <w:spacing w:before="0" w:after="120"/>
+        <w:rPr/>
       </w:pPr>
       <w:r>
         <w:rPr>
@@ -2520,15 +2494,12 @@
         <w:t xml:space="preserve">Double cliquer sur  </w:t>
       </w:r>
       <w:r>
-        <w:rPr>
-          <w:rFonts w:ascii="Segoe UI" w:hAnsi="Segoe UI"/>
-          <w:color w:val="000000"/>
-        </w:rPr>
+        <w:rPr/>
         <w:drawing>
-          <wp:inline distT="0" distB="0" distL="0" distR="0" wp14:anchorId="188C1ABC" wp14:editId="3575736E">
-            <wp:extent cx="831600" cy="133200"/>
-            <wp:effectExtent l="0" t="0" r="0" b="635"/>
-            <wp:docPr id="410613864" name="Image 1"/>
+          <wp:inline distT="0" distB="0" distL="0" distR="0">
+            <wp:extent cx="831850" cy="133350"/>
+            <wp:effectExtent l="0" t="0" r="0" b="0"/>
+            <wp:docPr id="15" name="Image14" descr="" title=""/>
             <wp:cNvGraphicFramePr>
               <a:graphicFrameLocks xmlns:a="http://schemas.openxmlformats.org/drawingml/2006/main" noChangeAspect="1"/>
             </wp:cNvGraphicFramePr>
@@ -2536,19 +2507,21 @@
               <a:graphicData uri="http://schemas.openxmlformats.org/drawingml/2006/picture">
                 <pic:pic xmlns:pic="http://schemas.openxmlformats.org/drawingml/2006/picture">
                   <pic:nvPicPr>
-                    <pic:cNvPr id="410613864" name=""/>
-                    <pic:cNvPicPr/>
+                    <pic:cNvPr id="15" name="Image14" descr="" title=""/>
+                    <pic:cNvPicPr>
+                      <a:picLocks noChangeAspect="1" noChangeArrowheads="1"/>
+                    </pic:cNvPicPr>
                   </pic:nvPicPr>
                   <pic:blipFill>
-                    <a:blip r:embed="rId21"/>
+                    <a:blip r:embed="rId19"/>
                     <a:stretch>
                       <a:fillRect/>
                     </a:stretch>
                   </pic:blipFill>
-                  <pic:spPr>
+                  <pic:spPr bwMode="auto">
                     <a:xfrm>
                       <a:off x="0" y="0"/>
-                      <a:ext cx="831600" cy="133200"/>
+                      <a:ext cx="831850" cy="133350"/>
                     </a:xfrm>
                     <a:prstGeom prst="rect">
                       <a:avLst/>
@@ -2565,24 +2538,18 @@
           <w:rFonts w:ascii="Segoe UI" w:hAnsi="Segoe UI"/>
           <w:color w:val="000000"/>
         </w:rPr>
-        <w:t xml:space="preserve"> ou f</w:t>
-      </w:r>
-      <w:r>
-        <w:rPr>
-          <w:rFonts w:ascii="Segoe UI" w:hAnsi="Segoe UI"/>
-          <w:color w:val="000000"/>
-        </w:rPr>
-        <w:t>aire un clic-droit → « Exécuter avec Powershell » sur le fichier script.</w:t>
-      </w:r>
-    </w:p>
-    <w:p>
-      <w:pPr>
-        <w:pStyle w:val="Corpsdetexte"/>
+        <w:t xml:space="preserve"> ou faire un clic-droit → « Exécuter avec Powershell » sur le fichier script.</w:t>
+      </w:r>
+    </w:p>
+    <w:p>
+      <w:pPr>
+        <w:pStyle w:val="BodyText"/>
         <w:numPr>
           <w:ilvl w:val="0"/>
           <w:numId w:val="6"/>
         </w:numPr>
-        <w:spacing w:after="120"/>
+        <w:spacing w:before="0" w:after="120"/>
+        <w:rPr/>
       </w:pPr>
       <w:r>
         <w:rPr>
@@ -2594,8 +2561,9 @@
     </w:p>
     <w:p>
       <w:pPr>
-        <w:pStyle w:val="Corpsdetexte"/>
-        <w:spacing w:after="120"/>
+        <w:pStyle w:val="BodyText"/>
+        <w:spacing w:before="0" w:after="120"/>
+        <w:rPr/>
       </w:pPr>
       <w:r>
         <w:rPr>
@@ -2610,8 +2578,12 @@
     </w:p>
     <w:p>
       <w:pPr>
-        <w:pStyle w:val="Titre2"/>
-        <w:spacing w:before="0"/>
+        <w:pStyle w:val="Heading2"/>
+        <w:numPr>
+          <w:ilvl w:val="1"/>
+          <w:numId w:val="1"/>
+        </w:numPr>
+        <w:spacing w:before="0" w:after="120"/>
         <w:rPr>
           <w:rFonts w:ascii="Segoe UI" w:hAnsi="Segoe UI"/>
         </w:rPr>
@@ -2624,15 +2596,14 @@
           <w:rFonts w:ascii="Segoe UI" w:hAnsi="Segoe UI"/>
           <w:color w:val="1F23D1"/>
         </w:rPr>
-        <w:lastRenderedPageBreak/>
         <w:t>Référence web</w:t>
       </w:r>
       <w:bookmarkEnd w:id="7"/>
     </w:p>
     <w:p>
       <w:pPr>
-        <w:pStyle w:val="Corpsdetexte"/>
-        <w:spacing w:after="120"/>
+        <w:pStyle w:val="BodyText"/>
+        <w:spacing w:before="0" w:after="120"/>
         <w:rPr>
           <w:color w:val="000000"/>
         </w:rPr>
@@ -2647,12 +2618,13 @@
     </w:p>
     <w:p>
       <w:pPr>
-        <w:pStyle w:val="Corpsdetexte"/>
-        <w:spacing w:after="120"/>
-      </w:pPr>
-      <w:r>
-        <w:rPr>
-          <w:rStyle w:val="Hyperlien"/>
+        <w:pStyle w:val="BodyText"/>
+        <w:spacing w:before="0" w:after="120"/>
+        <w:rPr/>
+      </w:pPr>
+      <w:r>
+        <w:rPr>
+          <w:rStyle w:val="Hyperlink"/>
           <w:rFonts w:ascii="Segoe UI" w:hAnsi="Segoe UI"/>
           <w:color w:val="000000"/>
           <w:u w:val="none"/>
@@ -2662,8 +2634,8 @@
     </w:p>
     <w:p>
       <w:pPr>
-        <w:pStyle w:val="Corpsdetexte"/>
-        <w:spacing w:after="120"/>
+        <w:pStyle w:val="BodyText"/>
+        <w:spacing w:before="0" w:after="120"/>
         <w:rPr>
           <w:color w:val="000000"/>
         </w:rPr>
@@ -2677,993 +2649,1041 @@
       </w:r>
     </w:p>
     <w:sectPr>
+      <w:type w:val="nextPage"/>
       <w:pgSz w:w="11906" w:h="16838"/>
-      <w:pgMar w:top="1134" w:right="1134" w:bottom="1134" w:left="1134" w:header="0" w:footer="0" w:gutter="0"/>
-      <w:cols w:space="720"/>
-      <w:formProt w:val="0"/>
-      <w:docGrid w:linePitch="100"/>
+      <w:pgMar w:left="1134" w:right="1134" w:gutter="0" w:header="0" w:top="1134" w:footer="0" w:bottom="1134"/>
+      <w:pgNumType w:fmt="decimal"/>
+      <w:formProt w:val="false"/>
+      <w:textDirection w:val="lrTb"/>
+      <w:docGrid w:type="default" w:linePitch="100" w:charSpace="0"/>
     </w:sectPr>
   </w:body>
 </w:document>
 </file>
 
 <file path=word/numbering.xml><?xml version="1.0" encoding="utf-8"?>
-<w:numbering xmlns:wpc="http://schemas.microsoft.com/office/word/2010/wordprocessingCanvas" xmlns:cx="http://schemas.microsoft.com/office/drawing/2014/chartex" xmlns:cx1="http://schemas.microsoft.com/office/drawing/2015/9/8/chartex" xmlns:cx2="http://schemas.microsoft.com/office/drawing/2015/10/21/chartex" xmlns:cx3="http://schemas.microsoft.com/office/drawing/2016/5/9/chartex" xmlns:cx4="http://schemas.microsoft.com/office/drawing/2016/5/10/chartex" xmlns:cx5="http://schemas.microsoft.com/office/drawing/2016/5/11/chartex" xmlns:cx6="http://schemas.microsoft.com/office/drawing/2016/5/12/chartex" xmlns:cx7="http://schemas.microsoft.com/office/drawing/2016/5/13/chartex" xmlns:cx8="http://schemas.microsoft.com/office/drawing/2016/5/14/chartex" xmlns:mc="http://schemas.openxmlformats.org/markup-compatibility/2006" xmlns:aink="http://schemas.microsoft.com/office/drawing/2016/ink" xmlns:am3d="http://schemas.microsoft.com/office/drawing/2017/model3d" xmlns:o="urn:schemas-microsoft-com:office:office" xmlns:oel="http://schemas.microsoft.com/office/2019/extlst" xmlns:r="http://schemas.openxmlformats.org/officeDocument/2006/relationships" xmlns:m="http://schemas.openxmlformats.org/officeDocument/2006/math" xmlns:v="urn:schemas-microsoft-com:vml" xmlns:wp14="http://schemas.microsoft.com/office/word/2010/wordprocessingDrawing" xmlns:wp="http://schemas.openxmlformats.org/drawingml/2006/wordprocessingDrawing" xmlns:w10="urn:schemas-microsoft-com:office:word" xmlns:w="http://schemas.openxmlformats.org/wordprocessingml/2006/main" xmlns:w14="http://schemas.microsoft.com/office/word/2010/wordml" xmlns:w15="http://schemas.microsoft.com/office/word/2012/wordml" xmlns:w16cex="http://schemas.microsoft.com/office/word/2018/wordml/cex" xmlns:w16cid="http://schemas.microsoft.com/office/word/2016/wordml/cid" xmlns:w16="http://schemas.microsoft.com/office/word/2018/wordml" xmlns:w16sdtdh="http://schemas.microsoft.com/office/word/2020/wordml/sdtdatahash" xmlns:w16se="http://schemas.microsoft.com/office/word/2015/wordml/symex" xmlns:wpg="http://schemas.microsoft.com/office/word/2010/wordprocessingGroup" xmlns:wpi="http://schemas.microsoft.com/office/word/2010/wordprocessingInk" xmlns:wne="http://schemas.microsoft.com/office/word/2006/wordml" xmlns:wps="http://schemas.microsoft.com/office/word/2010/wordprocessingShape" mc:Ignorable="w14 w15 w16se w16cid w16 w16cex w16sdtdh wp14">
-  <w:abstractNum w:abstractNumId="0" w15:restartNumberingAfterBreak="0">
-    <w:nsid w:val="078C32C9"/>
-    <w:multiLevelType w:val="multilevel"/>
-    <w:tmpl w:val="E8022A10"/>
+<w:numbering xmlns:w="http://schemas.openxmlformats.org/wordprocessingml/2006/main" xmlns:o="urn:schemas-microsoft-com:office:office" xmlns:r="http://schemas.openxmlformats.org/officeDocument/2006/relationships" xmlns:v="urn:schemas-microsoft-com:vml" xmlns:mc="http://schemas.openxmlformats.org/markup-compatibility/2006" xmlns:w14="http://schemas.microsoft.com/office/word/2010/wordml" mc:Ignorable="w14">
+  <w:abstractNum w:abstractNumId="1">
     <w:lvl w:ilvl="0">
-      <w:start w:val="1"/>
-      <w:numFmt w:val="decimal"/>
-      <w:lvlText w:val="%1."/>
-      <w:lvlJc w:val="left"/>
-      <w:pPr>
-        <w:tabs>
-          <w:tab w:val="num" w:pos="720"/>
-        </w:tabs>
-        <w:ind w:left="720" w:hanging="360"/>
-      </w:pPr>
-    </w:lvl>
-    <w:lvl w:ilvl="1">
-      <w:start w:val="1"/>
-      <w:numFmt w:val="decimal"/>
-      <w:lvlText w:val="%2."/>
-      <w:lvlJc w:val="left"/>
-      <w:pPr>
-        <w:tabs>
-          <w:tab w:val="num" w:pos="1080"/>
-        </w:tabs>
-        <w:ind w:left="1080" w:hanging="360"/>
-      </w:pPr>
-    </w:lvl>
-    <w:lvl w:ilvl="2">
-      <w:start w:val="1"/>
-      <w:numFmt w:val="decimal"/>
-      <w:lvlText w:val="%3."/>
-      <w:lvlJc w:val="left"/>
-      <w:pPr>
-        <w:tabs>
-          <w:tab w:val="num" w:pos="1440"/>
-        </w:tabs>
-        <w:ind w:left="1440" w:hanging="360"/>
-      </w:pPr>
-    </w:lvl>
-    <w:lvl w:ilvl="3">
-      <w:start w:val="1"/>
-      <w:numFmt w:val="decimal"/>
-      <w:lvlText w:val="%4."/>
-      <w:lvlJc w:val="left"/>
-      <w:pPr>
-        <w:tabs>
-          <w:tab w:val="num" w:pos="1800"/>
-        </w:tabs>
-        <w:ind w:left="1800" w:hanging="360"/>
-      </w:pPr>
-    </w:lvl>
-    <w:lvl w:ilvl="4">
-      <w:start w:val="1"/>
-      <w:numFmt w:val="decimal"/>
-      <w:lvlText w:val="%5."/>
-      <w:lvlJc w:val="left"/>
-      <w:pPr>
-        <w:tabs>
-          <w:tab w:val="num" w:pos="2160"/>
-        </w:tabs>
-        <w:ind w:left="2160" w:hanging="360"/>
-      </w:pPr>
-    </w:lvl>
-    <w:lvl w:ilvl="5">
-      <w:start w:val="1"/>
-      <w:numFmt w:val="decimal"/>
-      <w:lvlText w:val="%6."/>
-      <w:lvlJc w:val="left"/>
-      <w:pPr>
-        <w:tabs>
-          <w:tab w:val="num" w:pos="2520"/>
-        </w:tabs>
-        <w:ind w:left="2520" w:hanging="360"/>
-      </w:pPr>
-    </w:lvl>
-    <w:lvl w:ilvl="6">
-      <w:start w:val="1"/>
-      <w:numFmt w:val="decimal"/>
-      <w:lvlText w:val="%7."/>
-      <w:lvlJc w:val="left"/>
-      <w:pPr>
-        <w:tabs>
-          <w:tab w:val="num" w:pos="2880"/>
-        </w:tabs>
-        <w:ind w:left="2880" w:hanging="360"/>
-      </w:pPr>
-    </w:lvl>
-    <w:lvl w:ilvl="7">
-      <w:start w:val="1"/>
-      <w:numFmt w:val="decimal"/>
-      <w:lvlText w:val="%8."/>
-      <w:lvlJc w:val="left"/>
-      <w:pPr>
-        <w:tabs>
-          <w:tab w:val="num" w:pos="3240"/>
-        </w:tabs>
-        <w:ind w:left="3240" w:hanging="360"/>
-      </w:pPr>
-    </w:lvl>
-    <w:lvl w:ilvl="8">
-      <w:start w:val="1"/>
-      <w:numFmt w:val="decimal"/>
-      <w:lvlText w:val="%9."/>
-      <w:lvlJc w:val="left"/>
-      <w:pPr>
-        <w:tabs>
-          <w:tab w:val="num" w:pos="3600"/>
-        </w:tabs>
-        <w:ind w:left="3600" w:hanging="360"/>
-      </w:pPr>
-    </w:lvl>
-  </w:abstractNum>
-  <w:abstractNum w:abstractNumId="1" w15:restartNumberingAfterBreak="0">
-    <w:nsid w:val="1AF55418"/>
-    <w:multiLevelType w:val="multilevel"/>
-    <w:tmpl w:val="A7C22650"/>
-    <w:lvl w:ilvl="0">
-      <w:start w:val="1"/>
-      <w:numFmt w:val="none"/>
-      <w:pStyle w:val="Titre1"/>
-      <w:suff w:val="nothing"/>
-      <w:lvlText w:val=""/>
-      <w:lvlJc w:val="left"/>
-      <w:pPr>
-        <w:tabs>
-          <w:tab w:val="num" w:pos="0"/>
-        </w:tabs>
-        <w:ind w:left="0" w:firstLine="0"/>
-      </w:pPr>
-    </w:lvl>
-    <w:lvl w:ilvl="1">
-      <w:start w:val="1"/>
-      <w:numFmt w:val="none"/>
-      <w:pStyle w:val="Titre2"/>
-      <w:suff w:val="nothing"/>
-      <w:lvlText w:val=""/>
-      <w:lvlJc w:val="left"/>
-      <w:pPr>
-        <w:tabs>
-          <w:tab w:val="num" w:pos="0"/>
-        </w:tabs>
-        <w:ind w:left="0" w:firstLine="0"/>
-      </w:pPr>
-    </w:lvl>
-    <w:lvl w:ilvl="2">
       <w:start w:val="1"/>
       <w:numFmt w:val="none"/>
       <w:suff w:val="nothing"/>
       <w:lvlText w:val=""/>
-      <w:lvlJc w:val="left"/>
+      <w:lvlJc w:val="start"/>
       <w:pPr>
         <w:tabs>
           <w:tab w:val="num" w:pos="0"/>
         </w:tabs>
-        <w:ind w:left="0" w:firstLine="0"/>
-      </w:pPr>
-    </w:lvl>
-    <w:lvl w:ilvl="3">
+        <w:ind w:start="0" w:hanging="0"/>
+      </w:pPr>
+      <w:rPr/>
+    </w:lvl>
+    <w:lvl w:ilvl="1">
       <w:start w:val="1"/>
       <w:numFmt w:val="none"/>
       <w:suff w:val="nothing"/>
       <w:lvlText w:val=""/>
-      <w:lvlJc w:val="left"/>
+      <w:lvlJc w:val="start"/>
       <w:pPr>
         <w:tabs>
           <w:tab w:val="num" w:pos="0"/>
         </w:tabs>
-        <w:ind w:left="0" w:firstLine="0"/>
-      </w:pPr>
-    </w:lvl>
-    <w:lvl w:ilvl="4">
+        <w:ind w:start="0" w:hanging="0"/>
+      </w:pPr>
+      <w:rPr/>
+    </w:lvl>
+    <w:lvl w:ilvl="2">
       <w:start w:val="1"/>
       <w:numFmt w:val="none"/>
       <w:suff w:val="nothing"/>
       <w:lvlText w:val=""/>
-      <w:lvlJc w:val="left"/>
+      <w:lvlJc w:val="start"/>
       <w:pPr>
         <w:tabs>
           <w:tab w:val="num" w:pos="0"/>
         </w:tabs>
-        <w:ind w:left="0" w:firstLine="0"/>
-      </w:pPr>
-    </w:lvl>
-    <w:lvl w:ilvl="5">
+        <w:ind w:start="0" w:hanging="0"/>
+      </w:pPr>
+      <w:rPr/>
+    </w:lvl>
+    <w:lvl w:ilvl="3">
       <w:start w:val="1"/>
       <w:numFmt w:val="none"/>
       <w:suff w:val="nothing"/>
       <w:lvlText w:val=""/>
-      <w:lvlJc w:val="left"/>
+      <w:lvlJc w:val="start"/>
       <w:pPr>
         <w:tabs>
           <w:tab w:val="num" w:pos="0"/>
         </w:tabs>
-        <w:ind w:left="0" w:firstLine="0"/>
-      </w:pPr>
-    </w:lvl>
-    <w:lvl w:ilvl="6">
+        <w:ind w:start="0" w:hanging="0"/>
+      </w:pPr>
+      <w:rPr/>
+    </w:lvl>
+    <w:lvl w:ilvl="4">
       <w:start w:val="1"/>
       <w:numFmt w:val="none"/>
       <w:suff w:val="nothing"/>
       <w:lvlText w:val=""/>
-      <w:lvlJc w:val="left"/>
+      <w:lvlJc w:val="start"/>
       <w:pPr>
         <w:tabs>
           <w:tab w:val="num" w:pos="0"/>
         </w:tabs>
-        <w:ind w:left="0" w:firstLine="0"/>
-      </w:pPr>
-    </w:lvl>
-    <w:lvl w:ilvl="7">
+        <w:ind w:start="0" w:hanging="0"/>
+      </w:pPr>
+      <w:rPr/>
+    </w:lvl>
+    <w:lvl w:ilvl="5">
       <w:start w:val="1"/>
       <w:numFmt w:val="none"/>
       <w:suff w:val="nothing"/>
       <w:lvlText w:val=""/>
-      <w:lvlJc w:val="left"/>
+      <w:lvlJc w:val="start"/>
       <w:pPr>
         <w:tabs>
           <w:tab w:val="num" w:pos="0"/>
         </w:tabs>
-        <w:ind w:left="0" w:firstLine="0"/>
-      </w:pPr>
-    </w:lvl>
-    <w:lvl w:ilvl="8">
+        <w:ind w:start="0" w:hanging="0"/>
+      </w:pPr>
+      <w:rPr/>
+    </w:lvl>
+    <w:lvl w:ilvl="6">
       <w:start w:val="1"/>
       <w:numFmt w:val="none"/>
       <w:suff w:val="nothing"/>
       <w:lvlText w:val=""/>
-      <w:lvlJc w:val="left"/>
+      <w:lvlJc w:val="start"/>
       <w:pPr>
         <w:tabs>
           <w:tab w:val="num" w:pos="0"/>
         </w:tabs>
-        <w:ind w:left="0" w:firstLine="0"/>
-      </w:pPr>
-    </w:lvl>
-  </w:abstractNum>
-  <w:abstractNum w:abstractNumId="2" w15:restartNumberingAfterBreak="0">
-    <w:nsid w:val="1BDF5F77"/>
-    <w:multiLevelType w:val="multilevel"/>
-    <w:tmpl w:val="F30A56D4"/>
-    <w:lvl w:ilvl="0">
-      <w:start w:val="1"/>
-      <w:numFmt w:val="decimal"/>
-      <w:lvlText w:val="%1."/>
-      <w:lvlJc w:val="left"/>
-      <w:pPr>
-        <w:tabs>
-          <w:tab w:val="num" w:pos="720"/>
-        </w:tabs>
-        <w:ind w:left="720" w:hanging="360"/>
-      </w:pPr>
-      <w:rPr>
-        <w:rFonts w:ascii="Segoe UI" w:hAnsi="Segoe UI" w:cs="Segoe UI" w:hint="default"/>
-      </w:rPr>
-    </w:lvl>
-    <w:lvl w:ilvl="1">
-      <w:start w:val="1"/>
-      <w:numFmt w:val="decimal"/>
-      <w:lvlText w:val="%2."/>
-      <w:lvlJc w:val="left"/>
-      <w:pPr>
-        <w:tabs>
-          <w:tab w:val="num" w:pos="1080"/>
-        </w:tabs>
-        <w:ind w:left="1080" w:hanging="360"/>
-      </w:pPr>
-    </w:lvl>
-    <w:lvl w:ilvl="2">
-      <w:start w:val="1"/>
-      <w:numFmt w:val="decimal"/>
-      <w:lvlText w:val="%3."/>
-      <w:lvlJc w:val="left"/>
-      <w:pPr>
-        <w:tabs>
-          <w:tab w:val="num" w:pos="1440"/>
-        </w:tabs>
-        <w:ind w:left="1440" w:hanging="360"/>
-      </w:pPr>
-    </w:lvl>
-    <w:lvl w:ilvl="3">
-      <w:start w:val="1"/>
-      <w:numFmt w:val="decimal"/>
-      <w:lvlText w:val="%4."/>
-      <w:lvlJc w:val="left"/>
-      <w:pPr>
-        <w:tabs>
-          <w:tab w:val="num" w:pos="1800"/>
-        </w:tabs>
-        <w:ind w:left="1800" w:hanging="360"/>
-      </w:pPr>
-    </w:lvl>
-    <w:lvl w:ilvl="4">
-      <w:start w:val="1"/>
-      <w:numFmt w:val="decimal"/>
-      <w:lvlText w:val="%5."/>
-      <w:lvlJc w:val="left"/>
-      <w:pPr>
-        <w:tabs>
-          <w:tab w:val="num" w:pos="2160"/>
-        </w:tabs>
-        <w:ind w:left="2160" w:hanging="360"/>
-      </w:pPr>
-    </w:lvl>
-    <w:lvl w:ilvl="5">
-      <w:start w:val="1"/>
-      <w:numFmt w:val="decimal"/>
-      <w:lvlText w:val="%6."/>
-      <w:lvlJc w:val="left"/>
-      <w:pPr>
-        <w:tabs>
-          <w:tab w:val="num" w:pos="2520"/>
-        </w:tabs>
-        <w:ind w:left="2520" w:hanging="360"/>
-      </w:pPr>
-    </w:lvl>
-    <w:lvl w:ilvl="6">
-      <w:start w:val="1"/>
-      <w:numFmt w:val="decimal"/>
-      <w:lvlText w:val="%7."/>
-      <w:lvlJc w:val="left"/>
-      <w:pPr>
-        <w:tabs>
-          <w:tab w:val="num" w:pos="2880"/>
-        </w:tabs>
-        <w:ind w:left="2880" w:hanging="360"/>
-      </w:pPr>
+        <w:ind w:start="0" w:hanging="0"/>
+      </w:pPr>
+      <w:rPr/>
     </w:lvl>
     <w:lvl w:ilvl="7">
-      <w:start w:val="1"/>
-      <w:numFmt w:val="decimal"/>
-      <w:lvlText w:val="%8."/>
-      <w:lvlJc w:val="left"/>
-      <w:pPr>
-        <w:tabs>
-          <w:tab w:val="num" w:pos="3240"/>
-        </w:tabs>
-        <w:ind w:left="3240" w:hanging="360"/>
-      </w:pPr>
-    </w:lvl>
-    <w:lvl w:ilvl="8">
-      <w:start w:val="1"/>
-      <w:numFmt w:val="decimal"/>
-      <w:lvlText w:val="%9."/>
-      <w:lvlJc w:val="left"/>
-      <w:pPr>
-        <w:tabs>
-          <w:tab w:val="num" w:pos="3600"/>
-        </w:tabs>
-        <w:ind w:left="3600" w:hanging="360"/>
-      </w:pPr>
-    </w:lvl>
-  </w:abstractNum>
-  <w:abstractNum w:abstractNumId="3" w15:restartNumberingAfterBreak="0">
-    <w:nsid w:val="20F05DFF"/>
-    <w:multiLevelType w:val="multilevel"/>
-    <w:tmpl w:val="B20AA94A"/>
-    <w:lvl w:ilvl="0">
-      <w:start w:val="1"/>
-      <w:numFmt w:val="decimal"/>
-      <w:lvlText w:val="%1."/>
-      <w:lvlJc w:val="left"/>
-      <w:pPr>
-        <w:tabs>
-          <w:tab w:val="num" w:pos="720"/>
-        </w:tabs>
-        <w:ind w:left="720" w:hanging="360"/>
-      </w:pPr>
-    </w:lvl>
-    <w:lvl w:ilvl="1">
-      <w:start w:val="1"/>
-      <w:numFmt w:val="decimal"/>
-      <w:lvlText w:val="%2."/>
-      <w:lvlJc w:val="left"/>
-      <w:pPr>
-        <w:tabs>
-          <w:tab w:val="num" w:pos="1080"/>
-        </w:tabs>
-        <w:ind w:left="1080" w:hanging="360"/>
-      </w:pPr>
-    </w:lvl>
-    <w:lvl w:ilvl="2">
-      <w:start w:val="1"/>
-      <w:numFmt w:val="decimal"/>
-      <w:lvlText w:val="%3."/>
-      <w:lvlJc w:val="left"/>
-      <w:pPr>
-        <w:tabs>
-          <w:tab w:val="num" w:pos="1440"/>
-        </w:tabs>
-        <w:ind w:left="1440" w:hanging="360"/>
-      </w:pPr>
-    </w:lvl>
-    <w:lvl w:ilvl="3">
-      <w:start w:val="1"/>
-      <w:numFmt w:val="decimal"/>
-      <w:lvlText w:val="%4."/>
-      <w:lvlJc w:val="left"/>
-      <w:pPr>
-        <w:tabs>
-          <w:tab w:val="num" w:pos="1800"/>
-        </w:tabs>
-        <w:ind w:left="1800" w:hanging="360"/>
-      </w:pPr>
-    </w:lvl>
-    <w:lvl w:ilvl="4">
-      <w:start w:val="1"/>
-      <w:numFmt w:val="decimal"/>
-      <w:lvlText w:val="%5."/>
-      <w:lvlJc w:val="left"/>
-      <w:pPr>
-        <w:tabs>
-          <w:tab w:val="num" w:pos="2160"/>
-        </w:tabs>
-        <w:ind w:left="2160" w:hanging="360"/>
-      </w:pPr>
-    </w:lvl>
-    <w:lvl w:ilvl="5">
-      <w:start w:val="1"/>
-      <w:numFmt w:val="decimal"/>
-      <w:lvlText w:val="%6."/>
-      <w:lvlJc w:val="left"/>
-      <w:pPr>
-        <w:tabs>
-          <w:tab w:val="num" w:pos="2520"/>
-        </w:tabs>
-        <w:ind w:left="2520" w:hanging="360"/>
-      </w:pPr>
-    </w:lvl>
-    <w:lvl w:ilvl="6">
-      <w:start w:val="1"/>
-      <w:numFmt w:val="decimal"/>
-      <w:lvlText w:val="%7."/>
-      <w:lvlJc w:val="left"/>
-      <w:pPr>
-        <w:tabs>
-          <w:tab w:val="num" w:pos="2880"/>
-        </w:tabs>
-        <w:ind w:left="2880" w:hanging="360"/>
-      </w:pPr>
-    </w:lvl>
-    <w:lvl w:ilvl="7">
-      <w:start w:val="1"/>
-      <w:numFmt w:val="decimal"/>
-      <w:lvlText w:val="%8."/>
-      <w:lvlJc w:val="left"/>
-      <w:pPr>
-        <w:tabs>
-          <w:tab w:val="num" w:pos="3240"/>
-        </w:tabs>
-        <w:ind w:left="3240" w:hanging="360"/>
-      </w:pPr>
-    </w:lvl>
-    <w:lvl w:ilvl="8">
-      <w:start w:val="1"/>
-      <w:numFmt w:val="decimal"/>
-      <w:lvlText w:val="%9."/>
-      <w:lvlJc w:val="left"/>
-      <w:pPr>
-        <w:tabs>
-          <w:tab w:val="num" w:pos="3600"/>
-        </w:tabs>
-        <w:ind w:left="3600" w:hanging="360"/>
-      </w:pPr>
-    </w:lvl>
-  </w:abstractNum>
-  <w:abstractNum w:abstractNumId="4" w15:restartNumberingAfterBreak="0">
-    <w:nsid w:val="2A9E27B0"/>
-    <w:multiLevelType w:val="multilevel"/>
-    <w:tmpl w:val="6BD09C78"/>
-    <w:lvl w:ilvl="0">
-      <w:start w:val="1"/>
-      <w:numFmt w:val="decimal"/>
-      <w:lvlText w:val="%1."/>
-      <w:lvlJc w:val="left"/>
-      <w:pPr>
-        <w:tabs>
-          <w:tab w:val="num" w:pos="720"/>
-        </w:tabs>
-        <w:ind w:left="720" w:hanging="360"/>
-      </w:pPr>
-    </w:lvl>
-    <w:lvl w:ilvl="1">
-      <w:start w:val="1"/>
-      <w:numFmt w:val="decimal"/>
-      <w:lvlText w:val="%1.%2."/>
-      <w:lvlJc w:val="left"/>
-      <w:pPr>
-        <w:tabs>
-          <w:tab w:val="num" w:pos="1080"/>
-        </w:tabs>
-        <w:ind w:left="1080" w:hanging="360"/>
-      </w:pPr>
-    </w:lvl>
-    <w:lvl w:ilvl="2">
-      <w:start w:val="1"/>
-      <w:numFmt w:val="decimal"/>
-      <w:lvlText w:val="%3."/>
-      <w:lvlJc w:val="left"/>
-      <w:pPr>
-        <w:tabs>
-          <w:tab w:val="num" w:pos="1440"/>
-        </w:tabs>
-        <w:ind w:left="1440" w:hanging="360"/>
-      </w:pPr>
-    </w:lvl>
-    <w:lvl w:ilvl="3">
-      <w:start w:val="1"/>
-      <w:numFmt w:val="decimal"/>
-      <w:lvlText w:val="%4."/>
-      <w:lvlJc w:val="left"/>
-      <w:pPr>
-        <w:tabs>
-          <w:tab w:val="num" w:pos="1800"/>
-        </w:tabs>
-        <w:ind w:left="1800" w:hanging="360"/>
-      </w:pPr>
-    </w:lvl>
-    <w:lvl w:ilvl="4">
-      <w:start w:val="1"/>
-      <w:numFmt w:val="decimal"/>
-      <w:lvlText w:val="%5."/>
-      <w:lvlJc w:val="left"/>
-      <w:pPr>
-        <w:tabs>
-          <w:tab w:val="num" w:pos="2160"/>
-        </w:tabs>
-        <w:ind w:left="2160" w:hanging="360"/>
-      </w:pPr>
-    </w:lvl>
-    <w:lvl w:ilvl="5">
-      <w:start w:val="1"/>
-      <w:numFmt w:val="decimal"/>
-      <w:lvlText w:val="%6."/>
-      <w:lvlJc w:val="left"/>
-      <w:pPr>
-        <w:tabs>
-          <w:tab w:val="num" w:pos="2520"/>
-        </w:tabs>
-        <w:ind w:left="2520" w:hanging="360"/>
-      </w:pPr>
-    </w:lvl>
-    <w:lvl w:ilvl="6">
-      <w:start w:val="1"/>
-      <w:numFmt w:val="decimal"/>
-      <w:lvlText w:val="%7."/>
-      <w:lvlJc w:val="left"/>
-      <w:pPr>
-        <w:tabs>
-          <w:tab w:val="num" w:pos="2880"/>
-        </w:tabs>
-        <w:ind w:left="2880" w:hanging="360"/>
-      </w:pPr>
-    </w:lvl>
-    <w:lvl w:ilvl="7">
-      <w:start w:val="1"/>
-      <w:numFmt w:val="decimal"/>
-      <w:lvlText w:val="%8."/>
-      <w:lvlJc w:val="left"/>
-      <w:pPr>
-        <w:tabs>
-          <w:tab w:val="num" w:pos="3240"/>
-        </w:tabs>
-        <w:ind w:left="3240" w:hanging="360"/>
-      </w:pPr>
-    </w:lvl>
-    <w:lvl w:ilvl="8">
-      <w:start w:val="1"/>
-      <w:numFmt w:val="decimal"/>
-      <w:lvlText w:val="%9."/>
-      <w:lvlJc w:val="left"/>
-      <w:pPr>
-        <w:tabs>
-          <w:tab w:val="num" w:pos="3600"/>
-        </w:tabs>
-        <w:ind w:left="3600" w:hanging="360"/>
-      </w:pPr>
-    </w:lvl>
-  </w:abstractNum>
-  <w:abstractNum w:abstractNumId="5" w15:restartNumberingAfterBreak="0">
-    <w:nsid w:val="2AAB2B2B"/>
-    <w:multiLevelType w:val="multilevel"/>
-    <w:tmpl w:val="787E1B10"/>
-    <w:lvl w:ilvl="0">
-      <w:start w:val="1"/>
-      <w:numFmt w:val="decimal"/>
-      <w:lvlText w:val="%1."/>
-      <w:lvlJc w:val="left"/>
-      <w:pPr>
-        <w:tabs>
-          <w:tab w:val="num" w:pos="720"/>
-        </w:tabs>
-        <w:ind w:left="720" w:hanging="360"/>
-      </w:pPr>
-    </w:lvl>
-    <w:lvl w:ilvl="1">
-      <w:start w:val="1"/>
-      <w:numFmt w:val="decimal"/>
-      <w:lvlText w:val="%2."/>
-      <w:lvlJc w:val="left"/>
-      <w:pPr>
-        <w:tabs>
-          <w:tab w:val="num" w:pos="1080"/>
-        </w:tabs>
-        <w:ind w:left="1080" w:hanging="360"/>
-      </w:pPr>
-    </w:lvl>
-    <w:lvl w:ilvl="2">
-      <w:start w:val="1"/>
-      <w:numFmt w:val="decimal"/>
-      <w:lvlText w:val="%3."/>
-      <w:lvlJc w:val="left"/>
-      <w:pPr>
-        <w:tabs>
-          <w:tab w:val="num" w:pos="1440"/>
-        </w:tabs>
-        <w:ind w:left="1440" w:hanging="360"/>
-      </w:pPr>
-    </w:lvl>
-    <w:lvl w:ilvl="3">
-      <w:start w:val="1"/>
-      <w:numFmt w:val="decimal"/>
-      <w:lvlText w:val="%4."/>
-      <w:lvlJc w:val="left"/>
-      <w:pPr>
-        <w:tabs>
-          <w:tab w:val="num" w:pos="1800"/>
-        </w:tabs>
-        <w:ind w:left="1800" w:hanging="360"/>
-      </w:pPr>
-    </w:lvl>
-    <w:lvl w:ilvl="4">
-      <w:start w:val="1"/>
-      <w:numFmt w:val="decimal"/>
-      <w:lvlText w:val="%5."/>
-      <w:lvlJc w:val="left"/>
-      <w:pPr>
-        <w:tabs>
-          <w:tab w:val="num" w:pos="2160"/>
-        </w:tabs>
-        <w:ind w:left="2160" w:hanging="360"/>
-      </w:pPr>
-    </w:lvl>
-    <w:lvl w:ilvl="5">
-      <w:start w:val="1"/>
-      <w:numFmt w:val="decimal"/>
-      <w:lvlText w:val="%6."/>
-      <w:lvlJc w:val="left"/>
-      <w:pPr>
-        <w:tabs>
-          <w:tab w:val="num" w:pos="2520"/>
-        </w:tabs>
-        <w:ind w:left="2520" w:hanging="360"/>
-      </w:pPr>
-    </w:lvl>
-    <w:lvl w:ilvl="6">
-      <w:start w:val="1"/>
-      <w:numFmt w:val="decimal"/>
-      <w:lvlText w:val="%7."/>
-      <w:lvlJc w:val="left"/>
-      <w:pPr>
-        <w:tabs>
-          <w:tab w:val="num" w:pos="2880"/>
-        </w:tabs>
-        <w:ind w:left="2880" w:hanging="360"/>
-      </w:pPr>
-    </w:lvl>
-    <w:lvl w:ilvl="7">
-      <w:start w:val="1"/>
-      <w:numFmt w:val="decimal"/>
-      <w:lvlText w:val="%8."/>
-      <w:lvlJc w:val="left"/>
-      <w:pPr>
-        <w:tabs>
-          <w:tab w:val="num" w:pos="3240"/>
-        </w:tabs>
-        <w:ind w:left="3240" w:hanging="360"/>
-      </w:pPr>
-    </w:lvl>
-    <w:lvl w:ilvl="8">
-      <w:start w:val="1"/>
-      <w:numFmt w:val="decimal"/>
-      <w:lvlText w:val="%9."/>
-      <w:lvlJc w:val="left"/>
-      <w:pPr>
-        <w:tabs>
-          <w:tab w:val="num" w:pos="3600"/>
-        </w:tabs>
-        <w:ind w:left="3600" w:hanging="360"/>
-      </w:pPr>
-    </w:lvl>
-  </w:abstractNum>
-  <w:abstractNum w:abstractNumId="6" w15:restartNumberingAfterBreak="0">
-    <w:nsid w:val="4DF61A50"/>
-    <w:multiLevelType w:val="multilevel"/>
-    <w:tmpl w:val="38E2B67A"/>
-    <w:lvl w:ilvl="0">
-      <w:start w:val="1"/>
-      <w:numFmt w:val="decimal"/>
-      <w:lvlText w:val="%1."/>
-      <w:lvlJc w:val="left"/>
-      <w:pPr>
-        <w:tabs>
-          <w:tab w:val="num" w:pos="720"/>
-        </w:tabs>
-        <w:ind w:left="720" w:hanging="360"/>
-      </w:pPr>
-    </w:lvl>
-    <w:lvl w:ilvl="1">
-      <w:start w:val="1"/>
-      <w:numFmt w:val="decimal"/>
-      <w:lvlText w:val="%2."/>
-      <w:lvlJc w:val="left"/>
-      <w:pPr>
-        <w:tabs>
-          <w:tab w:val="num" w:pos="1080"/>
-        </w:tabs>
-        <w:ind w:left="1080" w:hanging="360"/>
-      </w:pPr>
-    </w:lvl>
-    <w:lvl w:ilvl="2">
-      <w:start w:val="1"/>
-      <w:numFmt w:val="decimal"/>
-      <w:lvlText w:val="%3."/>
-      <w:lvlJc w:val="left"/>
-      <w:pPr>
-        <w:tabs>
-          <w:tab w:val="num" w:pos="1440"/>
-        </w:tabs>
-        <w:ind w:left="1440" w:hanging="360"/>
-      </w:pPr>
-    </w:lvl>
-    <w:lvl w:ilvl="3">
-      <w:start w:val="1"/>
-      <w:numFmt w:val="decimal"/>
-      <w:lvlText w:val="%4."/>
-      <w:lvlJc w:val="left"/>
-      <w:pPr>
-        <w:tabs>
-          <w:tab w:val="num" w:pos="1800"/>
-        </w:tabs>
-        <w:ind w:left="1800" w:hanging="360"/>
-      </w:pPr>
-    </w:lvl>
-    <w:lvl w:ilvl="4">
-      <w:start w:val="1"/>
-      <w:numFmt w:val="decimal"/>
-      <w:lvlText w:val="%5."/>
-      <w:lvlJc w:val="left"/>
-      <w:pPr>
-        <w:tabs>
-          <w:tab w:val="num" w:pos="2160"/>
-        </w:tabs>
-        <w:ind w:left="2160" w:hanging="360"/>
-      </w:pPr>
-    </w:lvl>
-    <w:lvl w:ilvl="5">
-      <w:start w:val="1"/>
-      <w:numFmt w:val="decimal"/>
-      <w:lvlText w:val="%6."/>
-      <w:lvlJc w:val="left"/>
-      <w:pPr>
-        <w:tabs>
-          <w:tab w:val="num" w:pos="2520"/>
-        </w:tabs>
-        <w:ind w:left="2520" w:hanging="360"/>
-      </w:pPr>
-    </w:lvl>
-    <w:lvl w:ilvl="6">
-      <w:start w:val="1"/>
-      <w:numFmt w:val="decimal"/>
-      <w:lvlText w:val="%7."/>
-      <w:lvlJc w:val="left"/>
-      <w:pPr>
-        <w:tabs>
-          <w:tab w:val="num" w:pos="2880"/>
-        </w:tabs>
-        <w:ind w:left="2880" w:hanging="360"/>
-      </w:pPr>
-    </w:lvl>
-    <w:lvl w:ilvl="7">
-      <w:start w:val="1"/>
-      <w:numFmt w:val="decimal"/>
-      <w:lvlText w:val="%8."/>
-      <w:lvlJc w:val="left"/>
-      <w:pPr>
-        <w:tabs>
-          <w:tab w:val="num" w:pos="3240"/>
-        </w:tabs>
-        <w:ind w:left="3240" w:hanging="360"/>
-      </w:pPr>
-    </w:lvl>
-    <w:lvl w:ilvl="8">
-      <w:start w:val="1"/>
-      <w:numFmt w:val="decimal"/>
-      <w:lvlText w:val="%9."/>
-      <w:lvlJc w:val="left"/>
-      <w:pPr>
-        <w:tabs>
-          <w:tab w:val="num" w:pos="3600"/>
-        </w:tabs>
-        <w:ind w:left="3600" w:hanging="360"/>
-      </w:pPr>
-    </w:lvl>
-  </w:abstractNum>
-  <w:abstractNum w:abstractNumId="7" w15:restartNumberingAfterBreak="0">
-    <w:nsid w:val="729F0B4E"/>
-    <w:multiLevelType w:val="multilevel"/>
-    <w:tmpl w:val="DD0A86AC"/>
-    <w:lvl w:ilvl="0">
       <w:start w:val="1"/>
       <w:numFmt w:val="none"/>
       <w:suff w:val="nothing"/>
       <w:lvlText w:val=""/>
-      <w:lvlJc w:val="left"/>
+      <w:lvlJc w:val="start"/>
       <w:pPr>
         <w:tabs>
           <w:tab w:val="num" w:pos="0"/>
         </w:tabs>
-        <w:ind w:left="0" w:firstLine="0"/>
-      </w:pPr>
-    </w:lvl>
-    <w:lvl w:ilvl="1">
+        <w:ind w:start="0" w:hanging="0"/>
+      </w:pPr>
+      <w:rPr/>
+    </w:lvl>
+    <w:lvl w:ilvl="8">
       <w:start w:val="1"/>
       <w:numFmt w:val="none"/>
       <w:suff w:val="nothing"/>
       <w:lvlText w:val=""/>
-      <w:lvlJc w:val="left"/>
+      <w:lvlJc w:val="start"/>
       <w:pPr>
         <w:tabs>
           <w:tab w:val="num" w:pos="0"/>
         </w:tabs>
-        <w:ind w:left="0" w:firstLine="0"/>
-      </w:pPr>
+        <w:ind w:start="0" w:hanging="0"/>
+      </w:pPr>
+      <w:rPr/>
+    </w:lvl>
+  </w:abstractNum>
+  <w:abstractNum w:abstractNumId="2">
+    <w:lvl w:ilvl="0">
+      <w:start w:val="1"/>
+      <w:numFmt w:val="decimal"/>
+      <w:lvlText w:val="%1."/>
+      <w:lvlJc w:val="start"/>
+      <w:pPr>
+        <w:tabs>
+          <w:tab w:val="num" w:pos="720"/>
+        </w:tabs>
+        <w:ind w:start="720" w:hanging="360"/>
+      </w:pPr>
+      <w:rPr/>
+    </w:lvl>
+    <w:lvl w:ilvl="1">
+      <w:start w:val="1"/>
+      <w:numFmt w:val="decimal"/>
+      <w:lvlText w:val="%2."/>
+      <w:lvlJc w:val="start"/>
+      <w:pPr>
+        <w:tabs>
+          <w:tab w:val="num" w:pos="1080"/>
+        </w:tabs>
+        <w:ind w:start="1080" w:hanging="360"/>
+      </w:pPr>
+      <w:rPr/>
     </w:lvl>
     <w:lvl w:ilvl="2">
+      <w:start w:val="1"/>
+      <w:numFmt w:val="decimal"/>
+      <w:lvlText w:val="%3."/>
+      <w:lvlJc w:val="start"/>
+      <w:pPr>
+        <w:tabs>
+          <w:tab w:val="num" w:pos="1440"/>
+        </w:tabs>
+        <w:ind w:start="1440" w:hanging="360"/>
+      </w:pPr>
+      <w:rPr/>
+    </w:lvl>
+    <w:lvl w:ilvl="3">
+      <w:start w:val="1"/>
+      <w:numFmt w:val="decimal"/>
+      <w:lvlText w:val="%4."/>
+      <w:lvlJc w:val="start"/>
+      <w:pPr>
+        <w:tabs>
+          <w:tab w:val="num" w:pos="1800"/>
+        </w:tabs>
+        <w:ind w:start="1800" w:hanging="360"/>
+      </w:pPr>
+      <w:rPr/>
+    </w:lvl>
+    <w:lvl w:ilvl="4">
+      <w:start w:val="1"/>
+      <w:numFmt w:val="decimal"/>
+      <w:lvlText w:val="%5."/>
+      <w:lvlJc w:val="start"/>
+      <w:pPr>
+        <w:tabs>
+          <w:tab w:val="num" w:pos="2160"/>
+        </w:tabs>
+        <w:ind w:start="2160" w:hanging="360"/>
+      </w:pPr>
+      <w:rPr/>
+    </w:lvl>
+    <w:lvl w:ilvl="5">
+      <w:start w:val="1"/>
+      <w:numFmt w:val="decimal"/>
+      <w:lvlText w:val="%6."/>
+      <w:lvlJc w:val="start"/>
+      <w:pPr>
+        <w:tabs>
+          <w:tab w:val="num" w:pos="2520"/>
+        </w:tabs>
+        <w:ind w:start="2520" w:hanging="360"/>
+      </w:pPr>
+      <w:rPr/>
+    </w:lvl>
+    <w:lvl w:ilvl="6">
+      <w:start w:val="1"/>
+      <w:numFmt w:val="decimal"/>
+      <w:lvlText w:val="%7."/>
+      <w:lvlJc w:val="start"/>
+      <w:pPr>
+        <w:tabs>
+          <w:tab w:val="num" w:pos="2880"/>
+        </w:tabs>
+        <w:ind w:start="2880" w:hanging="360"/>
+      </w:pPr>
+      <w:rPr/>
+    </w:lvl>
+    <w:lvl w:ilvl="7">
+      <w:start w:val="1"/>
+      <w:numFmt w:val="decimal"/>
+      <w:lvlText w:val="%8."/>
+      <w:lvlJc w:val="start"/>
+      <w:pPr>
+        <w:tabs>
+          <w:tab w:val="num" w:pos="3240"/>
+        </w:tabs>
+        <w:ind w:start="3240" w:hanging="360"/>
+      </w:pPr>
+      <w:rPr/>
+    </w:lvl>
+    <w:lvl w:ilvl="8">
+      <w:start w:val="1"/>
+      <w:numFmt w:val="decimal"/>
+      <w:lvlText w:val="%9."/>
+      <w:lvlJc w:val="start"/>
+      <w:pPr>
+        <w:tabs>
+          <w:tab w:val="num" w:pos="3600"/>
+        </w:tabs>
+        <w:ind w:start="3600" w:hanging="360"/>
+      </w:pPr>
+      <w:rPr/>
+    </w:lvl>
+  </w:abstractNum>
+  <w:abstractNum w:abstractNumId="3">
+    <w:lvl w:ilvl="0">
+      <w:start w:val="1"/>
+      <w:numFmt w:val="decimal"/>
+      <w:lvlText w:val="%1."/>
+      <w:lvlJc w:val="start"/>
+      <w:pPr>
+        <w:tabs>
+          <w:tab w:val="num" w:pos="720"/>
+        </w:tabs>
+        <w:ind w:start="720" w:hanging="360"/>
+      </w:pPr>
+      <w:rPr/>
+    </w:lvl>
+    <w:lvl w:ilvl="1">
+      <w:start w:val="1"/>
+      <w:numFmt w:val="decimal"/>
+      <w:lvlText w:val="%2."/>
+      <w:lvlJc w:val="start"/>
+      <w:pPr>
+        <w:tabs>
+          <w:tab w:val="num" w:pos="1080"/>
+        </w:tabs>
+        <w:ind w:start="1080" w:hanging="360"/>
+      </w:pPr>
+      <w:rPr/>
+    </w:lvl>
+    <w:lvl w:ilvl="2">
+      <w:start w:val="1"/>
+      <w:numFmt w:val="decimal"/>
+      <w:lvlText w:val="%3."/>
+      <w:lvlJc w:val="start"/>
+      <w:pPr>
+        <w:tabs>
+          <w:tab w:val="num" w:pos="1440"/>
+        </w:tabs>
+        <w:ind w:start="1440" w:hanging="360"/>
+      </w:pPr>
+      <w:rPr/>
+    </w:lvl>
+    <w:lvl w:ilvl="3">
+      <w:start w:val="1"/>
+      <w:numFmt w:val="decimal"/>
+      <w:lvlText w:val="%4."/>
+      <w:lvlJc w:val="start"/>
+      <w:pPr>
+        <w:tabs>
+          <w:tab w:val="num" w:pos="1800"/>
+        </w:tabs>
+        <w:ind w:start="1800" w:hanging="360"/>
+      </w:pPr>
+      <w:rPr/>
+    </w:lvl>
+    <w:lvl w:ilvl="4">
+      <w:start w:val="1"/>
+      <w:numFmt w:val="decimal"/>
+      <w:lvlText w:val="%5."/>
+      <w:lvlJc w:val="start"/>
+      <w:pPr>
+        <w:tabs>
+          <w:tab w:val="num" w:pos="2160"/>
+        </w:tabs>
+        <w:ind w:start="2160" w:hanging="360"/>
+      </w:pPr>
+      <w:rPr/>
+    </w:lvl>
+    <w:lvl w:ilvl="5">
+      <w:start w:val="1"/>
+      <w:numFmt w:val="decimal"/>
+      <w:lvlText w:val="%6."/>
+      <w:lvlJc w:val="start"/>
+      <w:pPr>
+        <w:tabs>
+          <w:tab w:val="num" w:pos="2520"/>
+        </w:tabs>
+        <w:ind w:start="2520" w:hanging="360"/>
+      </w:pPr>
+      <w:rPr/>
+    </w:lvl>
+    <w:lvl w:ilvl="6">
+      <w:start w:val="1"/>
+      <w:numFmt w:val="decimal"/>
+      <w:lvlText w:val="%7."/>
+      <w:lvlJc w:val="start"/>
+      <w:pPr>
+        <w:tabs>
+          <w:tab w:val="num" w:pos="2880"/>
+        </w:tabs>
+        <w:ind w:start="2880" w:hanging="360"/>
+      </w:pPr>
+      <w:rPr/>
+    </w:lvl>
+    <w:lvl w:ilvl="7">
+      <w:start w:val="1"/>
+      <w:numFmt w:val="decimal"/>
+      <w:lvlText w:val="%8."/>
+      <w:lvlJc w:val="start"/>
+      <w:pPr>
+        <w:tabs>
+          <w:tab w:val="num" w:pos="3240"/>
+        </w:tabs>
+        <w:ind w:start="3240" w:hanging="360"/>
+      </w:pPr>
+      <w:rPr/>
+    </w:lvl>
+    <w:lvl w:ilvl="8">
+      <w:start w:val="1"/>
+      <w:numFmt w:val="decimal"/>
+      <w:lvlText w:val="%9."/>
+      <w:lvlJc w:val="start"/>
+      <w:pPr>
+        <w:tabs>
+          <w:tab w:val="num" w:pos="3600"/>
+        </w:tabs>
+        <w:ind w:start="3600" w:hanging="360"/>
+      </w:pPr>
+      <w:rPr/>
+    </w:lvl>
+  </w:abstractNum>
+  <w:abstractNum w:abstractNumId="4">
+    <w:lvl w:ilvl="0">
+      <w:start w:val="1"/>
+      <w:numFmt w:val="decimal"/>
+      <w:lvlText w:val="%1."/>
+      <w:lvlJc w:val="start"/>
+      <w:pPr>
+        <w:tabs>
+          <w:tab w:val="num" w:pos="720"/>
+        </w:tabs>
+        <w:ind w:start="720" w:hanging="360"/>
+      </w:pPr>
+      <w:rPr/>
+    </w:lvl>
+    <w:lvl w:ilvl="1">
+      <w:start w:val="1"/>
+      <w:numFmt w:val="decimal"/>
+      <w:lvlText w:val="%1.%2."/>
+      <w:lvlJc w:val="start"/>
+      <w:pPr>
+        <w:tabs>
+          <w:tab w:val="num" w:pos="1080"/>
+        </w:tabs>
+        <w:ind w:start="1080" w:hanging="360"/>
+      </w:pPr>
+      <w:rPr/>
+    </w:lvl>
+    <w:lvl w:ilvl="2">
+      <w:start w:val="1"/>
+      <w:numFmt w:val="decimal"/>
+      <w:lvlText w:val="%3."/>
+      <w:lvlJc w:val="start"/>
+      <w:pPr>
+        <w:tabs>
+          <w:tab w:val="num" w:pos="1440"/>
+        </w:tabs>
+        <w:ind w:start="1440" w:hanging="360"/>
+      </w:pPr>
+      <w:rPr/>
+    </w:lvl>
+    <w:lvl w:ilvl="3">
+      <w:start w:val="1"/>
+      <w:numFmt w:val="decimal"/>
+      <w:lvlText w:val="%4."/>
+      <w:lvlJc w:val="start"/>
+      <w:pPr>
+        <w:tabs>
+          <w:tab w:val="num" w:pos="1800"/>
+        </w:tabs>
+        <w:ind w:start="1800" w:hanging="360"/>
+      </w:pPr>
+      <w:rPr/>
+    </w:lvl>
+    <w:lvl w:ilvl="4">
+      <w:start w:val="1"/>
+      <w:numFmt w:val="decimal"/>
+      <w:lvlText w:val="%5."/>
+      <w:lvlJc w:val="start"/>
+      <w:pPr>
+        <w:tabs>
+          <w:tab w:val="num" w:pos="2160"/>
+        </w:tabs>
+        <w:ind w:start="2160" w:hanging="360"/>
+      </w:pPr>
+      <w:rPr/>
+    </w:lvl>
+    <w:lvl w:ilvl="5">
+      <w:start w:val="1"/>
+      <w:numFmt w:val="decimal"/>
+      <w:lvlText w:val="%6."/>
+      <w:lvlJc w:val="start"/>
+      <w:pPr>
+        <w:tabs>
+          <w:tab w:val="num" w:pos="2520"/>
+        </w:tabs>
+        <w:ind w:start="2520" w:hanging="360"/>
+      </w:pPr>
+      <w:rPr/>
+    </w:lvl>
+    <w:lvl w:ilvl="6">
+      <w:start w:val="1"/>
+      <w:numFmt w:val="decimal"/>
+      <w:lvlText w:val="%7."/>
+      <w:lvlJc w:val="start"/>
+      <w:pPr>
+        <w:tabs>
+          <w:tab w:val="num" w:pos="2880"/>
+        </w:tabs>
+        <w:ind w:start="2880" w:hanging="360"/>
+      </w:pPr>
+      <w:rPr/>
+    </w:lvl>
+    <w:lvl w:ilvl="7">
+      <w:start w:val="1"/>
+      <w:numFmt w:val="decimal"/>
+      <w:lvlText w:val="%8."/>
+      <w:lvlJc w:val="start"/>
+      <w:pPr>
+        <w:tabs>
+          <w:tab w:val="num" w:pos="3240"/>
+        </w:tabs>
+        <w:ind w:start="3240" w:hanging="360"/>
+      </w:pPr>
+      <w:rPr/>
+    </w:lvl>
+    <w:lvl w:ilvl="8">
+      <w:start w:val="1"/>
+      <w:numFmt w:val="decimal"/>
+      <w:lvlText w:val="%9."/>
+      <w:lvlJc w:val="start"/>
+      <w:pPr>
+        <w:tabs>
+          <w:tab w:val="num" w:pos="3600"/>
+        </w:tabs>
+        <w:ind w:start="3600" w:hanging="360"/>
+      </w:pPr>
+      <w:rPr/>
+    </w:lvl>
+  </w:abstractNum>
+  <w:abstractNum w:abstractNumId="5">
+    <w:lvl w:ilvl="0">
+      <w:start w:val="1"/>
+      <w:numFmt w:val="decimal"/>
+      <w:lvlText w:val="%1."/>
+      <w:lvlJc w:val="start"/>
+      <w:pPr>
+        <w:tabs>
+          <w:tab w:val="num" w:pos="720"/>
+        </w:tabs>
+        <w:ind w:start="720" w:hanging="360"/>
+      </w:pPr>
+      <w:rPr/>
+    </w:lvl>
+    <w:lvl w:ilvl="1">
+      <w:start w:val="1"/>
+      <w:numFmt w:val="decimal"/>
+      <w:lvlText w:val="%2."/>
+      <w:lvlJc w:val="start"/>
+      <w:pPr>
+        <w:tabs>
+          <w:tab w:val="num" w:pos="1080"/>
+        </w:tabs>
+        <w:ind w:start="1080" w:hanging="360"/>
+      </w:pPr>
+      <w:rPr/>
+    </w:lvl>
+    <w:lvl w:ilvl="2">
+      <w:start w:val="1"/>
+      <w:numFmt w:val="decimal"/>
+      <w:lvlText w:val="%3."/>
+      <w:lvlJc w:val="start"/>
+      <w:pPr>
+        <w:tabs>
+          <w:tab w:val="num" w:pos="1440"/>
+        </w:tabs>
+        <w:ind w:start="1440" w:hanging="360"/>
+      </w:pPr>
+      <w:rPr/>
+    </w:lvl>
+    <w:lvl w:ilvl="3">
+      <w:start w:val="1"/>
+      <w:numFmt w:val="decimal"/>
+      <w:lvlText w:val="%4."/>
+      <w:lvlJc w:val="start"/>
+      <w:pPr>
+        <w:tabs>
+          <w:tab w:val="num" w:pos="1800"/>
+        </w:tabs>
+        <w:ind w:start="1800" w:hanging="360"/>
+      </w:pPr>
+      <w:rPr/>
+    </w:lvl>
+    <w:lvl w:ilvl="4">
+      <w:start w:val="1"/>
+      <w:numFmt w:val="decimal"/>
+      <w:lvlText w:val="%5."/>
+      <w:lvlJc w:val="start"/>
+      <w:pPr>
+        <w:tabs>
+          <w:tab w:val="num" w:pos="2160"/>
+        </w:tabs>
+        <w:ind w:start="2160" w:hanging="360"/>
+      </w:pPr>
+      <w:rPr/>
+    </w:lvl>
+    <w:lvl w:ilvl="5">
+      <w:start w:val="1"/>
+      <w:numFmt w:val="decimal"/>
+      <w:lvlText w:val="%6."/>
+      <w:lvlJc w:val="start"/>
+      <w:pPr>
+        <w:tabs>
+          <w:tab w:val="num" w:pos="2520"/>
+        </w:tabs>
+        <w:ind w:start="2520" w:hanging="360"/>
+      </w:pPr>
+      <w:rPr/>
+    </w:lvl>
+    <w:lvl w:ilvl="6">
+      <w:start w:val="1"/>
+      <w:numFmt w:val="decimal"/>
+      <w:lvlText w:val="%7."/>
+      <w:lvlJc w:val="start"/>
+      <w:pPr>
+        <w:tabs>
+          <w:tab w:val="num" w:pos="2880"/>
+        </w:tabs>
+        <w:ind w:start="2880" w:hanging="360"/>
+      </w:pPr>
+      <w:rPr/>
+    </w:lvl>
+    <w:lvl w:ilvl="7">
+      <w:start w:val="1"/>
+      <w:numFmt w:val="decimal"/>
+      <w:lvlText w:val="%8."/>
+      <w:lvlJc w:val="start"/>
+      <w:pPr>
+        <w:tabs>
+          <w:tab w:val="num" w:pos="3240"/>
+        </w:tabs>
+        <w:ind w:start="3240" w:hanging="360"/>
+      </w:pPr>
+      <w:rPr/>
+    </w:lvl>
+    <w:lvl w:ilvl="8">
+      <w:start w:val="1"/>
+      <w:numFmt w:val="decimal"/>
+      <w:lvlText w:val="%9."/>
+      <w:lvlJc w:val="start"/>
+      <w:pPr>
+        <w:tabs>
+          <w:tab w:val="num" w:pos="3600"/>
+        </w:tabs>
+        <w:ind w:start="3600" w:hanging="360"/>
+      </w:pPr>
+      <w:rPr/>
+    </w:lvl>
+  </w:abstractNum>
+  <w:abstractNum w:abstractNumId="6">
+    <w:lvl w:ilvl="0">
+      <w:start w:val="1"/>
+      <w:numFmt w:val="decimal"/>
+      <w:lvlText w:val="%1."/>
+      <w:lvlJc w:val="start"/>
+      <w:pPr>
+        <w:tabs>
+          <w:tab w:val="num" w:pos="720"/>
+        </w:tabs>
+        <w:ind w:start="720" w:hanging="360"/>
+      </w:pPr>
+      <w:rPr>
+        <w:rFonts w:ascii="Segoe UI" w:hAnsi="Segoe UI" w:cs="Segoe UI"/>
+      </w:rPr>
+    </w:lvl>
+    <w:lvl w:ilvl="1">
+      <w:start w:val="1"/>
+      <w:numFmt w:val="decimal"/>
+      <w:lvlText w:val="%2."/>
+      <w:lvlJc w:val="start"/>
+      <w:pPr>
+        <w:tabs>
+          <w:tab w:val="num" w:pos="1080"/>
+        </w:tabs>
+        <w:ind w:start="1080" w:hanging="360"/>
+      </w:pPr>
+      <w:rPr/>
+    </w:lvl>
+    <w:lvl w:ilvl="2">
+      <w:start w:val="1"/>
+      <w:numFmt w:val="decimal"/>
+      <w:lvlText w:val="%3."/>
+      <w:lvlJc w:val="start"/>
+      <w:pPr>
+        <w:tabs>
+          <w:tab w:val="num" w:pos="1440"/>
+        </w:tabs>
+        <w:ind w:start="1440" w:hanging="360"/>
+      </w:pPr>
+      <w:rPr/>
+    </w:lvl>
+    <w:lvl w:ilvl="3">
+      <w:start w:val="1"/>
+      <w:numFmt w:val="decimal"/>
+      <w:lvlText w:val="%4."/>
+      <w:lvlJc w:val="start"/>
+      <w:pPr>
+        <w:tabs>
+          <w:tab w:val="num" w:pos="1800"/>
+        </w:tabs>
+        <w:ind w:start="1800" w:hanging="360"/>
+      </w:pPr>
+      <w:rPr/>
+    </w:lvl>
+    <w:lvl w:ilvl="4">
+      <w:start w:val="1"/>
+      <w:numFmt w:val="decimal"/>
+      <w:lvlText w:val="%5."/>
+      <w:lvlJc w:val="start"/>
+      <w:pPr>
+        <w:tabs>
+          <w:tab w:val="num" w:pos="2160"/>
+        </w:tabs>
+        <w:ind w:start="2160" w:hanging="360"/>
+      </w:pPr>
+      <w:rPr/>
+    </w:lvl>
+    <w:lvl w:ilvl="5">
+      <w:start w:val="1"/>
+      <w:numFmt w:val="decimal"/>
+      <w:lvlText w:val="%6."/>
+      <w:lvlJc w:val="start"/>
+      <w:pPr>
+        <w:tabs>
+          <w:tab w:val="num" w:pos="2520"/>
+        </w:tabs>
+        <w:ind w:start="2520" w:hanging="360"/>
+      </w:pPr>
+      <w:rPr/>
+    </w:lvl>
+    <w:lvl w:ilvl="6">
+      <w:start w:val="1"/>
+      <w:numFmt w:val="decimal"/>
+      <w:lvlText w:val="%7."/>
+      <w:lvlJc w:val="start"/>
+      <w:pPr>
+        <w:tabs>
+          <w:tab w:val="num" w:pos="2880"/>
+        </w:tabs>
+        <w:ind w:start="2880" w:hanging="360"/>
+      </w:pPr>
+      <w:rPr/>
+    </w:lvl>
+    <w:lvl w:ilvl="7">
+      <w:start w:val="1"/>
+      <w:numFmt w:val="decimal"/>
+      <w:lvlText w:val="%8."/>
+      <w:lvlJc w:val="start"/>
+      <w:pPr>
+        <w:tabs>
+          <w:tab w:val="num" w:pos="3240"/>
+        </w:tabs>
+        <w:ind w:start="3240" w:hanging="360"/>
+      </w:pPr>
+      <w:rPr/>
+    </w:lvl>
+    <w:lvl w:ilvl="8">
+      <w:start w:val="1"/>
+      <w:numFmt w:val="decimal"/>
+      <w:lvlText w:val="%9."/>
+      <w:lvlJc w:val="start"/>
+      <w:pPr>
+        <w:tabs>
+          <w:tab w:val="num" w:pos="3600"/>
+        </w:tabs>
+        <w:ind w:start="3600" w:hanging="360"/>
+      </w:pPr>
+      <w:rPr/>
+    </w:lvl>
+  </w:abstractNum>
+  <w:abstractNum w:abstractNumId="7">
+    <w:lvl w:ilvl="0">
+      <w:start w:val="1"/>
+      <w:numFmt w:val="decimal"/>
+      <w:lvlText w:val=""/>
+      <w:lvlJc w:val="start"/>
+      <w:pPr>
+        <w:tabs>
+          <w:tab w:val="num" w:pos="720"/>
+        </w:tabs>
+        <w:ind w:start="720" w:hanging="360"/>
+      </w:pPr>
+      <w:rPr/>
+    </w:lvl>
+    <w:lvl w:ilvl="1">
+      <w:start w:val="1"/>
+      <w:numFmt w:val="decimal"/>
+      <w:lvlText w:val="%2."/>
+      <w:lvlJc w:val="start"/>
+      <w:pPr>
+        <w:tabs>
+          <w:tab w:val="num" w:pos="1080"/>
+        </w:tabs>
+        <w:ind w:start="1080" w:hanging="360"/>
+      </w:pPr>
+      <w:rPr/>
+    </w:lvl>
+    <w:lvl w:ilvl="2">
+      <w:start w:val="1"/>
+      <w:numFmt w:val="decimal"/>
+      <w:lvlText w:val="%3."/>
+      <w:lvlJc w:val="start"/>
+      <w:pPr>
+        <w:tabs>
+          <w:tab w:val="num" w:pos="1440"/>
+        </w:tabs>
+        <w:ind w:start="1440" w:hanging="360"/>
+      </w:pPr>
+      <w:rPr/>
+    </w:lvl>
+    <w:lvl w:ilvl="3">
+      <w:start w:val="1"/>
+      <w:numFmt w:val="decimal"/>
+      <w:lvlText w:val="%4."/>
+      <w:lvlJc w:val="start"/>
+      <w:pPr>
+        <w:tabs>
+          <w:tab w:val="num" w:pos="1800"/>
+        </w:tabs>
+        <w:ind w:start="1800" w:hanging="360"/>
+      </w:pPr>
+      <w:rPr/>
+    </w:lvl>
+    <w:lvl w:ilvl="4">
+      <w:start w:val="1"/>
+      <w:numFmt w:val="decimal"/>
+      <w:lvlText w:val="%5."/>
+      <w:lvlJc w:val="start"/>
+      <w:pPr>
+        <w:tabs>
+          <w:tab w:val="num" w:pos="2160"/>
+        </w:tabs>
+        <w:ind w:start="2160" w:hanging="360"/>
+      </w:pPr>
+      <w:rPr/>
+    </w:lvl>
+    <w:lvl w:ilvl="5">
+      <w:start w:val="1"/>
+      <w:numFmt w:val="decimal"/>
+      <w:lvlText w:val="%6."/>
+      <w:lvlJc w:val="start"/>
+      <w:pPr>
+        <w:tabs>
+          <w:tab w:val="num" w:pos="2520"/>
+        </w:tabs>
+        <w:ind w:start="2520" w:hanging="360"/>
+      </w:pPr>
+      <w:rPr/>
+    </w:lvl>
+    <w:lvl w:ilvl="6">
+      <w:start w:val="1"/>
+      <w:numFmt w:val="decimal"/>
+      <w:lvlText w:val="%7."/>
+      <w:lvlJc w:val="start"/>
+      <w:pPr>
+        <w:tabs>
+          <w:tab w:val="num" w:pos="2880"/>
+        </w:tabs>
+        <w:ind w:start="2880" w:hanging="360"/>
+      </w:pPr>
+      <w:rPr/>
+    </w:lvl>
+    <w:lvl w:ilvl="7">
+      <w:start w:val="1"/>
+      <w:numFmt w:val="decimal"/>
+      <w:lvlText w:val="%8."/>
+      <w:lvlJc w:val="start"/>
+      <w:pPr>
+        <w:tabs>
+          <w:tab w:val="num" w:pos="3240"/>
+        </w:tabs>
+        <w:ind w:start="3240" w:hanging="360"/>
+      </w:pPr>
+      <w:rPr/>
+    </w:lvl>
+    <w:lvl w:ilvl="8">
+      <w:start w:val="1"/>
+      <w:numFmt w:val="decimal"/>
+      <w:lvlText w:val="%9."/>
+      <w:lvlJc w:val="start"/>
+      <w:pPr>
+        <w:tabs>
+          <w:tab w:val="num" w:pos="3600"/>
+        </w:tabs>
+        <w:ind w:start="3600" w:hanging="360"/>
+      </w:pPr>
+      <w:rPr/>
+    </w:lvl>
+  </w:abstractNum>
+  <w:abstractNum w:abstractNumId="8">
+    <w:lvl w:ilvl="0">
       <w:start w:val="1"/>
       <w:numFmt w:val="none"/>
       <w:suff w:val="nothing"/>
       <w:lvlText w:val=""/>
-      <w:lvlJc w:val="left"/>
+      <w:lvlJc w:val="start"/>
       <w:pPr>
         <w:tabs>
           <w:tab w:val="num" w:pos="0"/>
         </w:tabs>
-        <w:ind w:left="0" w:firstLine="0"/>
-      </w:pPr>
-    </w:lvl>
-    <w:lvl w:ilvl="3">
+        <w:ind w:start="0" w:hanging="0"/>
+      </w:pPr>
+    </w:lvl>
+    <w:lvl w:ilvl="1">
       <w:start w:val="1"/>
       <w:numFmt w:val="none"/>
       <w:suff w:val="nothing"/>
       <w:lvlText w:val=""/>
-      <w:lvlJc w:val="left"/>
+      <w:lvlJc w:val="start"/>
       <w:pPr>
         <w:tabs>
           <w:tab w:val="num" w:pos="0"/>
         </w:tabs>
-        <w:ind w:left="0" w:firstLine="0"/>
-      </w:pPr>
-    </w:lvl>
-    <w:lvl w:ilvl="4">
+        <w:ind w:start="0" w:hanging="0"/>
+      </w:pPr>
+    </w:lvl>
+    <w:lvl w:ilvl="2">
       <w:start w:val="1"/>
       <w:numFmt w:val="none"/>
       <w:suff w:val="nothing"/>
       <w:lvlText w:val=""/>
-      <w:lvlJc w:val="left"/>
+      <w:lvlJc w:val="start"/>
       <w:pPr>
         <w:tabs>
           <w:tab w:val="num" w:pos="0"/>
         </w:tabs>
-        <w:ind w:left="0" w:firstLine="0"/>
-      </w:pPr>
-    </w:lvl>
-    <w:lvl w:ilvl="5">
+        <w:ind w:start="0" w:hanging="0"/>
+      </w:pPr>
+    </w:lvl>
+    <w:lvl w:ilvl="3">
       <w:start w:val="1"/>
       <w:numFmt w:val="none"/>
       <w:suff w:val="nothing"/>
       <w:lvlText w:val=""/>
-      <w:lvlJc w:val="left"/>
+      <w:lvlJc w:val="start"/>
       <w:pPr>
         <w:tabs>
           <w:tab w:val="num" w:pos="0"/>
         </w:tabs>
-        <w:ind w:left="0" w:firstLine="0"/>
-      </w:pPr>
-    </w:lvl>
-    <w:lvl w:ilvl="6">
+        <w:ind w:start="0" w:hanging="0"/>
+      </w:pPr>
+    </w:lvl>
+    <w:lvl w:ilvl="4">
       <w:start w:val="1"/>
       <w:numFmt w:val="none"/>
       <w:suff w:val="nothing"/>
       <w:lvlText w:val=""/>
-      <w:lvlJc w:val="left"/>
+      <w:lvlJc w:val="start"/>
       <w:pPr>
         <w:tabs>
           <w:tab w:val="num" w:pos="0"/>
         </w:tabs>
-        <w:ind w:left="0" w:firstLine="0"/>
-      </w:pPr>
-    </w:lvl>
-    <w:lvl w:ilvl="7">
+        <w:ind w:start="0" w:hanging="0"/>
+      </w:pPr>
+    </w:lvl>
+    <w:lvl w:ilvl="5">
       <w:start w:val="1"/>
       <w:numFmt w:val="none"/>
       <w:suff w:val="nothing"/>
       <w:lvlText w:val=""/>
-      <w:lvlJc w:val="left"/>
+      <w:lvlJc w:val="start"/>
       <w:pPr>
         <w:tabs>
           <w:tab w:val="num" w:pos="0"/>
         </w:tabs>
-        <w:ind w:left="0" w:firstLine="0"/>
-      </w:pPr>
-    </w:lvl>
-    <w:lvl w:ilvl="8">
+        <w:ind w:start="0" w:hanging="0"/>
+      </w:pPr>
+    </w:lvl>
+    <w:lvl w:ilvl="6">
       <w:start w:val="1"/>
       <w:numFmt w:val="none"/>
       <w:suff w:val="nothing"/>
       <w:lvlText w:val=""/>
-      <w:lvlJc w:val="left"/>
+      <w:lvlJc w:val="start"/>
       <w:pPr>
         <w:tabs>
           <w:tab w:val="num" w:pos="0"/>
         </w:tabs>
-        <w:ind w:left="0" w:firstLine="0"/>
+        <w:ind w:start="0" w:hanging="0"/>
+      </w:pPr>
+    </w:lvl>
+    <w:lvl w:ilvl="7">
+      <w:start w:val="1"/>
+      <w:numFmt w:val="none"/>
+      <w:suff w:val="nothing"/>
+      <w:lvlText w:val=""/>
+      <w:lvlJc w:val="start"/>
+      <w:pPr>
+        <w:tabs>
+          <w:tab w:val="num" w:pos="0"/>
+        </w:tabs>
+        <w:ind w:start="0" w:hanging="0"/>
+      </w:pPr>
+    </w:lvl>
+    <w:lvl w:ilvl="8">
+      <w:start w:val="1"/>
+      <w:numFmt w:val="none"/>
+      <w:suff w:val="nothing"/>
+      <w:lvlText w:val=""/>
+      <w:lvlJc w:val="start"/>
+      <w:pPr>
+        <w:tabs>
+          <w:tab w:val="num" w:pos="0"/>
+        </w:tabs>
+        <w:ind w:start="0" w:hanging="0"/>
       </w:pPr>
     </w:lvl>
   </w:abstractNum>
-  <w:num w:numId="1" w16cid:durableId="1299844945">
+  <w:num w:numId="1">
     <w:abstractNumId w:val="1"/>
   </w:num>
-  <w:num w:numId="2" w16cid:durableId="1249541275">
-    <w:abstractNumId w:val="0"/>
+  <w:num w:numId="2">
+    <w:abstractNumId w:val="2"/>
   </w:num>
-  <w:num w:numId="3" w16cid:durableId="633371027">
+  <w:num w:numId="3">
+    <w:abstractNumId w:val="3"/>
+  </w:num>
+  <w:num w:numId="4">
+    <w:abstractNumId w:val="4"/>
+  </w:num>
+  <w:num w:numId="5">
     <w:abstractNumId w:val="5"/>
   </w:num>
-  <w:num w:numId="4" w16cid:durableId="1172574623">
-    <w:abstractNumId w:val="4"/>
-  </w:num>
-  <w:num w:numId="5" w16cid:durableId="1934706343">
+  <w:num w:numId="6">
     <w:abstractNumId w:val="6"/>
   </w:num>
-  <w:num w:numId="6" w16cid:durableId="817500491">
-    <w:abstractNumId w:val="2"/>
-  </w:num>
-  <w:num w:numId="7" w16cid:durableId="1997488699">
-    <w:abstractNumId w:val="3"/>
-  </w:num>
-  <w:num w:numId="8" w16cid:durableId="891232782">
+  <w:num w:numId="7">
     <w:abstractNumId w:val="7"/>
   </w:num>
-  <w:num w:numId="9" w16cid:durableId="458761372">
+  <w:num w:numId="8">
+    <w:abstractNumId w:val="8"/>
+  </w:num>
+  <w:num w:numId="9">
     <w:abstractNumId w:val="4"/>
     <w:lvlOverride w:ilvl="0">
-      <w:startOverride w:val="1"/>
       <w:lvl w:ilvl="0">
         <w:start w:val="1"/>
         <w:numFmt w:val="decimal"/>
         <w:lvlText w:val=""/>
-        <w:lvlJc w:val="left"/>
+        <w:lvlJc w:val="start"/>
+        <w:pPr>
+          <w:tabs>
+            <w:tab w:val="num" w:pos="720"/>
+          </w:tabs>
+          <w:ind w:start="720" w:hanging="360"/>
+        </w:pPr>
+        <w:rPr/>
       </w:lvl>
+      <w:startOverride w:val="1"/>
+    </w:lvlOverride>
+    <w:lvlOverride w:ilvl="0">
+      <w:startOverride w:val="1"/>
     </w:lvlOverride>
     <w:lvlOverride w:ilvl="1">
-      <w:startOverride w:val="1"/>
       <w:lvl w:ilvl="1">
         <w:start w:val="1"/>
         <w:numFmt w:val="decimal"/>
         <w:lvlText w:val="%2."/>
-        <w:lvlJc w:val="left"/>
+        <w:lvlJc w:val="start"/>
         <w:pPr>
           <w:tabs>
             <w:tab w:val="num" w:pos="1080"/>
           </w:tabs>
-          <w:ind w:left="1080" w:hanging="360"/>
+          <w:ind w:start="1080" w:hanging="360"/>
         </w:pPr>
+        <w:rPr/>
       </w:lvl>
     </w:lvlOverride>
   </w:num>
@@ -3671,11 +3691,11 @@
 </file>
 
 <file path=word/styles.xml><?xml version="1.0" encoding="utf-8"?>
-<w:styles xmlns:mc="http://schemas.openxmlformats.org/markup-compatibility/2006" xmlns:r="http://schemas.openxmlformats.org/officeDocument/2006/relationships" xmlns:w="http://schemas.openxmlformats.org/wordprocessingml/2006/main" xmlns:w14="http://schemas.microsoft.com/office/word/2010/wordml" xmlns:w15="http://schemas.microsoft.com/office/word/2012/wordml" xmlns:w16cex="http://schemas.microsoft.com/office/word/2018/wordml/cex" xmlns:w16cid="http://schemas.microsoft.com/office/word/2016/wordml/cid" xmlns:w16="http://schemas.microsoft.com/office/word/2018/wordml" xmlns:w16sdtdh="http://schemas.microsoft.com/office/word/2020/wordml/sdtdatahash" xmlns:w16se="http://schemas.microsoft.com/office/word/2015/wordml/symex" mc:Ignorable="w14 w15 w16se w16cid w16 w16cex w16sdtdh">
+<w:styles xmlns:w="http://schemas.openxmlformats.org/wordprocessingml/2006/main" xmlns:w14="http://schemas.microsoft.com/office/word/2010/wordml" xmlns:mc="http://schemas.openxmlformats.org/markup-compatibility/2006" mc:Ignorable="w14">
   <w:docDefaults>
     <w:rPrDefault>
       <w:rPr>
-        <w:rFonts w:ascii="Liberation Serif" w:eastAsia="Noto Serif CJK SC" w:hAnsi="Liberation Serif" w:cs="Noto Sans Devanagari"/>
+        <w:rFonts w:ascii="Liberation Serif" w:hAnsi="Liberation Serif" w:eastAsia="Noto Serif CJK SC" w:cs="Noto Sans Devanagari"/>
         <w:kern w:val="2"/>
         <w:sz w:val="24"/>
         <w:szCs w:val="24"/>
@@ -3684,21 +3704,21 @@
     </w:rPrDefault>
     <w:pPrDefault>
       <w:pPr>
-        <w:suppressAutoHyphens/>
+        <w:suppressAutoHyphens w:val="true"/>
       </w:pPr>
     </w:pPrDefault>
   </w:docDefaults>
   <w:latentStyles w:defLockedState="0" w:defUIPriority="99" w:defSemiHidden="0" w:defUnhideWhenUsed="0" w:defQFormat="0" w:count="376">
     <w:lsdException w:name="Normal" w:uiPriority="0" w:qFormat="1"/>
     <w:lsdException w:name="heading 1" w:uiPriority="9" w:qFormat="1"/>
-    <w:lsdException w:name="heading 2" w:semiHidden="1" w:uiPriority="9" w:unhideWhenUsed="1" w:qFormat="1"/>
-    <w:lsdException w:name="heading 3" w:semiHidden="1" w:uiPriority="9" w:unhideWhenUsed="1" w:qFormat="1"/>
-    <w:lsdException w:name="heading 4" w:semiHidden="1" w:uiPriority="9" w:unhideWhenUsed="1" w:qFormat="1"/>
-    <w:lsdException w:name="heading 5" w:semiHidden="1" w:uiPriority="9" w:unhideWhenUsed="1" w:qFormat="1"/>
-    <w:lsdException w:name="heading 6" w:semiHidden="1" w:uiPriority="9" w:unhideWhenUsed="1" w:qFormat="1"/>
-    <w:lsdException w:name="heading 7" w:semiHidden="1" w:uiPriority="9" w:unhideWhenUsed="1" w:qFormat="1"/>
-    <w:lsdException w:name="heading 8" w:semiHidden="1" w:uiPriority="9" w:unhideWhenUsed="1" w:qFormat="1"/>
-    <w:lsdException w:name="heading 9" w:semiHidden="1" w:uiPriority="9" w:unhideWhenUsed="1" w:qFormat="1"/>
+    <w:lsdException w:name="heading 2" w:uiPriority="9" w:semiHidden="1" w:unhideWhenUsed="1" w:qFormat="1"/>
+    <w:lsdException w:name="heading 3" w:uiPriority="9" w:semiHidden="1" w:unhideWhenUsed="1" w:qFormat="1"/>
+    <w:lsdException w:name="heading 4" w:uiPriority="9" w:semiHidden="1" w:unhideWhenUsed="1" w:qFormat="1"/>
+    <w:lsdException w:name="heading 5" w:uiPriority="9" w:semiHidden="1" w:unhideWhenUsed="1" w:qFormat="1"/>
+    <w:lsdException w:name="heading 6" w:uiPriority="9" w:semiHidden="1" w:unhideWhenUsed="1" w:qFormat="1"/>
+    <w:lsdException w:name="heading 7" w:uiPriority="9" w:semiHidden="1" w:unhideWhenUsed="1" w:qFormat="1"/>
+    <w:lsdException w:name="heading 8" w:uiPriority="9" w:semiHidden="1" w:unhideWhenUsed="1" w:qFormat="1"/>
+    <w:lsdException w:name="heading 9" w:uiPriority="9" w:semiHidden="1" w:unhideWhenUsed="1" w:qFormat="1"/>
     <w:lsdException w:name="index 1" w:semiHidden="1" w:unhideWhenUsed="1"/>
     <w:lsdException w:name="index 2" w:semiHidden="1" w:unhideWhenUsed="1"/>
     <w:lsdException w:name="index 3" w:semiHidden="1" w:unhideWhenUsed="1"/>
@@ -3708,22 +3728,22 @@
     <w:lsdException w:name="index 7" w:semiHidden="1" w:unhideWhenUsed="1"/>
     <w:lsdException w:name="index 8" w:semiHidden="1" w:unhideWhenUsed="1"/>
     <w:lsdException w:name="index 9" w:semiHidden="1" w:unhideWhenUsed="1"/>
-    <w:lsdException w:name="toc 1" w:semiHidden="1" w:uiPriority="39" w:unhideWhenUsed="1"/>
-    <w:lsdException w:name="toc 2" w:semiHidden="1" w:uiPriority="39" w:unhideWhenUsed="1"/>
-    <w:lsdException w:name="toc 3" w:semiHidden="1" w:uiPriority="39" w:unhideWhenUsed="1"/>
-    <w:lsdException w:name="toc 4" w:semiHidden="1" w:uiPriority="39" w:unhideWhenUsed="1"/>
-    <w:lsdException w:name="toc 5" w:semiHidden="1" w:uiPriority="39" w:unhideWhenUsed="1"/>
-    <w:lsdException w:name="toc 6" w:semiHidden="1" w:uiPriority="39" w:unhideWhenUsed="1"/>
-    <w:lsdException w:name="toc 7" w:semiHidden="1" w:uiPriority="39" w:unhideWhenUsed="1"/>
-    <w:lsdException w:name="toc 8" w:semiHidden="1" w:uiPriority="39" w:unhideWhenUsed="1"/>
-    <w:lsdException w:name="toc 9" w:semiHidden="1" w:uiPriority="39" w:unhideWhenUsed="1"/>
+    <w:lsdException w:name="toc 1" w:uiPriority="39" w:semiHidden="1" w:unhideWhenUsed="1"/>
+    <w:lsdException w:name="toc 2" w:uiPriority="39" w:semiHidden="1" w:unhideWhenUsed="1"/>
+    <w:lsdException w:name="toc 3" w:uiPriority="39" w:semiHidden="1" w:unhideWhenUsed="1"/>
+    <w:lsdException w:name="toc 4" w:uiPriority="39" w:semiHidden="1" w:unhideWhenUsed="1"/>
+    <w:lsdException w:name="toc 5" w:uiPriority="39" w:semiHidden="1" w:unhideWhenUsed="1"/>
+    <w:lsdException w:name="toc 6" w:uiPriority="39" w:semiHidden="1" w:unhideWhenUsed="1"/>
+    <w:lsdException w:name="toc 7" w:uiPriority="39" w:semiHidden="1" w:unhideWhenUsed="1"/>
+    <w:lsdException w:name="toc 8" w:uiPriority="39" w:semiHidden="1" w:unhideWhenUsed="1"/>
+    <w:lsdException w:name="toc 9" w:uiPriority="39" w:semiHidden="1" w:unhideWhenUsed="1"/>
     <w:lsdException w:name="Normal Indent" w:semiHidden="1" w:unhideWhenUsed="1"/>
     <w:lsdException w:name="footnote text" w:semiHidden="1" w:unhideWhenUsed="1"/>
     <w:lsdException w:name="annotation text" w:semiHidden="1" w:unhideWhenUsed="1"/>
     <w:lsdException w:name="header" w:semiHidden="1" w:unhideWhenUsed="1"/>
     <w:lsdException w:name="footer" w:semiHidden="1" w:unhideWhenUsed="1"/>
     <w:lsdException w:name="index heading" w:semiHidden="1" w:unhideWhenUsed="1"/>
-    <w:lsdException w:name="caption" w:semiHidden="1" w:uiPriority="35" w:unhideWhenUsed="1" w:qFormat="1"/>
+    <w:lsdException w:name="caption" w:uiPriority="35" w:semiHidden="1" w:unhideWhenUsed="1" w:qFormat="1"/>
     <w:lsdException w:name="table of figures" w:semiHidden="1" w:unhideWhenUsed="1"/>
     <w:lsdException w:name="envelope address" w:semiHidden="1" w:unhideWhenUsed="1"/>
     <w:lsdException w:name="envelope return" w:semiHidden="1" w:unhideWhenUsed="1"/>
@@ -3754,7 +3774,7 @@
     <w:lsdException w:name="Title" w:uiPriority="10" w:qFormat="1"/>
     <w:lsdException w:name="Closing" w:semiHidden="1" w:unhideWhenUsed="1"/>
     <w:lsdException w:name="Signature" w:semiHidden="1" w:unhideWhenUsed="1"/>
-    <w:lsdException w:name="Default Paragraph Font" w:semiHidden="1" w:uiPriority="1" w:unhideWhenUsed="1"/>
+    <w:lsdException w:name="Default Paragraph Font" w:uiPriority="1" w:semiHidden="1" w:unhideWhenUsed="1"/>
     <w:lsdException w:name="Body Text" w:semiHidden="1" w:unhideWhenUsed="1"/>
     <w:lsdException w:name="Body Text Indent" w:semiHidden="1" w:unhideWhenUsed="1"/>
     <w:lsdException w:name="List Continue" w:semiHidden="1" w:unhideWhenUsed="1"/>
@@ -3954,8 +3974,8 @@
     <w:lsdException w:name="Subtle Reference" w:uiPriority="31" w:qFormat="1"/>
     <w:lsdException w:name="Intense Reference" w:uiPriority="32" w:qFormat="1"/>
     <w:lsdException w:name="Book Title" w:uiPriority="33" w:qFormat="1"/>
-    <w:lsdException w:name="Bibliography" w:semiHidden="1" w:uiPriority="37" w:unhideWhenUsed="1"/>
-    <w:lsdException w:name="TOC Heading" w:semiHidden="1" w:uiPriority="39" w:unhideWhenUsed="1" w:qFormat="1"/>
+    <w:lsdException w:name="Bibliography" w:uiPriority="37" w:semiHidden="1" w:unhideWhenUsed="1"/>
+    <w:lsdException w:name="TOC Heading" w:uiPriority="39" w:semiHidden="1" w:unhideWhenUsed="1" w:qFormat="1"/>
     <w:lsdException w:name="Plain Table 1" w:uiPriority="41"/>
     <w:lsdException w:name="Plain Table 2" w:uiPriority="42"/>
     <w:lsdException w:name="Plain Table 3" w:uiPriority="43"/>
@@ -4066,18 +4086,34 @@
     <w:lsdException w:name="Unresolved Mention" w:semiHidden="1" w:unhideWhenUsed="1"/>
     <w:lsdException w:name="Smart Link" w:semiHidden="1" w:unhideWhenUsed="1"/>
   </w:latentStyles>
-  <w:style w:type="paragraph" w:default="1" w:styleId="Normal">
+  <w:style w:type="paragraph" w:styleId="Normal" w:default="1">
     <w:name w:val="Normal"/>
     <w:qFormat/>
+    <w:pPr>
+      <w:widowControl/>
+      <w:suppressAutoHyphens w:val="true"/>
+      <w:bidi w:val="0"/>
+      <w:spacing w:before="0" w:after="0"/>
+      <w:jc w:val="start"/>
+    </w:pPr>
+    <w:rPr>
+      <w:rFonts w:ascii="Liberation Serif" w:hAnsi="Liberation Serif" w:eastAsia="Noto Serif CJK SC" w:cs="Noto Sans Devanagari"/>
+      <w:color w:val="auto"/>
+      <w:kern w:val="2"/>
+      <w:sz w:val="24"/>
+      <w:szCs w:val="24"/>
+      <w:lang w:val="fr-FR" w:eastAsia="zh-CN" w:bidi="hi-IN"/>
+    </w:rPr>
   </w:style>
-  <w:style w:type="paragraph" w:styleId="Titre1">
-    <w:name w:val="heading 1"/>
-    <w:basedOn w:val="Titre"/>
-    <w:next w:val="Corpsdetexte"/>
+  <w:style w:type="paragraph" w:styleId="Heading1">
+    <w:name w:val="Heading 1"/>
+    <w:basedOn w:val="Title"/>
+    <w:next w:val="BodyText"/>
     <w:uiPriority w:val="9"/>
     <w:qFormat/>
     <w:pPr>
       <w:numPr>
+        <w:ilvl w:val="0"/>
         <w:numId w:val="1"/>
       </w:numPr>
       <w:outlineLvl w:val="0"/>
@@ -4089,10 +4125,10 @@
       <w:szCs w:val="36"/>
     </w:rPr>
   </w:style>
-  <w:style w:type="paragraph" w:styleId="Titre2">
-    <w:name w:val="heading 2"/>
-    <w:basedOn w:val="Titre"/>
-    <w:next w:val="Corpsdetexte"/>
+  <w:style w:type="paragraph" w:styleId="Heading2">
+    <w:name w:val="Heading 2"/>
+    <w:basedOn w:val="Title"/>
+    <w:next w:val="BodyText"/>
     <w:uiPriority w:val="9"/>
     <w:unhideWhenUsed/>
     <w:qFormat/>
@@ -4101,7 +4137,7 @@
         <w:ilvl w:val="1"/>
         <w:numId w:val="1"/>
       </w:numPr>
-      <w:spacing w:before="200"/>
+      <w:spacing w:before="200" w:after="120"/>
       <w:outlineLvl w:val="1"/>
     </w:pPr>
     <w:rPr>
@@ -4111,34 +4147,15 @@
       <w:szCs w:val="32"/>
     </w:rPr>
   </w:style>
-  <w:style w:type="character" w:default="1" w:styleId="Policepardfaut">
+  <w:style w:type="character" w:styleId="DefaultParagraphFont" w:default="1">
     <w:name w:val="Default Paragraph Font"/>
     <w:uiPriority w:val="1"/>
     <w:semiHidden/>
     <w:unhideWhenUsed/>
+    <w:qFormat/>
+    <w:rPr/>
   </w:style>
-  <w:style w:type="table" w:default="1" w:styleId="TableauNormal">
-    <w:name w:val="Normal Table"/>
-    <w:uiPriority w:val="99"/>
-    <w:semiHidden/>
-    <w:unhideWhenUsed/>
-    <w:tblPr>
-      <w:tblInd w:w="0" w:type="dxa"/>
-      <w:tblCellMar>
-        <w:top w:w="0" w:type="dxa"/>
-        <w:left w:w="108" w:type="dxa"/>
-        <w:bottom w:w="0" w:type="dxa"/>
-        <w:right w:w="108" w:type="dxa"/>
-      </w:tblCellMar>
-    </w:tblPr>
-  </w:style>
-  <w:style w:type="numbering" w:default="1" w:styleId="Aucuneliste">
-    <w:name w:val="No List"/>
-    <w:uiPriority w:val="99"/>
-    <w:semiHidden/>
-    <w:unhideWhenUsed/>
-  </w:style>
-  <w:style w:type="character" w:styleId="Hyperlien">
+  <w:style w:type="character" w:styleId="Hyperlink">
     <w:name w:val="Hyperlink"/>
     <w:uiPriority w:val="99"/>
     <w:rPr>
@@ -4146,43 +4163,47 @@
       <w:u w:val="single"/>
     </w:rPr>
   </w:style>
-  <w:style w:type="character" w:customStyle="1" w:styleId="Caractresdenumrotation">
+  <w:style w:type="character" w:styleId="Caractresdenumrotation" w:customStyle="1">
     <w:name w:val="Caractères de numérotation"/>
     <w:qFormat/>
+    <w:rPr/>
   </w:style>
-  <w:style w:type="character" w:customStyle="1" w:styleId="Sautdindex">
+  <w:style w:type="character" w:styleId="Sautdindex" w:customStyle="1">
     <w:name w:val="Saut d'index"/>
     <w:qFormat/>
+    <w:rPr/>
   </w:style>
   <w:style w:type="paragraph" w:styleId="Titre">
-    <w:name w:val="Title"/>
+    <w:name w:val="Titre"/>
     <w:basedOn w:val="Normal"/>
-    <w:next w:val="Corpsdetexte"/>
-    <w:uiPriority w:val="10"/>
+    <w:next w:val="BodyText"/>
     <w:qFormat/>
     <w:pPr>
-      <w:keepNext/>
+      <w:keepNext w:val="true"/>
       <w:spacing w:before="240" w:after="120"/>
     </w:pPr>
     <w:rPr>
-      <w:rFonts w:ascii="Liberation Sans" w:eastAsia="Noto Sans CJK SC" w:hAnsi="Liberation Sans"/>
+      <w:rFonts w:ascii="Liberation Sans" w:hAnsi="Liberation Sans" w:eastAsia="Noto Sans CJK SC" w:cs="Noto Sans Devanagari"/>
       <w:sz w:val="28"/>
       <w:szCs w:val="28"/>
     </w:rPr>
   </w:style>
-  <w:style w:type="paragraph" w:styleId="Corpsdetexte">
+  <w:style w:type="paragraph" w:styleId="BodyText">
     <w:name w:val="Body Text"/>
     <w:basedOn w:val="Normal"/>
     <w:pPr>
-      <w:spacing w:after="140" w:line="276" w:lineRule="auto"/>
+      <w:spacing w:lineRule="auto" w:line="276" w:before="0" w:after="140"/>
     </w:pPr>
+    <w:rPr/>
   </w:style>
-  <w:style w:type="paragraph" w:styleId="Liste">
+  <w:style w:type="paragraph" w:styleId="List">
     <w:name w:val="List"/>
-    <w:basedOn w:val="Corpsdetexte"/>
+    <w:basedOn w:val="BodyText"/>
+    <w:pPr/>
+    <w:rPr/>
   </w:style>
-  <w:style w:type="paragraph" w:styleId="Lgende">
-    <w:name w:val="caption"/>
+  <w:style w:type="paragraph" w:styleId="Caption">
+    <w:name w:val="Caption"/>
     <w:basedOn w:val="Normal"/>
     <w:qFormat/>
     <w:pPr>
@@ -4194,17 +4215,34 @@
       <w:iCs/>
     </w:rPr>
   </w:style>
-  <w:style w:type="paragraph" w:customStyle="1" w:styleId="Index">
+  <w:style w:type="paragraph" w:styleId="Index" w:customStyle="1">
     <w:name w:val="Index"/>
     <w:basedOn w:val="Normal"/>
     <w:qFormat/>
     <w:pPr>
       <w:suppressLineNumbers/>
     </w:pPr>
+    <w:rPr/>
   </w:style>
-  <w:style w:type="paragraph" w:styleId="Titreindex">
-    <w:name w:val="index heading"/>
-    <w:basedOn w:val="Titre"/>
+  <w:style w:type="paragraph" w:styleId="Title">
+    <w:name w:val="Title"/>
+    <w:basedOn w:val="Normal"/>
+    <w:next w:val="BodyText"/>
+    <w:uiPriority w:val="10"/>
+    <w:qFormat/>
+    <w:pPr>
+      <w:keepNext w:val="true"/>
+      <w:spacing w:before="240" w:after="120"/>
+    </w:pPr>
+    <w:rPr>
+      <w:rFonts w:ascii="Liberation Sans" w:hAnsi="Liberation Sans" w:eastAsia="Noto Sans CJK SC"/>
+      <w:sz w:val="28"/>
+      <w:szCs w:val="28"/>
+    </w:rPr>
+  </w:style>
+  <w:style w:type="paragraph" w:styleId="IndexHeading">
+    <w:name w:val="Index Heading"/>
+    <w:basedOn w:val="Title"/>
     <w:pPr>
       <w:suppressLineNumbers/>
     </w:pPr>
@@ -4215,97 +4253,124 @@
       <w:szCs w:val="32"/>
     </w:rPr>
   </w:style>
-  <w:style w:type="paragraph" w:styleId="En-ttedetabledesmatires">
+  <w:style w:type="paragraph" w:styleId="TOCHeading">
     <w:name w:val="TOC Heading"/>
-    <w:basedOn w:val="Titreindex"/>
+    <w:basedOn w:val="IndexHeading"/>
     <w:qFormat/>
+    <w:pPr/>
     <w:rPr>
       <w:rFonts w:ascii="Segoe UI" w:hAnsi="Segoe UI"/>
     </w:rPr>
   </w:style>
-  <w:style w:type="paragraph" w:styleId="TM1">
-    <w:name w:val="toc 1"/>
+  <w:style w:type="paragraph" w:styleId="TOC1">
+    <w:name w:val="TOC 1"/>
     <w:basedOn w:val="Index"/>
     <w:pPr>
       <w:tabs>
-        <w:tab w:val="right" w:leader="dot" w:pos="9638"/>
+        <w:tab w:val="clear" w:pos="643"/>
+        <w:tab w:val="right" w:pos="9638" w:leader="dot"/>
       </w:tabs>
     </w:pPr>
+    <w:rPr/>
   </w:style>
-  <w:style w:type="paragraph" w:styleId="TM2">
-    <w:name w:val="toc 2"/>
+  <w:style w:type="paragraph" w:styleId="TOC2">
+    <w:name w:val="TOC 2"/>
     <w:basedOn w:val="Index"/>
     <w:uiPriority w:val="39"/>
     <w:pPr>
       <w:tabs>
-        <w:tab w:val="right" w:leader="dot" w:pos="9355"/>
+        <w:tab w:val="clear" w:pos="643"/>
+        <w:tab w:val="right" w:pos="9355" w:leader="dot"/>
       </w:tabs>
-      <w:ind w:left="283"/>
+      <w:ind w:start="283"/>
     </w:pPr>
+    <w:rPr/>
   </w:style>
-  <w:style w:type="paragraph" w:customStyle="1" w:styleId="Contenudetableau">
+  <w:style w:type="paragraph" w:styleId="Contenudetableau" w:customStyle="1">
     <w:name w:val="Contenu de tableau"/>
     <w:basedOn w:val="Normal"/>
     <w:qFormat/>
     <w:pPr>
-      <w:widowControl w:val="0"/>
+      <w:widowControl w:val="false"/>
       <w:suppressLineNumbers/>
     </w:pPr>
+    <w:rPr/>
+  </w:style>
+  <w:style w:type="numbering" w:styleId="Pasdeliste" w:default="1">
+    <w:name w:val="Pas de liste"/>
+    <w:uiPriority w:val="99"/>
+    <w:semiHidden/>
+    <w:unhideWhenUsed/>
+    <w:qFormat/>
+  </w:style>
+  <w:style w:type="table" w:default="1" w:styleId="TableauNormal">
+    <w:name w:val="Normal Table"/>
+    <w:uiPriority w:val="99"/>
+    <w:semiHidden/>
+    <w:unhideWhenUsed/>
+    <w:tblPr>
+      <w:tblCellMar>
+        <w:top w:w="0" w:type="dxa"/>
+        <w:left w:w="108" w:type="dxa"/>
+        <w:bottom w:w="0" w:type="dxa"/>
+        <w:right w:w="108" w:type="dxa"/>
+      </w:tblCellMar>
+    </w:tblPr>
   </w:style>
 </w:styles>
 </file>
 
 <file path=word/theme/theme1.xml><?xml version="1.0" encoding="utf-8"?>
-<a:theme xmlns:a="http://schemas.openxmlformats.org/drawingml/2006/main" name="Office">
+<a:theme xmlns:a="http://schemas.openxmlformats.org/drawingml/2006/main" xmlns:r="http://schemas.openxmlformats.org/officeDocument/2006/relationships" name="Office">
   <a:themeElements>
     <a:clrScheme name="LibreOffice">
       <a:dk1>
         <a:srgbClr val="000000"/>
       </a:dk1>
       <a:lt1>
-        <a:srgbClr val="FFFFFF"/>
+        <a:srgbClr val="ffffff"/>
       </a:lt1>
       <a:dk2>
         <a:srgbClr val="000000"/>
       </a:dk2>
       <a:lt2>
-        <a:srgbClr val="FFFFFF"/>
+        <a:srgbClr val="ffffff"/>
       </a:lt2>
       <a:accent1>
-        <a:srgbClr val="18A303"/>
+        <a:srgbClr val="18a303"/>
       </a:accent1>
       <a:accent2>
-        <a:srgbClr val="0369A3"/>
+        <a:srgbClr val="0369a3"/>
       </a:accent2>
       <a:accent3>
-        <a:srgbClr val="A33E03"/>
+        <a:srgbClr val="a33e03"/>
       </a:accent3>
       <a:accent4>
-        <a:srgbClr val="8E03A3"/>
+        <a:srgbClr val="8e03a3"/>
       </a:accent4>
       <a:accent5>
-        <a:srgbClr val="C99C00"/>
+        <a:srgbClr val="c99c00"/>
       </a:accent5>
       <a:accent6>
-        <a:srgbClr val="C9211E"/>
+        <a:srgbClr val="c9211e"/>
       </a:accent6>
       <a:hlink>
-        <a:srgbClr val="0000EE"/>
+        <a:srgbClr val="0000ee"/>
       </a:hlink>
       <a:folHlink>
-        <a:srgbClr val="551A8B"/>
+        <a:srgbClr val="551a8b"/>
       </a:folHlink>
     </a:clrScheme>
     <a:fontScheme name="Office">
       <a:majorFont>
-        <a:latin typeface="Arial"/>
-        <a:ea typeface="DejaVu Sans"/>
-        <a:cs typeface="DejaVu Sans"/>
+        <a:latin typeface="Arial" pitchFamily="0" charset="1"/>
+        <a:ea typeface="DejaVu Sans" pitchFamily="0" charset="1"/>
+        <a:cs typeface="DejaVu Sans" pitchFamily="0" charset="1"/>
       </a:majorFont>
       <a:minorFont>
-        <a:latin typeface="Arial"/>
-        <a:ea typeface="DejaVu Sans"/>
-        <a:cs typeface="DejaVu Sans"/>
+        <a:latin typeface="Arial" pitchFamily="0" charset="1"/>
+        <a:ea typeface="DejaVu Sans" pitchFamily="0" charset="1"/>
+        <a:cs typeface="DejaVu Sans" pitchFamily="0" charset="1"/>
       </a:minorFont>
     </a:fontScheme>
     <a:fmtScheme>
@@ -4358,7 +4423,5 @@
       </a:bgFillStyleLst>
     </a:fmtScheme>
   </a:themeElements>
-  <a:objectDefaults/>
-  <a:extraClrSchemeLst/>
 </a:theme>
 </file>